--- a/geometry.docx
+++ b/geometry.docx
@@ -4,7 +4,52 @@
   <w:body>
     <w:p>
       <w:pPr>
-        <w:ind w:firstLine="720"/>
+        <w:rPr>
+          <w:lang w:val="en-US"/>
+        </w:rPr>
+      </w:pPr>
+      <w:r>
+        <w:rPr>
+          <w:lang w:val="en-US"/>
+        </w:rPr>
+        <w:t>Units – Các Đơn Vị:</w:t>
+      </w:r>
+      <w:bookmarkStart w:id="0" w:name="_GoBack"/>
+      <w:bookmarkEnd w:id="0"/>
+    </w:p>
+    <w:p>
+      <w:pPr>
+        <w:pStyle w:val="ListParagraph"/>
+        <w:numPr>
+          <w:ilvl w:val="0"/>
+          <w:numId w:val="12"/>
+        </w:numPr>
+        <w:pBdr>
+          <w:top w:val="single" w:sz="4" w:space="1" w:color="auto"/>
+          <w:left w:val="single" w:sz="4" w:space="4" w:color="auto"/>
+          <w:bottom w:val="single" w:sz="4" w:space="1" w:color="auto"/>
+          <w:right w:val="single" w:sz="4" w:space="4" w:color="auto"/>
+        </w:pBdr>
+        <w:rPr>
+          <w:lang w:val="en-US"/>
+        </w:rPr>
+      </w:pPr>
+      <w:r>
+        <w:rPr>
+          <w:lang w:val="en-US"/>
+        </w:rPr>
+        <w:t>1 inch = 2.54 cm</w:t>
+      </w:r>
+    </w:p>
+    <w:p>
+      <w:pPr>
+        <w:rPr>
+          <w:lang w:val="en-US"/>
+        </w:rPr>
+      </w:pPr>
+    </w:p>
+    <w:p>
+      <w:pPr>
         <w:rPr>
           <w:lang w:val="en-US"/>
         </w:rPr>
@@ -1790,6 +1835,7 @@
             <w:rFonts w:ascii="Cambria Math" w:eastAsiaTheme="minorEastAsia" w:hAnsi="Cambria Math"/>
             <w:lang w:val="en-US"/>
           </w:rPr>
+          <w:lastRenderedPageBreak/>
           <m:t>d=</m:t>
         </m:r>
         <m:f>
@@ -2018,7 +2064,6 @@
             <w:rFonts w:ascii="Cambria Math" w:eastAsiaTheme="minorEastAsia" w:hAnsi="Cambria Math"/>
             <w:lang w:val="en-US"/>
           </w:rPr>
-          <w:lastRenderedPageBreak/>
           <m:t>R=</m:t>
         </m:r>
         <m:f>
@@ -3547,7 +3592,6 @@
         <w:rPr>
           <w:lang w:val="en-US"/>
         </w:rPr>
-        <w:lastRenderedPageBreak/>
         <w:t>Spherical Coordinate System – Hệ Tọa Độ Cầu:</w:t>
       </w:r>
     </w:p>
@@ -4399,8 +4443,6 @@
         </w:rPr>
         <w:t>Polar Coordinate System – Hệ Tọa Độ Phân Cực:</w:t>
       </w:r>
-      <w:bookmarkStart w:id="0" w:name="_GoBack"/>
-      <w:bookmarkEnd w:id="0"/>
     </w:p>
     <w:p>
       <w:pPr>
@@ -4447,13 +4489,7 @@
         <w:rPr>
           <w:lang w:val="en-US"/>
         </w:rPr>
-        <w:t>Tọa độ Decartes sang tọa độ</w:t>
-      </w:r>
-      <w:r>
-        <w:rPr>
-          <w:lang w:val="en-US"/>
-        </w:rPr>
-        <w:t xml:space="preserve"> phân cực</w:t>
+        <w:t>Tọa độ Decartes sang tọa độ phân cực</w:t>
       </w:r>
     </w:p>
     <w:p>
@@ -4685,25 +4721,7 @@
         <w:rPr>
           <w:lang w:val="en-US"/>
         </w:rPr>
-        <w:t>x, y</w:t>
-      </w:r>
-      <w:r>
-        <w:rPr>
-          <w:lang w:val="en-US"/>
-        </w:rPr>
-        <w:t xml:space="preserve"> lần lượt là hoành độ, tung độ</w:t>
-      </w:r>
-      <w:r>
-        <w:rPr>
-          <w:lang w:val="en-US"/>
-        </w:rPr>
-        <w:t xml:space="preserve"> </w:t>
-      </w:r>
-      <w:r>
-        <w:rPr>
-          <w:lang w:val="en-US"/>
-        </w:rPr>
-        <w:t>của điểm</w:t>
+        <w:t>x, y lần lượt là hoành độ, tung độ của điểm</w:t>
       </w:r>
     </w:p>
     <w:p>
@@ -4721,19 +4739,7 @@
         <w:rPr>
           <w:lang w:val="en-US"/>
         </w:rPr>
-        <w:t>Tọa độ</w:t>
-      </w:r>
-      <w:r>
-        <w:rPr>
-          <w:lang w:val="en-US"/>
-        </w:rPr>
-        <w:t xml:space="preserve"> phân cực</w:t>
-      </w:r>
-      <w:r>
-        <w:rPr>
-          <w:lang w:val="en-US"/>
-        </w:rPr>
-        <w:t xml:space="preserve"> sang tọa độ Descartes</w:t>
+        <w:t>Tọa độ phân cực sang tọa độ Descartes</w:t>
       </w:r>
     </w:p>
     <w:p>
@@ -4878,19 +4884,7 @@
         <w:rPr>
           <w:lang w:val="en-US"/>
         </w:rPr>
-        <w:t xml:space="preserve"> là góc giữa Vector tọa độ điểm hợp với tia O</w:t>
-      </w:r>
-      <w:r>
-        <w:rPr>
-          <w:lang w:val="en-US"/>
-        </w:rPr>
-        <w:t xml:space="preserve">x, </w:t>
-      </w:r>
-      <w:r>
-        <w:rPr>
-          <w:lang w:val="en-US"/>
-        </w:rPr>
-        <w:t>chiều tăng góc là chiều quét từ tia Ox sang tia Oy</w:t>
+        <w:t xml:space="preserve"> là góc giữa Vector tọa độ điểm hợp với tia Ox, chiều tăng góc là chiều quét từ tia Ox sang tia Oy</w:t>
       </w:r>
     </w:p>
     <w:sectPr>
@@ -4903,6 +4897,56 @@
 </w:document>
 </file>
 
+<file path=word/endnotes.xml><?xml version="1.0" encoding="utf-8"?>
+<w:endnotes xmlns:wpc="http://schemas.microsoft.com/office/word/2010/wordprocessingCanvas" xmlns:mc="http://schemas.openxmlformats.org/markup-compatibility/2006" xmlns:o="urn:schemas-microsoft-com:office:office" xmlns:r="http://schemas.openxmlformats.org/officeDocument/2006/relationships" xmlns:m="http://schemas.openxmlformats.org/officeDocument/2006/math" xmlns:v="urn:schemas-microsoft-com:vml" xmlns:wp14="http://schemas.microsoft.com/office/word/2010/wordprocessingDrawing" xmlns:wp="http://schemas.openxmlformats.org/drawingml/2006/wordprocessingDrawing" xmlns:w10="urn:schemas-microsoft-com:office:word" xmlns:w="http://schemas.openxmlformats.org/wordprocessingml/2006/main" xmlns:w14="http://schemas.microsoft.com/office/word/2010/wordml" xmlns:wpg="http://schemas.microsoft.com/office/word/2010/wordprocessingGroup" xmlns:wpi="http://schemas.microsoft.com/office/word/2010/wordprocessingInk" xmlns:wne="http://schemas.microsoft.com/office/word/2006/wordml" xmlns:wps="http://schemas.microsoft.com/office/word/2010/wordprocessingShape" mc:Ignorable="w14 wp14">
+  <w:endnote w:type="separator" w:id="-1">
+    <w:p>
+      <w:pPr>
+        <w:spacing w:after="0" w:line="240" w:lineRule="auto"/>
+      </w:pPr>
+      <w:r>
+        <w:separator/>
+      </w:r>
+    </w:p>
+  </w:endnote>
+  <w:endnote w:type="continuationSeparator" w:id="0">
+    <w:p>
+      <w:pPr>
+        <w:spacing w:after="0" w:line="240" w:lineRule="auto"/>
+      </w:pPr>
+      <w:r>
+        <w:continuationSeparator/>
+      </w:r>
+    </w:p>
+  </w:endnote>
+</w:endnotes>
+</file>
+
+<file path=word/footnotes.xml><?xml version="1.0" encoding="utf-8"?>
+<w:footnotes xmlns:wpc="http://schemas.microsoft.com/office/word/2010/wordprocessingCanvas" xmlns:mc="http://schemas.openxmlformats.org/markup-compatibility/2006" xmlns:o="urn:schemas-microsoft-com:office:office" xmlns:r="http://schemas.openxmlformats.org/officeDocument/2006/relationships" xmlns:m="http://schemas.openxmlformats.org/officeDocument/2006/math" xmlns:v="urn:schemas-microsoft-com:vml" xmlns:wp14="http://schemas.microsoft.com/office/word/2010/wordprocessingDrawing" xmlns:wp="http://schemas.openxmlformats.org/drawingml/2006/wordprocessingDrawing" xmlns:w10="urn:schemas-microsoft-com:office:word" xmlns:w="http://schemas.openxmlformats.org/wordprocessingml/2006/main" xmlns:w14="http://schemas.microsoft.com/office/word/2010/wordml" xmlns:wpg="http://schemas.microsoft.com/office/word/2010/wordprocessingGroup" xmlns:wpi="http://schemas.microsoft.com/office/word/2010/wordprocessingInk" xmlns:wne="http://schemas.microsoft.com/office/word/2006/wordml" xmlns:wps="http://schemas.microsoft.com/office/word/2010/wordprocessingShape" mc:Ignorable="w14 wp14">
+  <w:footnote w:type="separator" w:id="-1">
+    <w:p>
+      <w:pPr>
+        <w:spacing w:after="0" w:line="240" w:lineRule="auto"/>
+      </w:pPr>
+      <w:r>
+        <w:separator/>
+      </w:r>
+    </w:p>
+  </w:footnote>
+  <w:footnote w:type="continuationSeparator" w:id="0">
+    <w:p>
+      <w:pPr>
+        <w:spacing w:after="0" w:line="240" w:lineRule="auto"/>
+      </w:pPr>
+      <w:r>
+        <w:continuationSeparator/>
+      </w:r>
+    </w:p>
+  </w:footnote>
+</w:footnotes>
+</file>
+
 <file path=word/numbering.xml><?xml version="1.0" encoding="utf-8"?>
 <w:numbering xmlns:wpc="http://schemas.microsoft.com/office/word/2010/wordprocessingCanvas" xmlns:mc="http://schemas.openxmlformats.org/markup-compatibility/2006" xmlns:o="urn:schemas-microsoft-com:office:office" xmlns:r="http://schemas.openxmlformats.org/officeDocument/2006/relationships" xmlns:m="http://schemas.openxmlformats.org/officeDocument/2006/math" xmlns:v="urn:schemas-microsoft-com:vml" xmlns:wp14="http://schemas.microsoft.com/office/word/2010/wordprocessingDrawing" xmlns:wp="http://schemas.openxmlformats.org/drawingml/2006/wordprocessingDrawing" xmlns:w10="urn:schemas-microsoft-com:office:word" xmlns:w="http://schemas.openxmlformats.org/wordprocessingml/2006/main" xmlns:w14="http://schemas.microsoft.com/office/word/2010/wordml" xmlns:wpg="http://schemas.microsoft.com/office/word/2010/wordprocessingGroup" xmlns:wpi="http://schemas.microsoft.com/office/word/2010/wordprocessingInk" xmlns:wne="http://schemas.microsoft.com/office/word/2006/wordml" xmlns:wps="http://schemas.microsoft.com/office/word/2010/wordprocessingShape" mc:Ignorable="w14 wp14">
   <w:abstractNum w:abstractNumId="0">
@@ -5820,6 +5864,95 @@
     </w:lvl>
   </w:abstractNum>
   <w:abstractNum w:abstractNumId="10">
+    <w:nsid w:val="729B7FE4"/>
+    <w:multiLevelType w:val="hybridMultilevel"/>
+    <w:tmpl w:val="ACEED444"/>
+    <w:lvl w:ilvl="0" w:tplc="B0E0FFE6">
+      <w:start w:val="1"/>
+      <w:numFmt w:val="decimal"/>
+      <w:lvlText w:val="%1."/>
+      <w:lvlJc w:val="left"/>
+      <w:pPr>
+        <w:ind w:left="1080" w:hanging="360"/>
+      </w:pPr>
+      <w:rPr>
+        <w:rFonts w:hint="default"/>
+      </w:rPr>
+    </w:lvl>
+    <w:lvl w:ilvl="1" w:tplc="042A0019" w:tentative="1">
+      <w:start w:val="1"/>
+      <w:numFmt w:val="lowerLetter"/>
+      <w:lvlText w:val="%2."/>
+      <w:lvlJc w:val="left"/>
+      <w:pPr>
+        <w:ind w:left="1800" w:hanging="360"/>
+      </w:pPr>
+    </w:lvl>
+    <w:lvl w:ilvl="2" w:tplc="042A001B" w:tentative="1">
+      <w:start w:val="1"/>
+      <w:numFmt w:val="lowerRoman"/>
+      <w:lvlText w:val="%3."/>
+      <w:lvlJc w:val="right"/>
+      <w:pPr>
+        <w:ind w:left="2520" w:hanging="180"/>
+      </w:pPr>
+    </w:lvl>
+    <w:lvl w:ilvl="3" w:tplc="042A000F" w:tentative="1">
+      <w:start w:val="1"/>
+      <w:numFmt w:val="decimal"/>
+      <w:lvlText w:val="%4."/>
+      <w:lvlJc w:val="left"/>
+      <w:pPr>
+        <w:ind w:left="3240" w:hanging="360"/>
+      </w:pPr>
+    </w:lvl>
+    <w:lvl w:ilvl="4" w:tplc="042A0019" w:tentative="1">
+      <w:start w:val="1"/>
+      <w:numFmt w:val="lowerLetter"/>
+      <w:lvlText w:val="%5."/>
+      <w:lvlJc w:val="left"/>
+      <w:pPr>
+        <w:ind w:left="3960" w:hanging="360"/>
+      </w:pPr>
+    </w:lvl>
+    <w:lvl w:ilvl="5" w:tplc="042A001B" w:tentative="1">
+      <w:start w:val="1"/>
+      <w:numFmt w:val="lowerRoman"/>
+      <w:lvlText w:val="%6."/>
+      <w:lvlJc w:val="right"/>
+      <w:pPr>
+        <w:ind w:left="4680" w:hanging="180"/>
+      </w:pPr>
+    </w:lvl>
+    <w:lvl w:ilvl="6" w:tplc="042A000F" w:tentative="1">
+      <w:start w:val="1"/>
+      <w:numFmt w:val="decimal"/>
+      <w:lvlText w:val="%7."/>
+      <w:lvlJc w:val="left"/>
+      <w:pPr>
+        <w:ind w:left="5400" w:hanging="360"/>
+      </w:pPr>
+    </w:lvl>
+    <w:lvl w:ilvl="7" w:tplc="042A0019" w:tentative="1">
+      <w:start w:val="1"/>
+      <w:numFmt w:val="lowerLetter"/>
+      <w:lvlText w:val="%8."/>
+      <w:lvlJc w:val="left"/>
+      <w:pPr>
+        <w:ind w:left="6120" w:hanging="360"/>
+      </w:pPr>
+    </w:lvl>
+    <w:lvl w:ilvl="8" w:tplc="042A001B" w:tentative="1">
+      <w:start w:val="1"/>
+      <w:numFmt w:val="lowerRoman"/>
+      <w:lvlText w:val="%9."/>
+      <w:lvlJc w:val="right"/>
+      <w:pPr>
+        <w:ind w:left="6840" w:hanging="180"/>
+      </w:pPr>
+    </w:lvl>
+  </w:abstractNum>
+  <w:abstractNum w:abstractNumId="11">
     <w:nsid w:val="75AB67BA"/>
     <w:multiLevelType w:val="hybridMultilevel"/>
     <w:tmpl w:val="BADE687E"/>
@@ -5927,7 +6060,7 @@
     <w:abstractNumId w:val="1"/>
   </w:num>
   <w:num w:numId="7">
-    <w:abstractNumId w:val="10"/>
+    <w:abstractNumId w:val="11"/>
   </w:num>
   <w:num w:numId="8">
     <w:abstractNumId w:val="5"/>
@@ -5940,6 +6073,9 @@
   </w:num>
   <w:num w:numId="11">
     <w:abstractNumId w:val="8"/>
+  </w:num>
+  <w:num w:numId="12">
+    <w:abstractNumId w:val="10"/>
   </w:num>
 </w:numbering>
 </file>
@@ -6182,6 +6318,50 @@
       <w:color w:val="808080"/>
     </w:rPr>
   </w:style>
+  <w:style w:type="paragraph" w:styleId="Header">
+    <w:name w:val="header"/>
+    <w:basedOn w:val="Normal"/>
+    <w:link w:val="HeaderChar"/>
+    <w:uiPriority w:val="99"/>
+    <w:unhideWhenUsed/>
+    <w:rsid w:val="002C304D"/>
+    <w:pPr>
+      <w:tabs>
+        <w:tab w:val="center" w:pos="4513"/>
+        <w:tab w:val="right" w:pos="9026"/>
+      </w:tabs>
+      <w:spacing w:after="0" w:line="240" w:lineRule="auto"/>
+    </w:pPr>
+  </w:style>
+  <w:style w:type="character" w:customStyle="1" w:styleId="HeaderChar">
+    <w:name w:val="Header Char"/>
+    <w:basedOn w:val="DefaultParagraphFont"/>
+    <w:link w:val="Header"/>
+    <w:uiPriority w:val="99"/>
+    <w:rsid w:val="002C304D"/>
+  </w:style>
+  <w:style w:type="paragraph" w:styleId="Footer">
+    <w:name w:val="footer"/>
+    <w:basedOn w:val="Normal"/>
+    <w:link w:val="FooterChar"/>
+    <w:uiPriority w:val="99"/>
+    <w:unhideWhenUsed/>
+    <w:rsid w:val="002C304D"/>
+    <w:pPr>
+      <w:tabs>
+        <w:tab w:val="center" w:pos="4513"/>
+        <w:tab w:val="right" w:pos="9026"/>
+      </w:tabs>
+      <w:spacing w:after="0" w:line="240" w:lineRule="auto"/>
+    </w:pPr>
+  </w:style>
+  <w:style w:type="character" w:customStyle="1" w:styleId="FooterChar">
+    <w:name w:val="Footer Char"/>
+    <w:basedOn w:val="DefaultParagraphFont"/>
+    <w:link w:val="Footer"/>
+    <w:uiPriority w:val="99"/>
+    <w:rsid w:val="002C304D"/>
+  </w:style>
 </w:styles>
 </file>
 
@@ -6422,6 +6602,50 @@
     <w:rPr>
       <w:color w:val="808080"/>
     </w:rPr>
+  </w:style>
+  <w:style w:type="paragraph" w:styleId="Header">
+    <w:name w:val="header"/>
+    <w:basedOn w:val="Normal"/>
+    <w:link w:val="HeaderChar"/>
+    <w:uiPriority w:val="99"/>
+    <w:unhideWhenUsed/>
+    <w:rsid w:val="002C304D"/>
+    <w:pPr>
+      <w:tabs>
+        <w:tab w:val="center" w:pos="4513"/>
+        <w:tab w:val="right" w:pos="9026"/>
+      </w:tabs>
+      <w:spacing w:after="0" w:line="240" w:lineRule="auto"/>
+    </w:pPr>
+  </w:style>
+  <w:style w:type="character" w:customStyle="1" w:styleId="HeaderChar">
+    <w:name w:val="Header Char"/>
+    <w:basedOn w:val="DefaultParagraphFont"/>
+    <w:link w:val="Header"/>
+    <w:uiPriority w:val="99"/>
+    <w:rsid w:val="002C304D"/>
+  </w:style>
+  <w:style w:type="paragraph" w:styleId="Footer">
+    <w:name w:val="footer"/>
+    <w:basedOn w:val="Normal"/>
+    <w:link w:val="FooterChar"/>
+    <w:uiPriority w:val="99"/>
+    <w:unhideWhenUsed/>
+    <w:rsid w:val="002C304D"/>
+    <w:pPr>
+      <w:tabs>
+        <w:tab w:val="center" w:pos="4513"/>
+        <w:tab w:val="right" w:pos="9026"/>
+      </w:tabs>
+      <w:spacing w:after="0" w:line="240" w:lineRule="auto"/>
+    </w:pPr>
+  </w:style>
+  <w:style w:type="character" w:customStyle="1" w:styleId="FooterChar">
+    <w:name w:val="Footer Char"/>
+    <w:basedOn w:val="DefaultParagraphFont"/>
+    <w:link w:val="Footer"/>
+    <w:uiPriority w:val="99"/>
+    <w:rsid w:val="002C304D"/>
   </w:style>
 </w:styles>
 </file>

--- a/geometry.docx
+++ b/geometry.docx
@@ -14,8 +14,6 @@
         </w:rPr>
         <w:t>Units – Các Đơn Vị:</w:t>
       </w:r>
-      <w:bookmarkStart w:id="0" w:name="_GoBack"/>
-      <w:bookmarkEnd w:id="0"/>
     </w:p>
     <w:p>
       <w:pPr>
@@ -4283,7 +4281,14 @@
                   <w:rFonts w:ascii="Cambria Math" w:hAnsi="Cambria Math"/>
                   <w:lang w:val="en-US"/>
                 </w:rPr>
-                <m:t>z=rcos</m:t>
+                <m:t>z=r</m:t>
+              </m:r>
+              <m:r>
+                <w:rPr>
+                  <w:rFonts w:ascii="Cambria Math" w:hAnsi="Cambria Math"/>
+                  <w:lang w:val="en-US"/>
+                </w:rPr>
+                <m:t>cos</m:t>
               </m:r>
               <m:d>
                 <m:dPr>
@@ -4887,6 +4892,89 @@
         <w:t xml:space="preserve"> là góc giữa Vector tọa độ điểm hợp với tia Ox, chiều tăng góc là chiều quét từ tia Ox sang tia Oy</w:t>
       </w:r>
     </w:p>
+    <w:p>
+      <w:pPr>
+        <w:rPr>
+          <w:lang w:val="en-US"/>
+        </w:rPr>
+      </w:pPr>
+    </w:p>
+    <w:p>
+      <w:pPr>
+        <w:rPr>
+          <w:lang w:val="en-US"/>
+        </w:rPr>
+      </w:pPr>
+      <w:r>
+        <w:rPr>
+          <w:lang w:val="en-US"/>
+        </w:rPr>
+        <w:t>Voronoi Diagram – Sơ Đồ Voronoi:</w:t>
+      </w:r>
+    </w:p>
+    <w:p>
+      <w:pPr>
+        <w:pStyle w:val="ListParagraph"/>
+        <w:numPr>
+          <w:ilvl w:val="0"/>
+          <w:numId w:val="13"/>
+        </w:numPr>
+        <w:rPr>
+          <w:lang w:val="en-US"/>
+        </w:rPr>
+      </w:pPr>
+      <w:r>
+        <w:rPr>
+          <w:lang w:val="en-US"/>
+        </w:rPr>
+        <w:t>Tế Bào Voronoi?</w:t>
+      </w:r>
+    </w:p>
+    <w:p>
+      <w:pPr>
+        <w:pStyle w:val="ListParagraph"/>
+        <w:numPr>
+          <w:ilvl w:val="0"/>
+          <w:numId w:val="2"/>
+        </w:numPr>
+        <w:rPr>
+          <w:lang w:val="en-US"/>
+        </w:rPr>
+      </w:pPr>
+      <w:r>
+        <w:rPr>
+          <w:lang w:val="en-US"/>
+        </w:rPr>
+        <w:t xml:space="preserve">Giả sử trong không gian n chiều, ta có tập hợp hữu hạn các điểm trung tâm, khi đó vùng không gian xung quanh điểm trung tâm C, sao cho khoảng cách từ điểm </w:t>
+      </w:r>
+      <w:r>
+        <w:rPr>
+          <w:lang w:val="en-US"/>
+        </w:rPr>
+        <w:lastRenderedPageBreak/>
+        <w:t>bất kì trong đó đến C nhỏ hơn khoảng cách từ nó tới tất cả các điểm trung tâm khác, gọi là tế bào Voronoi</w:t>
+      </w:r>
+    </w:p>
+    <w:p>
+      <w:pPr>
+        <w:pStyle w:val="ListParagraph"/>
+        <w:numPr>
+          <w:ilvl w:val="0"/>
+          <w:numId w:val="2"/>
+        </w:numPr>
+        <w:rPr>
+          <w:lang w:val="en-US"/>
+        </w:rPr>
+      </w:pPr>
+      <w:r>
+        <w:rPr>
+          <w:lang w:val="en-US"/>
+        </w:rPr>
+        <w:t>Sơ đồ Voronoi là sơ đồ vẽ các tế bào Voronoi</w:t>
+      </w:r>
+      <w:bookmarkStart w:id="0" w:name="_GoBack"/>
+      <w:bookmarkEnd w:id="0"/>
+    </w:p>
     <w:sectPr>
       <w:pgSz w:w="11906" w:h="16838"/>
       <w:pgMar w:top="1440" w:right="1440" w:bottom="1440" w:left="1440" w:header="708" w:footer="708" w:gutter="0"/>
@@ -4950,6 +5038,95 @@
 <file path=word/numbering.xml><?xml version="1.0" encoding="utf-8"?>
 <w:numbering xmlns:wpc="http://schemas.microsoft.com/office/word/2010/wordprocessingCanvas" xmlns:mc="http://schemas.openxmlformats.org/markup-compatibility/2006" xmlns:o="urn:schemas-microsoft-com:office:office" xmlns:r="http://schemas.openxmlformats.org/officeDocument/2006/relationships" xmlns:m="http://schemas.openxmlformats.org/officeDocument/2006/math" xmlns:v="urn:schemas-microsoft-com:vml" xmlns:wp14="http://schemas.microsoft.com/office/word/2010/wordprocessingDrawing" xmlns:wp="http://schemas.openxmlformats.org/drawingml/2006/wordprocessingDrawing" xmlns:w10="urn:schemas-microsoft-com:office:word" xmlns:w="http://schemas.openxmlformats.org/wordprocessingml/2006/main" xmlns:w14="http://schemas.microsoft.com/office/word/2010/wordml" xmlns:wpg="http://schemas.microsoft.com/office/word/2010/wordprocessingGroup" xmlns:wpi="http://schemas.microsoft.com/office/word/2010/wordprocessingInk" xmlns:wne="http://schemas.microsoft.com/office/word/2006/wordml" xmlns:wps="http://schemas.microsoft.com/office/word/2010/wordprocessingShape" mc:Ignorable="w14 wp14">
   <w:abstractNum w:abstractNumId="0">
+    <w:nsid w:val="093570E4"/>
+    <w:multiLevelType w:val="hybridMultilevel"/>
+    <w:tmpl w:val="D7AC90FE"/>
+    <w:lvl w:ilvl="0" w:tplc="273230AE">
+      <w:start w:val="1"/>
+      <w:numFmt w:val="decimal"/>
+      <w:lvlText w:val="%1."/>
+      <w:lvlJc w:val="left"/>
+      <w:pPr>
+        <w:ind w:left="1080" w:hanging="360"/>
+      </w:pPr>
+      <w:rPr>
+        <w:rFonts w:hint="default"/>
+      </w:rPr>
+    </w:lvl>
+    <w:lvl w:ilvl="1" w:tplc="042A0019" w:tentative="1">
+      <w:start w:val="1"/>
+      <w:numFmt w:val="lowerLetter"/>
+      <w:lvlText w:val="%2."/>
+      <w:lvlJc w:val="left"/>
+      <w:pPr>
+        <w:ind w:left="1800" w:hanging="360"/>
+      </w:pPr>
+    </w:lvl>
+    <w:lvl w:ilvl="2" w:tplc="042A001B" w:tentative="1">
+      <w:start w:val="1"/>
+      <w:numFmt w:val="lowerRoman"/>
+      <w:lvlText w:val="%3."/>
+      <w:lvlJc w:val="right"/>
+      <w:pPr>
+        <w:ind w:left="2520" w:hanging="180"/>
+      </w:pPr>
+    </w:lvl>
+    <w:lvl w:ilvl="3" w:tplc="042A000F" w:tentative="1">
+      <w:start w:val="1"/>
+      <w:numFmt w:val="decimal"/>
+      <w:lvlText w:val="%4."/>
+      <w:lvlJc w:val="left"/>
+      <w:pPr>
+        <w:ind w:left="3240" w:hanging="360"/>
+      </w:pPr>
+    </w:lvl>
+    <w:lvl w:ilvl="4" w:tplc="042A0019" w:tentative="1">
+      <w:start w:val="1"/>
+      <w:numFmt w:val="lowerLetter"/>
+      <w:lvlText w:val="%5."/>
+      <w:lvlJc w:val="left"/>
+      <w:pPr>
+        <w:ind w:left="3960" w:hanging="360"/>
+      </w:pPr>
+    </w:lvl>
+    <w:lvl w:ilvl="5" w:tplc="042A001B" w:tentative="1">
+      <w:start w:val="1"/>
+      <w:numFmt w:val="lowerRoman"/>
+      <w:lvlText w:val="%6."/>
+      <w:lvlJc w:val="right"/>
+      <w:pPr>
+        <w:ind w:left="4680" w:hanging="180"/>
+      </w:pPr>
+    </w:lvl>
+    <w:lvl w:ilvl="6" w:tplc="042A000F" w:tentative="1">
+      <w:start w:val="1"/>
+      <w:numFmt w:val="decimal"/>
+      <w:lvlText w:val="%7."/>
+      <w:lvlJc w:val="left"/>
+      <w:pPr>
+        <w:ind w:left="5400" w:hanging="360"/>
+      </w:pPr>
+    </w:lvl>
+    <w:lvl w:ilvl="7" w:tplc="042A0019" w:tentative="1">
+      <w:start w:val="1"/>
+      <w:numFmt w:val="lowerLetter"/>
+      <w:lvlText w:val="%8."/>
+      <w:lvlJc w:val="left"/>
+      <w:pPr>
+        <w:ind w:left="6120" w:hanging="360"/>
+      </w:pPr>
+    </w:lvl>
+    <w:lvl w:ilvl="8" w:tplc="042A001B" w:tentative="1">
+      <w:start w:val="1"/>
+      <w:numFmt w:val="lowerRoman"/>
+      <w:lvlText w:val="%9."/>
+      <w:lvlJc w:val="right"/>
+      <w:pPr>
+        <w:ind w:left="6840" w:hanging="180"/>
+      </w:pPr>
+    </w:lvl>
+  </w:abstractNum>
+  <w:abstractNum w:abstractNumId="1">
     <w:nsid w:val="0CE01B3A"/>
     <w:multiLevelType w:val="hybridMultilevel"/>
     <w:tmpl w:val="2820B9C2"/>
@@ -5038,7 +5215,7 @@
       </w:pPr>
     </w:lvl>
   </w:abstractNum>
-  <w:abstractNum w:abstractNumId="1">
+  <w:abstractNum w:abstractNumId="2">
     <w:nsid w:val="1953398C"/>
     <w:multiLevelType w:val="hybridMultilevel"/>
     <w:tmpl w:val="6A68740C"/>
@@ -5127,7 +5304,7 @@
       </w:pPr>
     </w:lvl>
   </w:abstractNum>
-  <w:abstractNum w:abstractNumId="2">
+  <w:abstractNum w:abstractNumId="3">
     <w:nsid w:val="198C42B8"/>
     <w:multiLevelType w:val="hybridMultilevel"/>
     <w:tmpl w:val="2A06B1CA"/>
@@ -5216,7 +5393,7 @@
       </w:pPr>
     </w:lvl>
   </w:abstractNum>
-  <w:abstractNum w:abstractNumId="3">
+  <w:abstractNum w:abstractNumId="4">
     <w:nsid w:val="36103E6B"/>
     <w:multiLevelType w:val="hybridMultilevel"/>
     <w:tmpl w:val="3392C518"/>
@@ -5305,7 +5482,7 @@
       </w:pPr>
     </w:lvl>
   </w:abstractNum>
-  <w:abstractNum w:abstractNumId="4">
+  <w:abstractNum w:abstractNumId="5">
     <w:nsid w:val="3CE15337"/>
     <w:multiLevelType w:val="hybridMultilevel"/>
     <w:tmpl w:val="53264FA2"/>
@@ -5418,7 +5595,7 @@
       </w:rPr>
     </w:lvl>
   </w:abstractNum>
-  <w:abstractNum w:abstractNumId="5">
+  <w:abstractNum w:abstractNumId="6">
     <w:nsid w:val="447A4AD0"/>
     <w:multiLevelType w:val="hybridMultilevel"/>
     <w:tmpl w:val="2A321CFA"/>
@@ -5507,7 +5684,7 @@
       </w:pPr>
     </w:lvl>
   </w:abstractNum>
-  <w:abstractNum w:abstractNumId="6">
+  <w:abstractNum w:abstractNumId="7">
     <w:nsid w:val="4EFD01E1"/>
     <w:multiLevelType w:val="hybridMultilevel"/>
     <w:tmpl w:val="6A68740C"/>
@@ -5596,7 +5773,7 @@
       </w:pPr>
     </w:lvl>
   </w:abstractNum>
-  <w:abstractNum w:abstractNumId="7">
+  <w:abstractNum w:abstractNumId="8">
     <w:nsid w:val="5D2D41F0"/>
     <w:multiLevelType w:val="hybridMultilevel"/>
     <w:tmpl w:val="7B8E743C"/>
@@ -5685,7 +5862,7 @@
       </w:pPr>
     </w:lvl>
   </w:abstractNum>
-  <w:abstractNum w:abstractNumId="8">
+  <w:abstractNum w:abstractNumId="9">
     <w:nsid w:val="665100E4"/>
     <w:multiLevelType w:val="hybridMultilevel"/>
     <w:tmpl w:val="29B699D4"/>
@@ -5774,7 +5951,7 @@
       </w:pPr>
     </w:lvl>
   </w:abstractNum>
-  <w:abstractNum w:abstractNumId="9">
+  <w:abstractNum w:abstractNumId="10">
     <w:nsid w:val="71A51560"/>
     <w:multiLevelType w:val="hybridMultilevel"/>
     <w:tmpl w:val="E18EBA86"/>
@@ -5863,7 +6040,7 @@
       </w:pPr>
     </w:lvl>
   </w:abstractNum>
-  <w:abstractNum w:abstractNumId="10">
+  <w:abstractNum w:abstractNumId="11">
     <w:nsid w:val="729B7FE4"/>
     <w:multiLevelType w:val="hybridMultilevel"/>
     <w:tmpl w:val="ACEED444"/>
@@ -5952,7 +6129,7 @@
       </w:pPr>
     </w:lvl>
   </w:abstractNum>
-  <w:abstractNum w:abstractNumId="11">
+  <w:abstractNum w:abstractNumId="12">
     <w:nsid w:val="75AB67BA"/>
     <w:multiLevelType w:val="hybridMultilevel"/>
     <w:tmpl w:val="BADE687E"/>
@@ -6042,40 +6219,43 @@
     </w:lvl>
   </w:abstractNum>
   <w:num w:numId="1">
+    <w:abstractNumId w:val="4"/>
+  </w:num>
+  <w:num w:numId="2">
+    <w:abstractNumId w:val="5"/>
+  </w:num>
+  <w:num w:numId="3">
+    <w:abstractNumId w:val="10"/>
+  </w:num>
+  <w:num w:numId="4">
+    <w:abstractNumId w:val="1"/>
+  </w:num>
+  <w:num w:numId="5">
     <w:abstractNumId w:val="3"/>
   </w:num>
-  <w:num w:numId="2">
-    <w:abstractNumId w:val="4"/>
+  <w:num w:numId="6">
+    <w:abstractNumId w:val="2"/>
   </w:num>
-  <w:num w:numId="3">
+  <w:num w:numId="7">
+    <w:abstractNumId w:val="12"/>
+  </w:num>
+  <w:num w:numId="8">
+    <w:abstractNumId w:val="6"/>
+  </w:num>
+  <w:num w:numId="9">
+    <w:abstractNumId w:val="8"/>
+  </w:num>
+  <w:num w:numId="10">
+    <w:abstractNumId w:val="7"/>
+  </w:num>
+  <w:num w:numId="11">
     <w:abstractNumId w:val="9"/>
   </w:num>
-  <w:num w:numId="4">
-    <w:abstractNumId w:val="0"/>
-  </w:num>
-  <w:num w:numId="5">
-    <w:abstractNumId w:val="2"/>
-  </w:num>
-  <w:num w:numId="6">
-    <w:abstractNumId w:val="1"/>
-  </w:num>
-  <w:num w:numId="7">
+  <w:num w:numId="12">
     <w:abstractNumId w:val="11"/>
   </w:num>
-  <w:num w:numId="8">
-    <w:abstractNumId w:val="5"/>
-  </w:num>
-  <w:num w:numId="9">
-    <w:abstractNumId w:val="7"/>
-  </w:num>
-  <w:num w:numId="10">
-    <w:abstractNumId w:val="6"/>
-  </w:num>
-  <w:num w:numId="11">
-    <w:abstractNumId w:val="8"/>
-  </w:num>
-  <w:num w:numId="12">
-    <w:abstractNumId w:val="10"/>
+  <w:num w:numId="13">
+    <w:abstractNumId w:val="0"/>
   </w:num>
 </w:numbering>
 </file>

--- a/geometry.docx
+++ b/geometry.docx
@@ -1,6 +1,6 @@
 
 <file path=word/document.xml><?xml version="1.0" encoding="utf-8"?>
-<w:document xmlns:wpc="http://schemas.microsoft.com/office/word/2010/wordprocessingCanvas" xmlns:mc="http://schemas.openxmlformats.org/markup-compatibility/2006" xmlns:o="urn:schemas-microsoft-com:office:office" xmlns:r="http://schemas.openxmlformats.org/officeDocument/2006/relationships" xmlns:m="http://schemas.openxmlformats.org/officeDocument/2006/math" xmlns:v="urn:schemas-microsoft-com:vml" xmlns:wp14="http://schemas.microsoft.com/office/word/2010/wordprocessingDrawing" xmlns:wp="http://schemas.openxmlformats.org/drawingml/2006/wordprocessingDrawing" xmlns:w10="urn:schemas-microsoft-com:office:word" xmlns:w="http://schemas.openxmlformats.org/wordprocessingml/2006/main" xmlns:w14="http://schemas.microsoft.com/office/word/2010/wordml" xmlns:wpg="http://schemas.microsoft.com/office/word/2010/wordprocessingGroup" xmlns:wpi="http://schemas.microsoft.com/office/word/2010/wordprocessingInk" xmlns:wne="http://schemas.microsoft.com/office/word/2006/wordml" xmlns:wps="http://schemas.microsoft.com/office/word/2010/wordprocessingShape" mc:Ignorable="w14 wp14">
+<w:document xmlns:wpc="http://schemas.microsoft.com/office/word/2010/wordprocessingCanvas" xmlns:cx="http://schemas.microsoft.com/office/drawing/2014/chartex" xmlns:cx1="http://schemas.microsoft.com/office/drawing/2015/9/8/chartex" xmlns:cx2="http://schemas.microsoft.com/office/drawing/2015/10/21/chartex" xmlns:cx3="http://schemas.microsoft.com/office/drawing/2016/5/9/chartex" xmlns:cx4="http://schemas.microsoft.com/office/drawing/2016/5/10/chartex" xmlns:cx5="http://schemas.microsoft.com/office/drawing/2016/5/11/chartex" xmlns:cx6="http://schemas.microsoft.com/office/drawing/2016/5/12/chartex" xmlns:cx7="http://schemas.microsoft.com/office/drawing/2016/5/13/chartex" xmlns:cx8="http://schemas.microsoft.com/office/drawing/2016/5/14/chartex" xmlns:mc="http://schemas.openxmlformats.org/markup-compatibility/2006" xmlns:aink="http://schemas.microsoft.com/office/drawing/2016/ink" xmlns:am3d="http://schemas.microsoft.com/office/drawing/2017/model3d" xmlns:o="urn:schemas-microsoft-com:office:office" xmlns:oel="http://schemas.microsoft.com/office/2019/extlst" xmlns:r="http://schemas.openxmlformats.org/officeDocument/2006/relationships" xmlns:m="http://schemas.openxmlformats.org/officeDocument/2006/math" xmlns:v="urn:schemas-microsoft-com:vml" xmlns:wp14="http://schemas.microsoft.com/office/word/2010/wordprocessingDrawing" xmlns:wp="http://schemas.openxmlformats.org/drawingml/2006/wordprocessingDrawing" xmlns:w10="urn:schemas-microsoft-com:office:word" xmlns:w="http://schemas.openxmlformats.org/wordprocessingml/2006/main" xmlns:w14="http://schemas.microsoft.com/office/word/2010/wordml" xmlns:w15="http://schemas.microsoft.com/office/word/2012/wordml" xmlns:w16cex="http://schemas.microsoft.com/office/word/2018/wordml/cex" xmlns:w16cid="http://schemas.microsoft.com/office/word/2016/wordml/cid" xmlns:w16="http://schemas.microsoft.com/office/word/2018/wordml" xmlns:w16sdtdh="http://schemas.microsoft.com/office/word/2020/wordml/sdtdatahash" xmlns:w16se="http://schemas.microsoft.com/office/word/2015/wordml/symex" xmlns:wpg="http://schemas.microsoft.com/office/word/2010/wordprocessingGroup" xmlns:wpi="http://schemas.microsoft.com/office/word/2010/wordprocessingInk" xmlns:wne="http://schemas.microsoft.com/office/word/2006/wordml" xmlns:wps="http://schemas.microsoft.com/office/word/2010/wordprocessingShape" mc:Ignorable="w14 w15 w16se w16cid w16 w16cex w16sdtdh wp14">
   <w:body>
     <w:p>
       <w:pPr>
@@ -4281,14 +4281,7 @@
                   <w:rFonts w:ascii="Cambria Math" w:hAnsi="Cambria Math"/>
                   <w:lang w:val="en-US"/>
                 </w:rPr>
-                <m:t>z=r</m:t>
-              </m:r>
-              <m:r>
-                <w:rPr>
-                  <w:rFonts w:ascii="Cambria Math" w:hAnsi="Cambria Math"/>
-                  <w:lang w:val="en-US"/>
-                </w:rPr>
-                <m:t>cos</m:t>
+                <m:t>z=rcos</m:t>
               </m:r>
               <m:d>
                 <m:dPr>
@@ -4427,6 +4420,132 @@
           <w:lang w:val="en-US"/>
         </w:rPr>
         <w:t xml:space="preserve"> tia Ox, chiều tăng góc là chiều quét từ tia Ox sang tia Oy</w:t>
+      </w:r>
+    </w:p>
+    <w:p>
+      <w:pPr>
+        <w:pStyle w:val="ListParagraph"/>
+        <w:numPr>
+          <w:ilvl w:val="0"/>
+          <w:numId w:val="6"/>
+        </w:numPr>
+        <w:rPr>
+          <w:lang w:val="en-US"/>
+        </w:rPr>
+      </w:pPr>
+      <w:r>
+        <w:rPr>
+          <w:lang w:val="en-US"/>
+        </w:rPr>
+        <w:t xml:space="preserve">Góc </w:t>
+      </w:r>
+      <w:r>
+        <w:rPr>
+          <w:lang w:val="en-US"/>
+        </w:rPr>
+        <w:t>Khối (</w:t>
+      </w:r>
+      <w:r>
+        <w:rPr>
+          <w:lang w:val="en-US"/>
+        </w:rPr>
+        <w:t>Solid Angle</w:t>
+      </w:r>
+      <w:r>
+        <w:rPr>
+          <w:lang w:val="en-US"/>
+        </w:rPr>
+        <w:t>)?</w:t>
+      </w:r>
+    </w:p>
+    <w:p>
+      <w:pPr>
+        <w:pStyle w:val="ListParagraph"/>
+        <w:numPr>
+          <w:ilvl w:val="0"/>
+          <w:numId w:val="2"/>
+        </w:numPr>
+        <w:rPr>
+          <w:lang w:val="en-US"/>
+        </w:rPr>
+      </w:pPr>
+      <w:r>
+        <w:rPr>
+          <w:lang w:val="en-US"/>
+        </w:rPr>
+        <w:t>Giả sử bạn đang nhìn 1 vật, loại bỏ tất cả phần của vật mà bạn đéo thấy, chỉ để lại bề mặt vật mà bạn nhìn thấy, gọi bề mặt này là S</w:t>
+      </w:r>
+    </w:p>
+    <w:p>
+      <w:pPr>
+        <w:pStyle w:val="ListParagraph"/>
+        <w:numPr>
+          <w:ilvl w:val="0"/>
+          <w:numId w:val="2"/>
+        </w:numPr>
+        <w:rPr>
+          <w:lang w:val="en-US"/>
+        </w:rPr>
+      </w:pPr>
+      <w:r>
+        <w:rPr>
+          <w:lang w:val="en-US"/>
+        </w:rPr>
+        <w:t>Nối tất cả các điểm trên biên của S tới mắt, được 1 khối V</w:t>
+      </w:r>
+    </w:p>
+    <w:p>
+      <w:pPr>
+        <w:pStyle w:val="ListParagraph"/>
+        <w:numPr>
+          <w:ilvl w:val="0"/>
+          <w:numId w:val="2"/>
+        </w:numPr>
+        <w:rPr>
+          <w:lang w:val="en-US"/>
+        </w:rPr>
+      </w:pPr>
+      <w:r>
+        <w:rPr>
+          <w:lang w:val="en-US"/>
+        </w:rPr>
+        <w:t>Tạo 1 quả cầu có tâm ở mắt bạn, bán kính sao cho quả cầu không chạm, cắt hay bao luôn S</w:t>
+      </w:r>
+    </w:p>
+    <w:p>
+      <w:pPr>
+        <w:pStyle w:val="ListParagraph"/>
+        <w:numPr>
+          <w:ilvl w:val="0"/>
+          <w:numId w:val="2"/>
+        </w:numPr>
+        <w:rPr>
+          <w:lang w:val="en-US"/>
+        </w:rPr>
+      </w:pPr>
+      <w:r>
+        <w:rPr>
+          <w:lang w:val="en-US"/>
+        </w:rPr>
+        <w:t>Gọi phần giao giữa mặt cầu và khối V là bề mặt G, chuẩn hóa để mặt cầu có bán kính = 1, khi đó diện tích G = góc khối của vật thể với điểm nhìn là mắt bạn</w:t>
+      </w:r>
+    </w:p>
+    <w:p>
+      <w:pPr>
+        <w:pStyle w:val="ListParagraph"/>
+        <w:numPr>
+          <w:ilvl w:val="0"/>
+          <w:numId w:val="2"/>
+        </w:numPr>
+        <w:rPr>
+          <w:lang w:val="en-US"/>
+        </w:rPr>
+      </w:pPr>
+      <w:r>
+        <w:rPr>
+          <w:lang w:val="en-US"/>
+        </w:rPr>
+        <w:t>Đơn vị là sr (Steradian)</w:t>
       </w:r>
     </w:p>
     <w:p>
@@ -4883,6 +5002,7 @@
         <w:rPr>
           <w:lang w:val="en-US"/>
         </w:rPr>
+        <w:lastRenderedPageBreak/>
         <w:sym w:font="Symbol" w:char="F071"/>
       </w:r>
       <w:r>
@@ -4945,14 +5065,7 @@
         <w:rPr>
           <w:lang w:val="en-US"/>
         </w:rPr>
-        <w:t xml:space="preserve">Giả sử trong không gian n chiều, ta có tập hợp hữu hạn các điểm trung tâm, khi đó vùng không gian xung quanh điểm trung tâm C, sao cho khoảng cách từ điểm </w:t>
-      </w:r>
-      <w:r>
-        <w:rPr>
-          <w:lang w:val="en-US"/>
-        </w:rPr>
-        <w:lastRenderedPageBreak/>
-        <w:t>bất kì trong đó đến C nhỏ hơn khoảng cách từ nó tới tất cả các điểm trung tâm khác, gọi là tế bào Voronoi</w:t>
+        <w:t>Giả sử trong không gian n chiều, ta có tập hợp hữu hạn các điểm trung tâm, khi đó vùng không gian xung quanh điểm trung tâm C, sao cho khoảng cách từ điểm bất kì trong đó đến C nhỏ hơn khoảng cách từ nó tới tất cả các điểm trung tâm khác, gọi là tế bào Voronoi</w:t>
       </w:r>
     </w:p>
     <w:p>
@@ -4972,8 +5085,6 @@
         </w:rPr>
         <w:t>Sơ đồ Voronoi là sơ đồ vẽ các tế bào Voronoi</w:t>
       </w:r>
-      <w:bookmarkStart w:id="0" w:name="_GoBack"/>
-      <w:bookmarkEnd w:id="0"/>
     </w:p>
     <w:sectPr>
       <w:pgSz w:w="11906" w:h="16838"/>
@@ -4986,7 +5097,7 @@
 </file>
 
 <file path=word/endnotes.xml><?xml version="1.0" encoding="utf-8"?>
-<w:endnotes xmlns:wpc="http://schemas.microsoft.com/office/word/2010/wordprocessingCanvas" xmlns:mc="http://schemas.openxmlformats.org/markup-compatibility/2006" xmlns:o="urn:schemas-microsoft-com:office:office" xmlns:r="http://schemas.openxmlformats.org/officeDocument/2006/relationships" xmlns:m="http://schemas.openxmlformats.org/officeDocument/2006/math" xmlns:v="urn:schemas-microsoft-com:vml" xmlns:wp14="http://schemas.microsoft.com/office/word/2010/wordprocessingDrawing" xmlns:wp="http://schemas.openxmlformats.org/drawingml/2006/wordprocessingDrawing" xmlns:w10="urn:schemas-microsoft-com:office:word" xmlns:w="http://schemas.openxmlformats.org/wordprocessingml/2006/main" xmlns:w14="http://schemas.microsoft.com/office/word/2010/wordml" xmlns:wpg="http://schemas.microsoft.com/office/word/2010/wordprocessingGroup" xmlns:wpi="http://schemas.microsoft.com/office/word/2010/wordprocessingInk" xmlns:wne="http://schemas.microsoft.com/office/word/2006/wordml" xmlns:wps="http://schemas.microsoft.com/office/word/2010/wordprocessingShape" mc:Ignorable="w14 wp14">
+<w:endnotes xmlns:wpc="http://schemas.microsoft.com/office/word/2010/wordprocessingCanvas" xmlns:cx="http://schemas.microsoft.com/office/drawing/2014/chartex" xmlns:cx1="http://schemas.microsoft.com/office/drawing/2015/9/8/chartex" xmlns:cx2="http://schemas.microsoft.com/office/drawing/2015/10/21/chartex" xmlns:cx3="http://schemas.microsoft.com/office/drawing/2016/5/9/chartex" xmlns:cx4="http://schemas.microsoft.com/office/drawing/2016/5/10/chartex" xmlns:cx5="http://schemas.microsoft.com/office/drawing/2016/5/11/chartex" xmlns:cx6="http://schemas.microsoft.com/office/drawing/2016/5/12/chartex" xmlns:cx7="http://schemas.microsoft.com/office/drawing/2016/5/13/chartex" xmlns:cx8="http://schemas.microsoft.com/office/drawing/2016/5/14/chartex" xmlns:mc="http://schemas.openxmlformats.org/markup-compatibility/2006" xmlns:aink="http://schemas.microsoft.com/office/drawing/2016/ink" xmlns:am3d="http://schemas.microsoft.com/office/drawing/2017/model3d" xmlns:o="urn:schemas-microsoft-com:office:office" xmlns:oel="http://schemas.microsoft.com/office/2019/extlst" xmlns:r="http://schemas.openxmlformats.org/officeDocument/2006/relationships" xmlns:m="http://schemas.openxmlformats.org/officeDocument/2006/math" xmlns:v="urn:schemas-microsoft-com:vml" xmlns:wp14="http://schemas.microsoft.com/office/word/2010/wordprocessingDrawing" xmlns:wp="http://schemas.openxmlformats.org/drawingml/2006/wordprocessingDrawing" xmlns:w10="urn:schemas-microsoft-com:office:word" xmlns:w="http://schemas.openxmlformats.org/wordprocessingml/2006/main" xmlns:w14="http://schemas.microsoft.com/office/word/2010/wordml" xmlns:w15="http://schemas.microsoft.com/office/word/2012/wordml" xmlns:w16cex="http://schemas.microsoft.com/office/word/2018/wordml/cex" xmlns:w16cid="http://schemas.microsoft.com/office/word/2016/wordml/cid" xmlns:w16="http://schemas.microsoft.com/office/word/2018/wordml" xmlns:w16sdtdh="http://schemas.microsoft.com/office/word/2020/wordml/sdtdatahash" xmlns:w16se="http://schemas.microsoft.com/office/word/2015/wordml/symex" xmlns:wpg="http://schemas.microsoft.com/office/word/2010/wordprocessingGroup" xmlns:wpi="http://schemas.microsoft.com/office/word/2010/wordprocessingInk" xmlns:wne="http://schemas.microsoft.com/office/word/2006/wordml" xmlns:wps="http://schemas.microsoft.com/office/word/2010/wordprocessingShape" mc:Ignorable="w14 w15 w16se w16cid w16 w16cex w16sdtdh wp14">
   <w:endnote w:type="separator" w:id="-1">
     <w:p>
       <w:pPr>
@@ -5011,7 +5122,7 @@
 </file>
 
 <file path=word/footnotes.xml><?xml version="1.0" encoding="utf-8"?>
-<w:footnotes xmlns:wpc="http://schemas.microsoft.com/office/word/2010/wordprocessingCanvas" xmlns:mc="http://schemas.openxmlformats.org/markup-compatibility/2006" xmlns:o="urn:schemas-microsoft-com:office:office" xmlns:r="http://schemas.openxmlformats.org/officeDocument/2006/relationships" xmlns:m="http://schemas.openxmlformats.org/officeDocument/2006/math" xmlns:v="urn:schemas-microsoft-com:vml" xmlns:wp14="http://schemas.microsoft.com/office/word/2010/wordprocessingDrawing" xmlns:wp="http://schemas.openxmlformats.org/drawingml/2006/wordprocessingDrawing" xmlns:w10="urn:schemas-microsoft-com:office:word" xmlns:w="http://schemas.openxmlformats.org/wordprocessingml/2006/main" xmlns:w14="http://schemas.microsoft.com/office/word/2010/wordml" xmlns:wpg="http://schemas.microsoft.com/office/word/2010/wordprocessingGroup" xmlns:wpi="http://schemas.microsoft.com/office/word/2010/wordprocessingInk" xmlns:wne="http://schemas.microsoft.com/office/word/2006/wordml" xmlns:wps="http://schemas.microsoft.com/office/word/2010/wordprocessingShape" mc:Ignorable="w14 wp14">
+<w:footnotes xmlns:wpc="http://schemas.microsoft.com/office/word/2010/wordprocessingCanvas" xmlns:cx="http://schemas.microsoft.com/office/drawing/2014/chartex" xmlns:cx1="http://schemas.microsoft.com/office/drawing/2015/9/8/chartex" xmlns:cx2="http://schemas.microsoft.com/office/drawing/2015/10/21/chartex" xmlns:cx3="http://schemas.microsoft.com/office/drawing/2016/5/9/chartex" xmlns:cx4="http://schemas.microsoft.com/office/drawing/2016/5/10/chartex" xmlns:cx5="http://schemas.microsoft.com/office/drawing/2016/5/11/chartex" xmlns:cx6="http://schemas.microsoft.com/office/drawing/2016/5/12/chartex" xmlns:cx7="http://schemas.microsoft.com/office/drawing/2016/5/13/chartex" xmlns:cx8="http://schemas.microsoft.com/office/drawing/2016/5/14/chartex" xmlns:mc="http://schemas.openxmlformats.org/markup-compatibility/2006" xmlns:aink="http://schemas.microsoft.com/office/drawing/2016/ink" xmlns:am3d="http://schemas.microsoft.com/office/drawing/2017/model3d" xmlns:o="urn:schemas-microsoft-com:office:office" xmlns:oel="http://schemas.microsoft.com/office/2019/extlst" xmlns:r="http://schemas.openxmlformats.org/officeDocument/2006/relationships" xmlns:m="http://schemas.openxmlformats.org/officeDocument/2006/math" xmlns:v="urn:schemas-microsoft-com:vml" xmlns:wp14="http://schemas.microsoft.com/office/word/2010/wordprocessingDrawing" xmlns:wp="http://schemas.openxmlformats.org/drawingml/2006/wordprocessingDrawing" xmlns:w10="urn:schemas-microsoft-com:office:word" xmlns:w="http://schemas.openxmlformats.org/wordprocessingml/2006/main" xmlns:w14="http://schemas.microsoft.com/office/word/2010/wordml" xmlns:w15="http://schemas.microsoft.com/office/word/2012/wordml" xmlns:w16cex="http://schemas.microsoft.com/office/word/2018/wordml/cex" xmlns:w16cid="http://schemas.microsoft.com/office/word/2016/wordml/cid" xmlns:w16="http://schemas.microsoft.com/office/word/2018/wordml" xmlns:w16sdtdh="http://schemas.microsoft.com/office/word/2020/wordml/sdtdatahash" xmlns:w16se="http://schemas.microsoft.com/office/word/2015/wordml/symex" xmlns:wpg="http://schemas.microsoft.com/office/word/2010/wordprocessingGroup" xmlns:wpi="http://schemas.microsoft.com/office/word/2010/wordprocessingInk" xmlns:wne="http://schemas.microsoft.com/office/word/2006/wordml" xmlns:wps="http://schemas.microsoft.com/office/word/2010/wordprocessingShape" mc:Ignorable="w14 w15 w16se w16cid w16 w16cex w16sdtdh wp14">
   <w:footnote w:type="separator" w:id="-1">
     <w:p>
       <w:pPr>
@@ -5036,8 +5147,8 @@
 </file>
 
 <file path=word/numbering.xml><?xml version="1.0" encoding="utf-8"?>
-<w:numbering xmlns:wpc="http://schemas.microsoft.com/office/word/2010/wordprocessingCanvas" xmlns:mc="http://schemas.openxmlformats.org/markup-compatibility/2006" xmlns:o="urn:schemas-microsoft-com:office:office" xmlns:r="http://schemas.openxmlformats.org/officeDocument/2006/relationships" xmlns:m="http://schemas.openxmlformats.org/officeDocument/2006/math" xmlns:v="urn:schemas-microsoft-com:vml" xmlns:wp14="http://schemas.microsoft.com/office/word/2010/wordprocessingDrawing" xmlns:wp="http://schemas.openxmlformats.org/drawingml/2006/wordprocessingDrawing" xmlns:w10="urn:schemas-microsoft-com:office:word" xmlns:w="http://schemas.openxmlformats.org/wordprocessingml/2006/main" xmlns:w14="http://schemas.microsoft.com/office/word/2010/wordml" xmlns:wpg="http://schemas.microsoft.com/office/word/2010/wordprocessingGroup" xmlns:wpi="http://schemas.microsoft.com/office/word/2010/wordprocessingInk" xmlns:wne="http://schemas.microsoft.com/office/word/2006/wordml" xmlns:wps="http://schemas.microsoft.com/office/word/2010/wordprocessingShape" mc:Ignorable="w14 wp14">
-  <w:abstractNum w:abstractNumId="0">
+<w:numbering xmlns:wpc="http://schemas.microsoft.com/office/word/2010/wordprocessingCanvas" xmlns:cx="http://schemas.microsoft.com/office/drawing/2014/chartex" xmlns:cx1="http://schemas.microsoft.com/office/drawing/2015/9/8/chartex" xmlns:cx2="http://schemas.microsoft.com/office/drawing/2015/10/21/chartex" xmlns:cx3="http://schemas.microsoft.com/office/drawing/2016/5/9/chartex" xmlns:cx4="http://schemas.microsoft.com/office/drawing/2016/5/10/chartex" xmlns:cx5="http://schemas.microsoft.com/office/drawing/2016/5/11/chartex" xmlns:cx6="http://schemas.microsoft.com/office/drawing/2016/5/12/chartex" xmlns:cx7="http://schemas.microsoft.com/office/drawing/2016/5/13/chartex" xmlns:cx8="http://schemas.microsoft.com/office/drawing/2016/5/14/chartex" xmlns:mc="http://schemas.openxmlformats.org/markup-compatibility/2006" xmlns:aink="http://schemas.microsoft.com/office/drawing/2016/ink" xmlns:am3d="http://schemas.microsoft.com/office/drawing/2017/model3d" xmlns:o="urn:schemas-microsoft-com:office:office" xmlns:oel="http://schemas.microsoft.com/office/2019/extlst" xmlns:r="http://schemas.openxmlformats.org/officeDocument/2006/relationships" xmlns:m="http://schemas.openxmlformats.org/officeDocument/2006/math" xmlns:v="urn:schemas-microsoft-com:vml" xmlns:wp14="http://schemas.microsoft.com/office/word/2010/wordprocessingDrawing" xmlns:wp="http://schemas.openxmlformats.org/drawingml/2006/wordprocessingDrawing" xmlns:w10="urn:schemas-microsoft-com:office:word" xmlns:w="http://schemas.openxmlformats.org/wordprocessingml/2006/main" xmlns:w14="http://schemas.microsoft.com/office/word/2010/wordml" xmlns:w15="http://schemas.microsoft.com/office/word/2012/wordml" xmlns:w16cex="http://schemas.microsoft.com/office/word/2018/wordml/cex" xmlns:w16cid="http://schemas.microsoft.com/office/word/2016/wordml/cid" xmlns:w16="http://schemas.microsoft.com/office/word/2018/wordml" xmlns:w16sdtdh="http://schemas.microsoft.com/office/word/2020/wordml/sdtdatahash" xmlns:w16se="http://schemas.microsoft.com/office/word/2015/wordml/symex" xmlns:wpg="http://schemas.microsoft.com/office/word/2010/wordprocessingGroup" xmlns:wpi="http://schemas.microsoft.com/office/word/2010/wordprocessingInk" xmlns:wne="http://schemas.microsoft.com/office/word/2006/wordml" xmlns:wps="http://schemas.microsoft.com/office/word/2010/wordprocessingShape" mc:Ignorable="w14 w15 w16se w16cid w16 w16cex w16sdtdh wp14">
+  <w:abstractNum w:abstractNumId="0" w15:restartNumberingAfterBreak="0">
     <w:nsid w:val="093570E4"/>
     <w:multiLevelType w:val="hybridMultilevel"/>
     <w:tmpl w:val="D7AC90FE"/>
@@ -5126,7 +5237,7 @@
       </w:pPr>
     </w:lvl>
   </w:abstractNum>
-  <w:abstractNum w:abstractNumId="1">
+  <w:abstractNum w:abstractNumId="1" w15:restartNumberingAfterBreak="0">
     <w:nsid w:val="0CE01B3A"/>
     <w:multiLevelType w:val="hybridMultilevel"/>
     <w:tmpl w:val="2820B9C2"/>
@@ -5215,7 +5326,7 @@
       </w:pPr>
     </w:lvl>
   </w:abstractNum>
-  <w:abstractNum w:abstractNumId="2">
+  <w:abstractNum w:abstractNumId="2" w15:restartNumberingAfterBreak="0">
     <w:nsid w:val="1953398C"/>
     <w:multiLevelType w:val="hybridMultilevel"/>
     <w:tmpl w:val="6A68740C"/>
@@ -5304,7 +5415,7 @@
       </w:pPr>
     </w:lvl>
   </w:abstractNum>
-  <w:abstractNum w:abstractNumId="3">
+  <w:abstractNum w:abstractNumId="3" w15:restartNumberingAfterBreak="0">
     <w:nsid w:val="198C42B8"/>
     <w:multiLevelType w:val="hybridMultilevel"/>
     <w:tmpl w:val="2A06B1CA"/>
@@ -5393,7 +5504,7 @@
       </w:pPr>
     </w:lvl>
   </w:abstractNum>
-  <w:abstractNum w:abstractNumId="4">
+  <w:abstractNum w:abstractNumId="4" w15:restartNumberingAfterBreak="0">
     <w:nsid w:val="36103E6B"/>
     <w:multiLevelType w:val="hybridMultilevel"/>
     <w:tmpl w:val="3392C518"/>
@@ -5482,7 +5593,7 @@
       </w:pPr>
     </w:lvl>
   </w:abstractNum>
-  <w:abstractNum w:abstractNumId="5">
+  <w:abstractNum w:abstractNumId="5" w15:restartNumberingAfterBreak="0">
     <w:nsid w:val="3CE15337"/>
     <w:multiLevelType w:val="hybridMultilevel"/>
     <w:tmpl w:val="53264FA2"/>
@@ -5595,7 +5706,7 @@
       </w:rPr>
     </w:lvl>
   </w:abstractNum>
-  <w:abstractNum w:abstractNumId="6">
+  <w:abstractNum w:abstractNumId="6" w15:restartNumberingAfterBreak="0">
     <w:nsid w:val="447A4AD0"/>
     <w:multiLevelType w:val="hybridMultilevel"/>
     <w:tmpl w:val="2A321CFA"/>
@@ -5684,7 +5795,7 @@
       </w:pPr>
     </w:lvl>
   </w:abstractNum>
-  <w:abstractNum w:abstractNumId="7">
+  <w:abstractNum w:abstractNumId="7" w15:restartNumberingAfterBreak="0">
     <w:nsid w:val="4EFD01E1"/>
     <w:multiLevelType w:val="hybridMultilevel"/>
     <w:tmpl w:val="6A68740C"/>
@@ -5773,7 +5884,7 @@
       </w:pPr>
     </w:lvl>
   </w:abstractNum>
-  <w:abstractNum w:abstractNumId="8">
+  <w:abstractNum w:abstractNumId="8" w15:restartNumberingAfterBreak="0">
     <w:nsid w:val="5D2D41F0"/>
     <w:multiLevelType w:val="hybridMultilevel"/>
     <w:tmpl w:val="7B8E743C"/>
@@ -5862,7 +5973,7 @@
       </w:pPr>
     </w:lvl>
   </w:abstractNum>
-  <w:abstractNum w:abstractNumId="9">
+  <w:abstractNum w:abstractNumId="9" w15:restartNumberingAfterBreak="0">
     <w:nsid w:val="665100E4"/>
     <w:multiLevelType w:val="hybridMultilevel"/>
     <w:tmpl w:val="29B699D4"/>
@@ -5951,7 +6062,7 @@
       </w:pPr>
     </w:lvl>
   </w:abstractNum>
-  <w:abstractNum w:abstractNumId="10">
+  <w:abstractNum w:abstractNumId="10" w15:restartNumberingAfterBreak="0">
     <w:nsid w:val="71A51560"/>
     <w:multiLevelType w:val="hybridMultilevel"/>
     <w:tmpl w:val="E18EBA86"/>
@@ -6040,7 +6151,7 @@
       </w:pPr>
     </w:lvl>
   </w:abstractNum>
-  <w:abstractNum w:abstractNumId="11">
+  <w:abstractNum w:abstractNumId="11" w15:restartNumberingAfterBreak="0">
     <w:nsid w:val="729B7FE4"/>
     <w:multiLevelType w:val="hybridMultilevel"/>
     <w:tmpl w:val="ACEED444"/>
@@ -6129,7 +6240,7 @@
       </w:pPr>
     </w:lvl>
   </w:abstractNum>
-  <w:abstractNum w:abstractNumId="12">
+  <w:abstractNum w:abstractNumId="12" w15:restartNumberingAfterBreak="0">
     <w:nsid w:val="75AB67BA"/>
     <w:multiLevelType w:val="hybridMultilevel"/>
     <w:tmpl w:val="BADE687E"/>
@@ -6218,50 +6329,50 @@
       </w:pPr>
     </w:lvl>
   </w:abstractNum>
-  <w:num w:numId="1">
+  <w:num w:numId="1" w16cid:durableId="1188057355">
     <w:abstractNumId w:val="4"/>
   </w:num>
-  <w:num w:numId="2">
+  <w:num w:numId="2" w16cid:durableId="1959800671">
     <w:abstractNumId w:val="5"/>
   </w:num>
-  <w:num w:numId="3">
+  <w:num w:numId="3" w16cid:durableId="2132044285">
     <w:abstractNumId w:val="10"/>
   </w:num>
-  <w:num w:numId="4">
+  <w:num w:numId="4" w16cid:durableId="1391540967">
     <w:abstractNumId w:val="1"/>
   </w:num>
-  <w:num w:numId="5">
+  <w:num w:numId="5" w16cid:durableId="1020547710">
     <w:abstractNumId w:val="3"/>
   </w:num>
-  <w:num w:numId="6">
+  <w:num w:numId="6" w16cid:durableId="1856072105">
     <w:abstractNumId w:val="2"/>
   </w:num>
-  <w:num w:numId="7">
+  <w:num w:numId="7" w16cid:durableId="179974798">
     <w:abstractNumId w:val="12"/>
   </w:num>
-  <w:num w:numId="8">
+  <w:num w:numId="8" w16cid:durableId="655182136">
     <w:abstractNumId w:val="6"/>
   </w:num>
-  <w:num w:numId="9">
+  <w:num w:numId="9" w16cid:durableId="886453597">
     <w:abstractNumId w:val="8"/>
   </w:num>
-  <w:num w:numId="10">
+  <w:num w:numId="10" w16cid:durableId="1939210676">
     <w:abstractNumId w:val="7"/>
   </w:num>
-  <w:num w:numId="11">
+  <w:num w:numId="11" w16cid:durableId="577908656">
     <w:abstractNumId w:val="9"/>
   </w:num>
-  <w:num w:numId="12">
+  <w:num w:numId="12" w16cid:durableId="1258559559">
     <w:abstractNumId w:val="11"/>
   </w:num>
-  <w:num w:numId="13">
+  <w:num w:numId="13" w16cid:durableId="150296523">
     <w:abstractNumId w:val="0"/>
   </w:num>
 </w:numbering>
 </file>
 
 <file path=word/styles.xml><?xml version="1.0" encoding="utf-8"?>
-<w:styles xmlns:mc="http://schemas.openxmlformats.org/markup-compatibility/2006" xmlns:r="http://schemas.openxmlformats.org/officeDocument/2006/relationships" xmlns:w="http://schemas.openxmlformats.org/wordprocessingml/2006/main" xmlns:w14="http://schemas.microsoft.com/office/word/2010/wordml" mc:Ignorable="w14">
+<w:styles xmlns:mc="http://schemas.openxmlformats.org/markup-compatibility/2006" xmlns:r="http://schemas.openxmlformats.org/officeDocument/2006/relationships" xmlns:w="http://schemas.openxmlformats.org/wordprocessingml/2006/main" xmlns:w14="http://schemas.microsoft.com/office/word/2010/wordml" xmlns:w15="http://schemas.microsoft.com/office/word/2012/wordml" xmlns:w16cex="http://schemas.microsoft.com/office/word/2018/wordml/cex" xmlns:w16cid="http://schemas.microsoft.com/office/word/2016/wordml/cid" xmlns:w16="http://schemas.microsoft.com/office/word/2018/wordml" xmlns:w16sdtdh="http://schemas.microsoft.com/office/word/2020/wordml/sdtdatahash" xmlns:w16se="http://schemas.microsoft.com/office/word/2015/wordml/symex" mc:Ignorable="w14 w15 w16se w16cid w16 w16cex w16sdtdh">
   <w:docDefaults>
     <w:rPrDefault>
       <w:rPr>
@@ -6277,429 +6388,383 @@
       </w:pPr>
     </w:pPrDefault>
   </w:docDefaults>
-  <w:latentStyles w:defLockedState="0" w:defUIPriority="99" w:defSemiHidden="1" w:defUnhideWhenUsed="1" w:defQFormat="0" w:count="267">
-    <w:lsdException w:name="Normal" w:semiHidden="0" w:uiPriority="0" w:unhideWhenUsed="0" w:qFormat="1"/>
-    <w:lsdException w:name="heading 1" w:semiHidden="0" w:uiPriority="9" w:unhideWhenUsed="0" w:qFormat="1"/>
-    <w:lsdException w:name="heading 2" w:uiPriority="9" w:qFormat="1"/>
-    <w:lsdException w:name="heading 3" w:uiPriority="9" w:qFormat="1"/>
-    <w:lsdException w:name="heading 4" w:uiPriority="9" w:qFormat="1"/>
-    <w:lsdException w:name="heading 5" w:uiPriority="9" w:qFormat="1"/>
-    <w:lsdException w:name="heading 6" w:uiPriority="9" w:qFormat="1"/>
-    <w:lsdException w:name="heading 7" w:uiPriority="9" w:qFormat="1"/>
-    <w:lsdException w:name="heading 8" w:uiPriority="9" w:qFormat="1"/>
-    <w:lsdException w:name="heading 9" w:uiPriority="9" w:qFormat="1"/>
-    <w:lsdException w:name="toc 1" w:uiPriority="39"/>
-    <w:lsdException w:name="toc 2" w:uiPriority="39"/>
-    <w:lsdException w:name="toc 3" w:uiPriority="39"/>
-    <w:lsdException w:name="toc 4" w:uiPriority="39"/>
-    <w:lsdException w:name="toc 5" w:uiPriority="39"/>
-    <w:lsdException w:name="toc 6" w:uiPriority="39"/>
-    <w:lsdException w:name="toc 7" w:uiPriority="39"/>
-    <w:lsdException w:name="toc 8" w:uiPriority="39"/>
-    <w:lsdException w:name="toc 9" w:uiPriority="39"/>
-    <w:lsdException w:name="caption" w:uiPriority="35" w:qFormat="1"/>
-    <w:lsdException w:name="Title" w:semiHidden="0" w:uiPriority="10" w:unhideWhenUsed="0" w:qFormat="1"/>
-    <w:lsdException w:name="Default Paragraph Font" w:uiPriority="1"/>
-    <w:lsdException w:name="Subtitle" w:semiHidden="0" w:uiPriority="11" w:unhideWhenUsed="0" w:qFormat="1"/>
-    <w:lsdException w:name="Strong" w:semiHidden="0" w:uiPriority="22" w:unhideWhenUsed="0" w:qFormat="1"/>
-    <w:lsdException w:name="Emphasis" w:semiHidden="0" w:uiPriority="20" w:unhideWhenUsed="0" w:qFormat="1"/>
-    <w:lsdException w:name="Table Grid" w:semiHidden="0" w:uiPriority="59" w:unhideWhenUsed="0"/>
-    <w:lsdException w:name="Placeholder Text" w:unhideWhenUsed="0"/>
-    <w:lsdException w:name="No Spacing" w:semiHidden="0" w:uiPriority="1" w:unhideWhenUsed="0" w:qFormat="1"/>
-    <w:lsdException w:name="Light Shading" w:semiHidden="0" w:uiPriority="60" w:unhideWhenUsed="0"/>
-    <w:lsdException w:name="Light List" w:semiHidden="0" w:uiPriority="61" w:unhideWhenUsed="0"/>
-    <w:lsdException w:name="Light Grid" w:semiHidden="0" w:uiPriority="62" w:unhideWhenUsed="0"/>
-    <w:lsdException w:name="Medium Shading 1" w:semiHidden="0" w:uiPriority="63" w:unhideWhenUsed="0"/>
-    <w:lsdException w:name="Medium Shading 2" w:semiHidden="0" w:uiPriority="64" w:unhideWhenUsed="0"/>
-    <w:lsdException w:name="Medium List 1" w:semiHidden="0" w:uiPriority="65" w:unhideWhenUsed="0"/>
-    <w:lsdException w:name="Medium List 2" w:semiHidden="0" w:uiPriority="66" w:unhideWhenUsed="0"/>
-    <w:lsdException w:name="Medium Grid 1" w:semiHidden="0" w:uiPriority="67" w:unhideWhenUsed="0"/>
-    <w:lsdException w:name="Medium Grid 2" w:semiHidden="0" w:uiPriority="68" w:unhideWhenUsed="0"/>
-    <w:lsdException w:name="Medium Grid 3" w:semiHidden="0" w:uiPriority="69" w:unhideWhenUsed="0"/>
-    <w:lsdException w:name="Dark List" w:semiHidden="0" w:uiPriority="70" w:unhideWhenUsed="0"/>
-    <w:lsdException w:name="Colorful Shading" w:semiHidden="0" w:uiPriority="71" w:unhideWhenUsed="0"/>
-    <w:lsdException w:name="Colorful List" w:semiHidden="0" w:uiPriority="72" w:unhideWhenUsed="0"/>
-    <w:lsdException w:name="Colorful Grid" w:semiHidden="0" w:uiPriority="73" w:unhideWhenUsed="0"/>
-    <w:lsdException w:name="Light Shading Accent 1" w:semiHidden="0" w:uiPriority="60" w:unhideWhenUsed="0"/>
-    <w:lsdException w:name="Light List Accent 1" w:semiHidden="0" w:uiPriority="61" w:unhideWhenUsed="0"/>
-    <w:lsdException w:name="Light Grid Accent 1" w:semiHidden="0" w:uiPriority="62" w:unhideWhenUsed="0"/>
-    <w:lsdException w:name="Medium Shading 1 Accent 1" w:semiHidden="0" w:uiPriority="63" w:unhideWhenUsed="0"/>
-    <w:lsdException w:name="Medium Shading 2 Accent 1" w:semiHidden="0" w:uiPriority="64" w:unhideWhenUsed="0"/>
-    <w:lsdException w:name="Medium List 1 Accent 1" w:semiHidden="0" w:uiPriority="65" w:unhideWhenUsed="0"/>
-    <w:lsdException w:name="Revision" w:unhideWhenUsed="0"/>
-    <w:lsdException w:name="List Paragraph" w:semiHidden="0" w:uiPriority="34" w:unhideWhenUsed="0" w:qFormat="1"/>
-    <w:lsdException w:name="Quote" w:semiHidden="0" w:uiPriority="29" w:unhideWhenUsed="0" w:qFormat="1"/>
-    <w:lsdException w:name="Intense Quote" w:semiHidden="0" w:uiPriority="30" w:unhideWhenUsed="0" w:qFormat="1"/>
-    <w:lsdException w:name="Medium List 2 Accent 1" w:semiHidden="0" w:uiPriority="66" w:unhideWhenUsed="0"/>
-    <w:lsdException w:name="Medium Grid 1 Accent 1" w:semiHidden="0" w:uiPriority="67" w:unhideWhenUsed="0"/>
-    <w:lsdException w:name="Medium Grid 2 Accent 1" w:semiHidden="0" w:uiPriority="68" w:unhideWhenUsed="0"/>
-    <w:lsdException w:name="Medium Grid 3 Accent 1" w:semiHidden="0" w:uiPriority="69" w:unhideWhenUsed="0"/>
-    <w:lsdException w:name="Dark List Accent 1" w:semiHidden="0" w:uiPriority="70" w:unhideWhenUsed="0"/>
-    <w:lsdException w:name="Colorful Shading Accent 1" w:semiHidden="0" w:uiPriority="71" w:unhideWhenUsed="0"/>
-    <w:lsdException w:name="Colorful List Accent 1" w:semiHidden="0" w:uiPriority="72" w:unhideWhenUsed="0"/>
-    <w:lsdException w:name="Colorful Grid Accent 1" w:semiHidden="0" w:uiPriority="73" w:unhideWhenUsed="0"/>
-    <w:lsdException w:name="Light Shading Accent 2" w:semiHidden="0" w:uiPriority="60" w:unhideWhenUsed="0"/>
-    <w:lsdException w:name="Light List Accent 2" w:semiHidden="0" w:uiPriority="61" w:unhideWhenUsed="0"/>
-    <w:lsdException w:name="Light Grid Accent 2" w:semiHidden="0" w:uiPriority="62" w:unhideWhenUsed="0"/>
-    <w:lsdException w:name="Medium Shading 1 Accent 2" w:semiHidden="0" w:uiPriority="63" w:unhideWhenUsed="0"/>
-    <w:lsdException w:name="Medium Shading 2 Accent 2" w:semiHidden="0" w:uiPriority="64" w:unhideWhenUsed="0"/>
-    <w:lsdException w:name="Medium List 1 Accent 2" w:semiHidden="0" w:uiPriority="65" w:unhideWhenUsed="0"/>
-    <w:lsdException w:name="Medium List 2 Accent 2" w:semiHidden="0" w:uiPriority="66" w:unhideWhenUsed="0"/>
-    <w:lsdException w:name="Medium Grid 1 Accent 2" w:semiHidden="0" w:uiPriority="67" w:unhideWhenUsed="0"/>
-    <w:lsdException w:name="Medium Grid 2 Accent 2" w:semiHidden="0" w:uiPriority="68" w:unhideWhenUsed="0"/>
-    <w:lsdException w:name="Medium Grid 3 Accent 2" w:semiHidden="0" w:uiPriority="69" w:unhideWhenUsed="0"/>
-    <w:lsdException w:name="Dark List Accent 2" w:semiHidden="0" w:uiPriority="70" w:unhideWhenUsed="0"/>
-    <w:lsdException w:name="Colorful Shading Accent 2" w:semiHidden="0" w:uiPriority="71" w:unhideWhenUsed="0"/>
-    <w:lsdException w:name="Colorful List Accent 2" w:semiHidden="0" w:uiPriority="72" w:unhideWhenUsed="0"/>
-    <w:lsdException w:name="Colorful Grid Accent 2" w:semiHidden="0" w:uiPriority="73" w:unhideWhenUsed="0"/>
-    <w:lsdException w:name="Light Shading Accent 3" w:semiHidden="0" w:uiPriority="60" w:unhideWhenUsed="0"/>
-    <w:lsdException w:name="Light List Accent 3" w:semiHidden="0" w:uiPriority="61" w:unhideWhenUsed="0"/>
-    <w:lsdException w:name="Light Grid Accent 3" w:semiHidden="0" w:uiPriority="62" w:unhideWhenUsed="0"/>
-    <w:lsdException w:name="Medium Shading 1 Accent 3" w:semiHidden="0" w:uiPriority="63" w:unhideWhenUsed="0"/>
-    <w:lsdException w:name="Medium Shading 2 Accent 3" w:semiHidden="0" w:uiPriority="64" w:unhideWhenUsed="0"/>
-    <w:lsdException w:name="Medium List 1 Accent 3" w:semiHidden="0" w:uiPriority="65" w:unhideWhenUsed="0"/>
-    <w:lsdException w:name="Medium List 2 Accent 3" w:semiHidden="0" w:uiPriority="66" w:unhideWhenUsed="0"/>
-    <w:lsdException w:name="Medium Grid 1 Accent 3" w:semiHidden="0" w:uiPriority="67" w:unhideWhenUsed="0"/>
-    <w:lsdException w:name="Medium Grid 2 Accent 3" w:semiHidden="0" w:uiPriority="68" w:unhideWhenUsed="0"/>
-    <w:lsdException w:name="Medium Grid 3 Accent 3" w:semiHidden="0" w:uiPriority="69" w:unhideWhenUsed="0"/>
-    <w:lsdException w:name="Dark List Accent 3" w:semiHidden="0" w:uiPriority="70" w:unhideWhenUsed="0"/>
-    <w:lsdException w:name="Colorful Shading Accent 3" w:semiHidden="0" w:uiPriority="71" w:unhideWhenUsed="0"/>
-    <w:lsdException w:name="Colorful List Accent 3" w:semiHidden="0" w:uiPriority="72" w:unhideWhenUsed="0"/>
-    <w:lsdException w:name="Colorful Grid Accent 3" w:semiHidden="0" w:uiPriority="73" w:unhideWhenUsed="0"/>
-    <w:lsdException w:name="Light Shading Accent 4" w:semiHidden="0" w:uiPriority="60" w:unhideWhenUsed="0"/>
-    <w:lsdException w:name="Light List Accent 4" w:semiHidden="0" w:uiPriority="61" w:unhideWhenUsed="0"/>
-    <w:lsdException w:name="Light Grid Accent 4" w:semiHidden="0" w:uiPriority="62" w:unhideWhenUsed="0"/>
-    <w:lsdException w:name="Medium Shading 1 Accent 4" w:semiHidden="0" w:uiPriority="63" w:unhideWhenUsed="0"/>
-    <w:lsdException w:name="Medium Shading 2 Accent 4" w:semiHidden="0" w:uiPriority="64" w:unhideWhenUsed="0"/>
-    <w:lsdException w:name="Medium List 1 Accent 4" w:semiHidden="0" w:uiPriority="65" w:unhideWhenUsed="0"/>
-    <w:lsdException w:name="Medium List 2 Accent 4" w:semiHidden="0" w:uiPriority="66" w:unhideWhenUsed="0"/>
-    <w:lsdException w:name="Medium Grid 1 Accent 4" w:semiHidden="0" w:uiPriority="67" w:unhideWhenUsed="0"/>
-    <w:lsdException w:name="Medium Grid 2 Accent 4" w:semiHidden="0" w:uiPriority="68" w:unhideWhenUsed="0"/>
-    <w:lsdException w:name="Medium Grid 3 Accent 4" w:semiHidden="0" w:uiPriority="69" w:unhideWhenUsed="0"/>
-    <w:lsdException w:name="Dark List Accent 4" w:semiHidden="0" w:uiPriority="70" w:unhideWhenUsed="0"/>
-    <w:lsdException w:name="Colorful Shading Accent 4" w:semiHidden="0" w:uiPriority="71" w:unhideWhenUsed="0"/>
-    <w:lsdException w:name="Colorful List Accent 4" w:semiHidden="0" w:uiPriority="72" w:unhideWhenUsed="0"/>
-    <w:lsdException w:name="Colorful Grid Accent 4" w:semiHidden="0" w:uiPriority="73" w:unhideWhenUsed="0"/>
-    <w:lsdException w:name="Light Shading Accent 5" w:semiHidden="0" w:uiPriority="60" w:unhideWhenUsed="0"/>
-    <w:lsdException w:name="Light List Accent 5" w:semiHidden="0" w:uiPriority="61" w:unhideWhenUsed="0"/>
-    <w:lsdException w:name="Light Grid Accent 5" w:semiHidden="0" w:uiPriority="62" w:unhideWhenUsed="0"/>
-    <w:lsdException w:name="Medium Shading 1 Accent 5" w:semiHidden="0" w:uiPriority="63" w:unhideWhenUsed="0"/>
-    <w:lsdException w:name="Medium Shading 2 Accent 5" w:semiHidden="0" w:uiPriority="64" w:unhideWhenUsed="0"/>
-    <w:lsdException w:name="Medium List 1 Accent 5" w:semiHidden="0" w:uiPriority="65" w:unhideWhenUsed="0"/>
-    <w:lsdException w:name="Medium List 2 Accent 5" w:semiHidden="0" w:uiPriority="66" w:unhideWhenUsed="0"/>
-    <w:lsdException w:name="Medium Grid 1 Accent 5" w:semiHidden="0" w:uiPriority="67" w:unhideWhenUsed="0"/>
-    <w:lsdException w:name="Medium Grid 2 Accent 5" w:semiHidden="0" w:uiPriority="68" w:unhideWhenUsed="0"/>
-    <w:lsdException w:name="Medium Grid 3 Accent 5" w:semiHidden="0" w:uiPriority="69" w:unhideWhenUsed="0"/>
-    <w:lsdException w:name="Dark List Accent 5" w:semiHidden="0" w:uiPriority="70" w:unhideWhenUsed="0"/>
-    <w:lsdException w:name="Colorful Shading Accent 5" w:semiHidden="0" w:uiPriority="71" w:unhideWhenUsed="0"/>
-    <w:lsdException w:name="Colorful List Accent 5" w:semiHidden="0" w:uiPriority="72" w:unhideWhenUsed="0"/>
-    <w:lsdException w:name="Colorful Grid Accent 5" w:semiHidden="0" w:uiPriority="73" w:unhideWhenUsed="0"/>
-    <w:lsdException w:name="Light Shading Accent 6" w:semiHidden="0" w:uiPriority="60" w:unhideWhenUsed="0"/>
-    <w:lsdException w:name="Light List Accent 6" w:semiHidden="0" w:uiPriority="61" w:unhideWhenUsed="0"/>
-    <w:lsdException w:name="Light Grid Accent 6" w:semiHidden="0" w:uiPriority="62" w:unhideWhenUsed="0"/>
-    <w:lsdException w:name="Medium Shading 1 Accent 6" w:semiHidden="0" w:uiPriority="63" w:unhideWhenUsed="0"/>
-    <w:lsdException w:name="Medium Shading 2 Accent 6" w:semiHidden="0" w:uiPriority="64" w:unhideWhenUsed="0"/>
-    <w:lsdException w:name="Medium List 1 Accent 6" w:semiHidden="0" w:uiPriority="65" w:unhideWhenUsed="0"/>
-    <w:lsdException w:name="Medium List 2 Accent 6" w:semiHidden="0" w:uiPriority="66" w:unhideWhenUsed="0"/>
-    <w:lsdException w:name="Medium Grid 1 Accent 6" w:semiHidden="0" w:uiPriority="67" w:unhideWhenUsed="0"/>
-    <w:lsdException w:name="Medium Grid 2 Accent 6" w:semiHidden="0" w:uiPriority="68" w:unhideWhenUsed="0"/>
-    <w:lsdException w:name="Medium Grid 3 Accent 6" w:semiHidden="0" w:uiPriority="69" w:unhideWhenUsed="0"/>
-    <w:lsdException w:name="Dark List Accent 6" w:semiHidden="0" w:uiPriority="70" w:unhideWhenUsed="0"/>
-    <w:lsdException w:name="Colorful Shading Accent 6" w:semiHidden="0" w:uiPriority="71" w:unhideWhenUsed="0"/>
-    <w:lsdException w:name="Colorful List Accent 6" w:semiHidden="0" w:uiPriority="72" w:unhideWhenUsed="0"/>
-    <w:lsdException w:name="Colorful Grid Accent 6" w:semiHidden="0" w:uiPriority="73" w:unhideWhenUsed="0"/>
-    <w:lsdException w:name="Subtle Emphasis" w:semiHidden="0" w:uiPriority="19" w:unhideWhenUsed="0" w:qFormat="1"/>
-    <w:lsdException w:name="Intense Emphasis" w:semiHidden="0" w:uiPriority="21" w:unhideWhenUsed="0" w:qFormat="1"/>
-    <w:lsdException w:name="Subtle Reference" w:semiHidden="0" w:uiPriority="31" w:unhideWhenUsed="0" w:qFormat="1"/>
-    <w:lsdException w:name="Intense Reference" w:semiHidden="0" w:uiPriority="32" w:unhideWhenUsed="0" w:qFormat="1"/>
-    <w:lsdException w:name="Book Title" w:semiHidden="0" w:uiPriority="33" w:unhideWhenUsed="0" w:qFormat="1"/>
-    <w:lsdException w:name="Bibliography" w:uiPriority="37"/>
-    <w:lsdException w:name="TOC Heading" w:uiPriority="39" w:qFormat="1"/>
-  </w:latentStyles>
-  <w:style w:type="paragraph" w:default="1" w:styleId="Normal">
-    <w:name w:val="Normal"/>
-    <w:qFormat/>
-  </w:style>
-  <w:style w:type="character" w:default="1" w:styleId="DefaultParagraphFont">
-    <w:name w:val="Default Paragraph Font"/>
-    <w:uiPriority w:val="1"/>
-    <w:semiHidden/>
-    <w:unhideWhenUsed/>
-  </w:style>
-  <w:style w:type="table" w:default="1" w:styleId="TableNormal">
-    <w:name w:val="Normal Table"/>
-    <w:uiPriority w:val="99"/>
-    <w:semiHidden/>
-    <w:unhideWhenUsed/>
-    <w:tblPr>
-      <w:tblInd w:w="0" w:type="dxa"/>
-      <w:tblCellMar>
-        <w:top w:w="0" w:type="dxa"/>
-        <w:left w:w="108" w:type="dxa"/>
-        <w:bottom w:w="0" w:type="dxa"/>
-        <w:right w:w="108" w:type="dxa"/>
-      </w:tblCellMar>
-    </w:tblPr>
-  </w:style>
-  <w:style w:type="numbering" w:default="1" w:styleId="NoList">
-    <w:name w:val="No List"/>
-    <w:uiPriority w:val="99"/>
-    <w:semiHidden/>
-    <w:unhideWhenUsed/>
-  </w:style>
-  <w:style w:type="paragraph" w:styleId="ListParagraph">
-    <w:name w:val="List Paragraph"/>
-    <w:basedOn w:val="Normal"/>
-    <w:uiPriority w:val="34"/>
-    <w:qFormat/>
-    <w:rsid w:val="0053394F"/>
-    <w:pPr>
-      <w:ind w:left="720"/>
-      <w:contextualSpacing/>
-    </w:pPr>
-  </w:style>
-  <w:style w:type="paragraph" w:styleId="BalloonText">
-    <w:name w:val="Balloon Text"/>
-    <w:basedOn w:val="Normal"/>
-    <w:link w:val="BalloonTextChar"/>
-    <w:uiPriority w:val="99"/>
-    <w:semiHidden/>
-    <w:unhideWhenUsed/>
-    <w:rsid w:val="0053394F"/>
-    <w:pPr>
-      <w:spacing w:after="0" w:line="240" w:lineRule="auto"/>
-    </w:pPr>
-    <w:rPr>
-      <w:rFonts w:ascii="Tahoma" w:hAnsi="Tahoma" w:cs="Tahoma"/>
-      <w:sz w:val="16"/>
-      <w:szCs w:val="16"/>
-    </w:rPr>
-  </w:style>
-  <w:style w:type="character" w:customStyle="1" w:styleId="BalloonTextChar">
-    <w:name w:val="Balloon Text Char"/>
-    <w:basedOn w:val="DefaultParagraphFont"/>
-    <w:link w:val="BalloonText"/>
-    <w:uiPriority w:val="99"/>
-    <w:semiHidden/>
-    <w:rsid w:val="0053394F"/>
-    <w:rPr>
-      <w:rFonts w:ascii="Tahoma" w:hAnsi="Tahoma" w:cs="Tahoma"/>
-      <w:sz w:val="16"/>
-      <w:szCs w:val="16"/>
-    </w:rPr>
-  </w:style>
-  <w:style w:type="character" w:styleId="PlaceholderText">
-    <w:name w:val="Placeholder Text"/>
-    <w:basedOn w:val="DefaultParagraphFont"/>
-    <w:uiPriority w:val="99"/>
-    <w:semiHidden/>
-    <w:rsid w:val="00AA63AD"/>
-    <w:rPr>
-      <w:color w:val="808080"/>
-    </w:rPr>
-  </w:style>
-  <w:style w:type="paragraph" w:styleId="Header">
-    <w:name w:val="header"/>
-    <w:basedOn w:val="Normal"/>
-    <w:link w:val="HeaderChar"/>
-    <w:uiPriority w:val="99"/>
-    <w:unhideWhenUsed/>
-    <w:rsid w:val="002C304D"/>
-    <w:pPr>
-      <w:tabs>
-        <w:tab w:val="center" w:pos="4513"/>
-        <w:tab w:val="right" w:pos="9026"/>
-      </w:tabs>
-      <w:spacing w:after="0" w:line="240" w:lineRule="auto"/>
-    </w:pPr>
-  </w:style>
-  <w:style w:type="character" w:customStyle="1" w:styleId="HeaderChar">
-    <w:name w:val="Header Char"/>
-    <w:basedOn w:val="DefaultParagraphFont"/>
-    <w:link w:val="Header"/>
-    <w:uiPriority w:val="99"/>
-    <w:rsid w:val="002C304D"/>
-  </w:style>
-  <w:style w:type="paragraph" w:styleId="Footer">
-    <w:name w:val="footer"/>
-    <w:basedOn w:val="Normal"/>
-    <w:link w:val="FooterChar"/>
-    <w:uiPriority w:val="99"/>
-    <w:unhideWhenUsed/>
-    <w:rsid w:val="002C304D"/>
-    <w:pPr>
-      <w:tabs>
-        <w:tab w:val="center" w:pos="4513"/>
-        <w:tab w:val="right" w:pos="9026"/>
-      </w:tabs>
-      <w:spacing w:after="0" w:line="240" w:lineRule="auto"/>
-    </w:pPr>
-  </w:style>
-  <w:style w:type="character" w:customStyle="1" w:styleId="FooterChar">
-    <w:name w:val="Footer Char"/>
-    <w:basedOn w:val="DefaultParagraphFont"/>
-    <w:link w:val="Footer"/>
-    <w:uiPriority w:val="99"/>
-    <w:rsid w:val="002C304D"/>
-  </w:style>
-</w:styles>
-</file>
-
-<file path=word/stylesWithEffects.xml><?xml version="1.0" encoding="utf-8"?>
-<w:styles xmlns:wpc="http://schemas.microsoft.com/office/word/2010/wordprocessingCanvas" xmlns:mc="http://schemas.openxmlformats.org/markup-compatibility/2006" xmlns:o="urn:schemas-microsoft-com:office:office" xmlns:r="http://schemas.openxmlformats.org/officeDocument/2006/relationships" xmlns:m="http://schemas.openxmlformats.org/officeDocument/2006/math" xmlns:v="urn:schemas-microsoft-com:vml" xmlns:wp14="http://schemas.microsoft.com/office/word/2010/wordprocessingDrawing" xmlns:wp="http://schemas.openxmlformats.org/drawingml/2006/wordprocessingDrawing" xmlns:w10="urn:schemas-microsoft-com:office:word" xmlns:w="http://schemas.openxmlformats.org/wordprocessingml/2006/main" xmlns:w14="http://schemas.microsoft.com/office/word/2010/wordml" xmlns:wpg="http://schemas.microsoft.com/office/word/2010/wordprocessingGroup" xmlns:wpi="http://schemas.microsoft.com/office/word/2010/wordprocessingInk" xmlns:wne="http://schemas.microsoft.com/office/word/2006/wordml" xmlns:wps="http://schemas.microsoft.com/office/word/2010/wordprocessingShape" mc:Ignorable="w14 wp14">
-  <w:docDefaults>
-    <w:rPrDefault>
-      <w:rPr>
-        <w:rFonts w:asciiTheme="minorHAnsi" w:eastAsiaTheme="minorHAnsi" w:hAnsiTheme="minorHAnsi" w:cstheme="minorBidi"/>
-        <w:sz w:val="22"/>
-        <w:szCs w:val="22"/>
-        <w:lang w:val="vi-VN" w:eastAsia="en-US" w:bidi="ar-SA"/>
-      </w:rPr>
-    </w:rPrDefault>
-    <w:pPrDefault>
-      <w:pPr>
-        <w:spacing w:after="200" w:line="276" w:lineRule="auto"/>
-      </w:pPr>
-    </w:pPrDefault>
-  </w:docDefaults>
-  <w:latentStyles w:defLockedState="0" w:defUIPriority="99" w:defSemiHidden="1" w:defUnhideWhenUsed="1" w:defQFormat="0" w:count="267">
-    <w:lsdException w:name="Normal" w:semiHidden="0" w:uiPriority="0" w:unhideWhenUsed="0" w:qFormat="1"/>
-    <w:lsdException w:name="heading 1" w:semiHidden="0" w:uiPriority="9" w:unhideWhenUsed="0" w:qFormat="1"/>
-    <w:lsdException w:name="heading 2" w:uiPriority="9" w:qFormat="1"/>
-    <w:lsdException w:name="heading 3" w:uiPriority="9" w:qFormat="1"/>
-    <w:lsdException w:name="heading 4" w:uiPriority="9" w:qFormat="1"/>
-    <w:lsdException w:name="heading 5" w:uiPriority="9" w:qFormat="1"/>
-    <w:lsdException w:name="heading 6" w:uiPriority="9" w:qFormat="1"/>
-    <w:lsdException w:name="heading 7" w:uiPriority="9" w:qFormat="1"/>
-    <w:lsdException w:name="heading 8" w:uiPriority="9" w:qFormat="1"/>
-    <w:lsdException w:name="heading 9" w:uiPriority="9" w:qFormat="1"/>
-    <w:lsdException w:name="toc 1" w:uiPriority="39"/>
-    <w:lsdException w:name="toc 2" w:uiPriority="39"/>
-    <w:lsdException w:name="toc 3" w:uiPriority="39"/>
-    <w:lsdException w:name="toc 4" w:uiPriority="39"/>
-    <w:lsdException w:name="toc 5" w:uiPriority="39"/>
-    <w:lsdException w:name="toc 6" w:uiPriority="39"/>
-    <w:lsdException w:name="toc 7" w:uiPriority="39"/>
-    <w:lsdException w:name="toc 8" w:uiPriority="39"/>
-    <w:lsdException w:name="toc 9" w:uiPriority="39"/>
-    <w:lsdException w:name="caption" w:uiPriority="35" w:qFormat="1"/>
-    <w:lsdException w:name="Title" w:semiHidden="0" w:uiPriority="10" w:unhideWhenUsed="0" w:qFormat="1"/>
-    <w:lsdException w:name="Default Paragraph Font" w:uiPriority="1"/>
-    <w:lsdException w:name="Subtitle" w:semiHidden="0" w:uiPriority="11" w:unhideWhenUsed="0" w:qFormat="1"/>
-    <w:lsdException w:name="Strong" w:semiHidden="0" w:uiPriority="22" w:unhideWhenUsed="0" w:qFormat="1"/>
-    <w:lsdException w:name="Emphasis" w:semiHidden="0" w:uiPriority="20" w:unhideWhenUsed="0" w:qFormat="1"/>
-    <w:lsdException w:name="Table Grid" w:semiHidden="0" w:uiPriority="59" w:unhideWhenUsed="0"/>
-    <w:lsdException w:name="Placeholder Text" w:unhideWhenUsed="0"/>
-    <w:lsdException w:name="No Spacing" w:semiHidden="0" w:uiPriority="1" w:unhideWhenUsed="0" w:qFormat="1"/>
-    <w:lsdException w:name="Light Shading" w:semiHidden="0" w:uiPriority="60" w:unhideWhenUsed="0"/>
-    <w:lsdException w:name="Light List" w:semiHidden="0" w:uiPriority="61" w:unhideWhenUsed="0"/>
-    <w:lsdException w:name="Light Grid" w:semiHidden="0" w:uiPriority="62" w:unhideWhenUsed="0"/>
-    <w:lsdException w:name="Medium Shading 1" w:semiHidden="0" w:uiPriority="63" w:unhideWhenUsed="0"/>
-    <w:lsdException w:name="Medium Shading 2" w:semiHidden="0" w:uiPriority="64" w:unhideWhenUsed="0"/>
-    <w:lsdException w:name="Medium List 1" w:semiHidden="0" w:uiPriority="65" w:unhideWhenUsed="0"/>
-    <w:lsdException w:name="Medium List 2" w:semiHidden="0" w:uiPriority="66" w:unhideWhenUsed="0"/>
-    <w:lsdException w:name="Medium Grid 1" w:semiHidden="0" w:uiPriority="67" w:unhideWhenUsed="0"/>
-    <w:lsdException w:name="Medium Grid 2" w:semiHidden="0" w:uiPriority="68" w:unhideWhenUsed="0"/>
-    <w:lsdException w:name="Medium Grid 3" w:semiHidden="0" w:uiPriority="69" w:unhideWhenUsed="0"/>
-    <w:lsdException w:name="Dark List" w:semiHidden="0" w:uiPriority="70" w:unhideWhenUsed="0"/>
-    <w:lsdException w:name="Colorful Shading" w:semiHidden="0" w:uiPriority="71" w:unhideWhenUsed="0"/>
-    <w:lsdException w:name="Colorful List" w:semiHidden="0" w:uiPriority="72" w:unhideWhenUsed="0"/>
-    <w:lsdException w:name="Colorful Grid" w:semiHidden="0" w:uiPriority="73" w:unhideWhenUsed="0"/>
-    <w:lsdException w:name="Light Shading Accent 1" w:semiHidden="0" w:uiPriority="60" w:unhideWhenUsed="0"/>
-    <w:lsdException w:name="Light List Accent 1" w:semiHidden="0" w:uiPriority="61" w:unhideWhenUsed="0"/>
-    <w:lsdException w:name="Light Grid Accent 1" w:semiHidden="0" w:uiPriority="62" w:unhideWhenUsed="0"/>
-    <w:lsdException w:name="Medium Shading 1 Accent 1" w:semiHidden="0" w:uiPriority="63" w:unhideWhenUsed="0"/>
-    <w:lsdException w:name="Medium Shading 2 Accent 1" w:semiHidden="0" w:uiPriority="64" w:unhideWhenUsed="0"/>
-    <w:lsdException w:name="Medium List 1 Accent 1" w:semiHidden="0" w:uiPriority="65" w:unhideWhenUsed="0"/>
-    <w:lsdException w:name="Revision" w:unhideWhenUsed="0"/>
-    <w:lsdException w:name="List Paragraph" w:semiHidden="0" w:uiPriority="34" w:unhideWhenUsed="0" w:qFormat="1"/>
-    <w:lsdException w:name="Quote" w:semiHidden="0" w:uiPriority="29" w:unhideWhenUsed="0" w:qFormat="1"/>
-    <w:lsdException w:name="Intense Quote" w:semiHidden="0" w:uiPriority="30" w:unhideWhenUsed="0" w:qFormat="1"/>
-    <w:lsdException w:name="Medium List 2 Accent 1" w:semiHidden="0" w:uiPriority="66" w:unhideWhenUsed="0"/>
-    <w:lsdException w:name="Medium Grid 1 Accent 1" w:semiHidden="0" w:uiPriority="67" w:unhideWhenUsed="0"/>
-    <w:lsdException w:name="Medium Grid 2 Accent 1" w:semiHidden="0" w:uiPriority="68" w:unhideWhenUsed="0"/>
-    <w:lsdException w:name="Medium Grid 3 Accent 1" w:semiHidden="0" w:uiPriority="69" w:unhideWhenUsed="0"/>
-    <w:lsdException w:name="Dark List Accent 1" w:semiHidden="0" w:uiPriority="70" w:unhideWhenUsed="0"/>
-    <w:lsdException w:name="Colorful Shading Accent 1" w:semiHidden="0" w:uiPriority="71" w:unhideWhenUsed="0"/>
-    <w:lsdException w:name="Colorful List Accent 1" w:semiHidden="0" w:uiPriority="72" w:unhideWhenUsed="0"/>
-    <w:lsdException w:name="Colorful Grid Accent 1" w:semiHidden="0" w:uiPriority="73" w:unhideWhenUsed="0"/>
-    <w:lsdException w:name="Light Shading Accent 2" w:semiHidden="0" w:uiPriority="60" w:unhideWhenUsed="0"/>
-    <w:lsdException w:name="Light List Accent 2" w:semiHidden="0" w:uiPriority="61" w:unhideWhenUsed="0"/>
-    <w:lsdException w:name="Light Grid Accent 2" w:semiHidden="0" w:uiPriority="62" w:unhideWhenUsed="0"/>
-    <w:lsdException w:name="Medium Shading 1 Accent 2" w:semiHidden="0" w:uiPriority="63" w:unhideWhenUsed="0"/>
-    <w:lsdException w:name="Medium Shading 2 Accent 2" w:semiHidden="0" w:uiPriority="64" w:unhideWhenUsed="0"/>
-    <w:lsdException w:name="Medium List 1 Accent 2" w:semiHidden="0" w:uiPriority="65" w:unhideWhenUsed="0"/>
-    <w:lsdException w:name="Medium List 2 Accent 2" w:semiHidden="0" w:uiPriority="66" w:unhideWhenUsed="0"/>
-    <w:lsdException w:name="Medium Grid 1 Accent 2" w:semiHidden="0" w:uiPriority="67" w:unhideWhenUsed="0"/>
-    <w:lsdException w:name="Medium Grid 2 Accent 2" w:semiHidden="0" w:uiPriority="68" w:unhideWhenUsed="0"/>
-    <w:lsdException w:name="Medium Grid 3 Accent 2" w:semiHidden="0" w:uiPriority="69" w:unhideWhenUsed="0"/>
-    <w:lsdException w:name="Dark List Accent 2" w:semiHidden="0" w:uiPriority="70" w:unhideWhenUsed="0"/>
-    <w:lsdException w:name="Colorful Shading Accent 2" w:semiHidden="0" w:uiPriority="71" w:unhideWhenUsed="0"/>
-    <w:lsdException w:name="Colorful List Accent 2" w:semiHidden="0" w:uiPriority="72" w:unhideWhenUsed="0"/>
-    <w:lsdException w:name="Colorful Grid Accent 2" w:semiHidden="0" w:uiPriority="73" w:unhideWhenUsed="0"/>
-    <w:lsdException w:name="Light Shading Accent 3" w:semiHidden="0" w:uiPriority="60" w:unhideWhenUsed="0"/>
-    <w:lsdException w:name="Light List Accent 3" w:semiHidden="0" w:uiPriority="61" w:unhideWhenUsed="0"/>
-    <w:lsdException w:name="Light Grid Accent 3" w:semiHidden="0" w:uiPriority="62" w:unhideWhenUsed="0"/>
-    <w:lsdException w:name="Medium Shading 1 Accent 3" w:semiHidden="0" w:uiPriority="63" w:unhideWhenUsed="0"/>
-    <w:lsdException w:name="Medium Shading 2 Accent 3" w:semiHidden="0" w:uiPriority="64" w:unhideWhenUsed="0"/>
-    <w:lsdException w:name="Medium List 1 Accent 3" w:semiHidden="0" w:uiPriority="65" w:unhideWhenUsed="0"/>
-    <w:lsdException w:name="Medium List 2 Accent 3" w:semiHidden="0" w:uiPriority="66" w:unhideWhenUsed="0"/>
-    <w:lsdException w:name="Medium Grid 1 Accent 3" w:semiHidden="0" w:uiPriority="67" w:unhideWhenUsed="0"/>
-    <w:lsdException w:name="Medium Grid 2 Accent 3" w:semiHidden="0" w:uiPriority="68" w:unhideWhenUsed="0"/>
-    <w:lsdException w:name="Medium Grid 3 Accent 3" w:semiHidden="0" w:uiPriority="69" w:unhideWhenUsed="0"/>
-    <w:lsdException w:name="Dark List Accent 3" w:semiHidden="0" w:uiPriority="70" w:unhideWhenUsed="0"/>
-    <w:lsdException w:name="Colorful Shading Accent 3" w:semiHidden="0" w:uiPriority="71" w:unhideWhenUsed="0"/>
-    <w:lsdException w:name="Colorful List Accent 3" w:semiHidden="0" w:uiPriority="72" w:unhideWhenUsed="0"/>
-    <w:lsdException w:name="Colorful Grid Accent 3" w:semiHidden="0" w:uiPriority="73" w:unhideWhenUsed="0"/>
-    <w:lsdException w:name="Light Shading Accent 4" w:semiHidden="0" w:uiPriority="60" w:unhideWhenUsed="0"/>
-    <w:lsdException w:name="Light List Accent 4" w:semiHidden="0" w:uiPriority="61" w:unhideWhenUsed="0"/>
-    <w:lsdException w:name="Light Grid Accent 4" w:semiHidden="0" w:uiPriority="62" w:unhideWhenUsed="0"/>
-    <w:lsdException w:name="Medium Shading 1 Accent 4" w:semiHidden="0" w:uiPriority="63" w:unhideWhenUsed="0"/>
-    <w:lsdException w:name="Medium Shading 2 Accent 4" w:semiHidden="0" w:uiPriority="64" w:unhideWhenUsed="0"/>
-    <w:lsdException w:name="Medium List 1 Accent 4" w:semiHidden="0" w:uiPriority="65" w:unhideWhenUsed="0"/>
-    <w:lsdException w:name="Medium List 2 Accent 4" w:semiHidden="0" w:uiPriority="66" w:unhideWhenUsed="0"/>
-    <w:lsdException w:name="Medium Grid 1 Accent 4" w:semiHidden="0" w:uiPriority="67" w:unhideWhenUsed="0"/>
-    <w:lsdException w:name="Medium Grid 2 Accent 4" w:semiHidden="0" w:uiPriority="68" w:unhideWhenUsed="0"/>
-    <w:lsdException w:name="Medium Grid 3 Accent 4" w:semiHidden="0" w:uiPriority="69" w:unhideWhenUsed="0"/>
-    <w:lsdException w:name="Dark List Accent 4" w:semiHidden="0" w:uiPriority="70" w:unhideWhenUsed="0"/>
-    <w:lsdException w:name="Colorful Shading Accent 4" w:semiHidden="0" w:uiPriority="71" w:unhideWhenUsed="0"/>
-    <w:lsdException w:name="Colorful List Accent 4" w:semiHidden="0" w:uiPriority="72" w:unhideWhenUsed="0"/>
-    <w:lsdException w:name="Colorful Grid Accent 4" w:semiHidden="0" w:uiPriority="73" w:unhideWhenUsed="0"/>
-    <w:lsdException w:name="Light Shading Accent 5" w:semiHidden="0" w:uiPriority="60" w:unhideWhenUsed="0"/>
-    <w:lsdException w:name="Light List Accent 5" w:semiHidden="0" w:uiPriority="61" w:unhideWhenUsed="0"/>
-    <w:lsdException w:name="Light Grid Accent 5" w:semiHidden="0" w:uiPriority="62" w:unhideWhenUsed="0"/>
-    <w:lsdException w:name="Medium Shading 1 Accent 5" w:semiHidden="0" w:uiPriority="63" w:unhideWhenUsed="0"/>
-    <w:lsdException w:name="Medium Shading 2 Accent 5" w:semiHidden="0" w:uiPriority="64" w:unhideWhenUsed="0"/>
-    <w:lsdException w:name="Medium List 1 Accent 5" w:semiHidden="0" w:uiPriority="65" w:unhideWhenUsed="0"/>
-    <w:lsdException w:name="Medium List 2 Accent 5" w:semiHidden="0" w:uiPriority="66" w:unhideWhenUsed="0"/>
-    <w:lsdException w:name="Medium Grid 1 Accent 5" w:semiHidden="0" w:uiPriority="67" w:unhideWhenUsed="0"/>
-    <w:lsdException w:name="Medium Grid 2 Accent 5" w:semiHidden="0" w:uiPriority="68" w:unhideWhenUsed="0"/>
-    <w:lsdException w:name="Medium Grid 3 Accent 5" w:semiHidden="0" w:uiPriority="69" w:unhideWhenUsed="0"/>
-    <w:lsdException w:name="Dark List Accent 5" w:semiHidden="0" w:uiPriority="70" w:unhideWhenUsed="0"/>
-    <w:lsdException w:name="Colorful Shading Accent 5" w:semiHidden="0" w:uiPriority="71" w:unhideWhenUsed="0"/>
-    <w:lsdException w:name="Colorful List Accent 5" w:semiHidden="0" w:uiPriority="72" w:unhideWhenUsed="0"/>
-    <w:lsdException w:name="Colorful Grid Accent 5" w:semiHidden="0" w:uiPriority="73" w:unhideWhenUsed="0"/>
-    <w:lsdException w:name="Light Shading Accent 6" w:semiHidden="0" w:uiPriority="60" w:unhideWhenUsed="0"/>
-    <w:lsdException w:name="Light List Accent 6" w:semiHidden="0" w:uiPriority="61" w:unhideWhenUsed="0"/>
-    <w:lsdException w:name="Light Grid Accent 6" w:semiHidden="0" w:uiPriority="62" w:unhideWhenUsed="0"/>
-    <w:lsdException w:name="Medium Shading 1 Accent 6" w:semiHidden="0" w:uiPriority="63" w:unhideWhenUsed="0"/>
-    <w:lsdException w:name="Medium Shading 2 Accent 6" w:semiHidden="0" w:uiPriority="64" w:unhideWhenUsed="0"/>
-    <w:lsdException w:name="Medium List 1 Accent 6" w:semiHidden="0" w:uiPriority="65" w:unhideWhenUsed="0"/>
-    <w:lsdException w:name="Medium List 2 Accent 6" w:semiHidden="0" w:uiPriority="66" w:unhideWhenUsed="0"/>
-    <w:lsdException w:name="Medium Grid 1 Accent 6" w:semiHidden="0" w:uiPriority="67" w:unhideWhenUsed="0"/>
-    <w:lsdException w:name="Medium Grid 2 Accent 6" w:semiHidden="0" w:uiPriority="68" w:unhideWhenUsed="0"/>
-    <w:lsdException w:name="Medium Grid 3 Accent 6" w:semiHidden="0" w:uiPriority="69" w:unhideWhenUsed="0"/>
-    <w:lsdException w:name="Dark List Accent 6" w:semiHidden="0" w:uiPriority="70" w:unhideWhenUsed="0"/>
-    <w:lsdException w:name="Colorful Shading Accent 6" w:semiHidden="0" w:uiPriority="71" w:unhideWhenUsed="0"/>
-    <w:lsdException w:name="Colorful List Accent 6" w:semiHidden="0" w:uiPriority="72" w:unhideWhenUsed="0"/>
-    <w:lsdException w:name="Colorful Grid Accent 6" w:semiHidden="0" w:uiPriority="73" w:unhideWhenUsed="0"/>
-    <w:lsdException w:name="Subtle Emphasis" w:semiHidden="0" w:uiPriority="19" w:unhideWhenUsed="0" w:qFormat="1"/>
-    <w:lsdException w:name="Intense Emphasis" w:semiHidden="0" w:uiPriority="21" w:unhideWhenUsed="0" w:qFormat="1"/>
-    <w:lsdException w:name="Subtle Reference" w:semiHidden="0" w:uiPriority="31" w:unhideWhenUsed="0" w:qFormat="1"/>
-    <w:lsdException w:name="Intense Reference" w:semiHidden="0" w:uiPriority="32" w:unhideWhenUsed="0" w:qFormat="1"/>
-    <w:lsdException w:name="Book Title" w:semiHidden="0" w:uiPriority="33" w:unhideWhenUsed="0" w:qFormat="1"/>
-    <w:lsdException w:name="Bibliography" w:uiPriority="37"/>
-    <w:lsdException w:name="TOC Heading" w:uiPriority="39" w:qFormat="1"/>
+  <w:latentStyles w:defLockedState="0" w:defUIPriority="99" w:defSemiHidden="0" w:defUnhideWhenUsed="0" w:defQFormat="0" w:count="376">
+    <w:lsdException w:name="Normal" w:uiPriority="0" w:qFormat="1"/>
+    <w:lsdException w:name="heading 1" w:uiPriority="9" w:qFormat="1"/>
+    <w:lsdException w:name="heading 2" w:semiHidden="1" w:uiPriority="9" w:unhideWhenUsed="1" w:qFormat="1"/>
+    <w:lsdException w:name="heading 3" w:semiHidden="1" w:uiPriority="9" w:unhideWhenUsed="1" w:qFormat="1"/>
+    <w:lsdException w:name="heading 4" w:semiHidden="1" w:uiPriority="9" w:unhideWhenUsed="1" w:qFormat="1"/>
+    <w:lsdException w:name="heading 5" w:semiHidden="1" w:uiPriority="9" w:unhideWhenUsed="1" w:qFormat="1"/>
+    <w:lsdException w:name="heading 6" w:semiHidden="1" w:uiPriority="9" w:unhideWhenUsed="1" w:qFormat="1"/>
+    <w:lsdException w:name="heading 7" w:semiHidden="1" w:uiPriority="9" w:unhideWhenUsed="1" w:qFormat="1"/>
+    <w:lsdException w:name="heading 8" w:semiHidden="1" w:uiPriority="9" w:unhideWhenUsed="1" w:qFormat="1"/>
+    <w:lsdException w:name="heading 9" w:semiHidden="1" w:uiPriority="9" w:unhideWhenUsed="1" w:qFormat="1"/>
+    <w:lsdException w:name="index 1" w:semiHidden="1" w:unhideWhenUsed="1"/>
+    <w:lsdException w:name="index 2" w:semiHidden="1" w:unhideWhenUsed="1"/>
+    <w:lsdException w:name="index 3" w:semiHidden="1" w:unhideWhenUsed="1"/>
+    <w:lsdException w:name="index 4" w:semiHidden="1" w:unhideWhenUsed="1"/>
+    <w:lsdException w:name="index 5" w:semiHidden="1" w:unhideWhenUsed="1"/>
+    <w:lsdException w:name="index 6" w:semiHidden="1" w:unhideWhenUsed="1"/>
+    <w:lsdException w:name="index 7" w:semiHidden="1" w:unhideWhenUsed="1"/>
+    <w:lsdException w:name="index 8" w:semiHidden="1" w:unhideWhenUsed="1"/>
+    <w:lsdException w:name="index 9" w:semiHidden="1" w:unhideWhenUsed="1"/>
+    <w:lsdException w:name="toc 1" w:semiHidden="1" w:uiPriority="39" w:unhideWhenUsed="1"/>
+    <w:lsdException w:name="toc 2" w:semiHidden="1" w:uiPriority="39" w:unhideWhenUsed="1"/>
+    <w:lsdException w:name="toc 3" w:semiHidden="1" w:uiPriority="39" w:unhideWhenUsed="1"/>
+    <w:lsdException w:name="toc 4" w:semiHidden="1" w:uiPriority="39" w:unhideWhenUsed="1"/>
+    <w:lsdException w:name="toc 5" w:semiHidden="1" w:uiPriority="39" w:unhideWhenUsed="1"/>
+    <w:lsdException w:name="toc 6" w:semiHidden="1" w:uiPriority="39" w:unhideWhenUsed="1"/>
+    <w:lsdException w:name="toc 7" w:semiHidden="1" w:uiPriority="39" w:unhideWhenUsed="1"/>
+    <w:lsdException w:name="toc 8" w:semiHidden="1" w:uiPriority="39" w:unhideWhenUsed="1"/>
+    <w:lsdException w:name="toc 9" w:semiHidden="1" w:uiPriority="39" w:unhideWhenUsed="1"/>
+    <w:lsdException w:name="Normal Indent" w:semiHidden="1" w:unhideWhenUsed="1"/>
+    <w:lsdException w:name="footnote text" w:semiHidden="1" w:unhideWhenUsed="1"/>
+    <w:lsdException w:name="annotation text" w:semiHidden="1" w:unhideWhenUsed="1"/>
+    <w:lsdException w:name="header" w:semiHidden="1" w:unhideWhenUsed="1"/>
+    <w:lsdException w:name="footer" w:semiHidden="1" w:unhideWhenUsed="1"/>
+    <w:lsdException w:name="index heading" w:semiHidden="1" w:unhideWhenUsed="1"/>
+    <w:lsdException w:name="caption" w:semiHidden="1" w:uiPriority="35" w:unhideWhenUsed="1" w:qFormat="1"/>
+    <w:lsdException w:name="table of figures" w:semiHidden="1" w:unhideWhenUsed="1"/>
+    <w:lsdException w:name="envelope address" w:semiHidden="1" w:unhideWhenUsed="1"/>
+    <w:lsdException w:name="envelope return" w:semiHidden="1" w:unhideWhenUsed="1"/>
+    <w:lsdException w:name="footnote reference" w:semiHidden="1" w:unhideWhenUsed="1"/>
+    <w:lsdException w:name="annotation reference" w:semiHidden="1" w:unhideWhenUsed="1"/>
+    <w:lsdException w:name="line number" w:semiHidden="1" w:unhideWhenUsed="1"/>
+    <w:lsdException w:name="page number" w:semiHidden="1" w:unhideWhenUsed="1"/>
+    <w:lsdException w:name="endnote reference" w:semiHidden="1" w:unhideWhenUsed="1"/>
+    <w:lsdException w:name="endnote text" w:semiHidden="1" w:unhideWhenUsed="1"/>
+    <w:lsdException w:name="table of authorities" w:semiHidden="1" w:unhideWhenUsed="1"/>
+    <w:lsdException w:name="macro" w:semiHidden="1" w:unhideWhenUsed="1"/>
+    <w:lsdException w:name="toa heading" w:semiHidden="1" w:unhideWhenUsed="1"/>
+    <w:lsdException w:name="List" w:semiHidden="1" w:unhideWhenUsed="1"/>
+    <w:lsdException w:name="List Bullet" w:semiHidden="1" w:unhideWhenUsed="1"/>
+    <w:lsdException w:name="List Number" w:semiHidden="1" w:unhideWhenUsed="1"/>
+    <w:lsdException w:name="List 2" w:semiHidden="1" w:unhideWhenUsed="1"/>
+    <w:lsdException w:name="List 3" w:semiHidden="1" w:unhideWhenUsed="1"/>
+    <w:lsdException w:name="List 4" w:semiHidden="1" w:unhideWhenUsed="1"/>
+    <w:lsdException w:name="List 5" w:semiHidden="1" w:unhideWhenUsed="1"/>
+    <w:lsdException w:name="List Bullet 2" w:semiHidden="1" w:unhideWhenUsed="1"/>
+    <w:lsdException w:name="List Bullet 3" w:semiHidden="1" w:unhideWhenUsed="1"/>
+    <w:lsdException w:name="List Bullet 4" w:semiHidden="1" w:unhideWhenUsed="1"/>
+    <w:lsdException w:name="List Bullet 5" w:semiHidden="1" w:unhideWhenUsed="1"/>
+    <w:lsdException w:name="List Number 2" w:semiHidden="1" w:unhideWhenUsed="1"/>
+    <w:lsdException w:name="List Number 3" w:semiHidden="1" w:unhideWhenUsed="1"/>
+    <w:lsdException w:name="List Number 4" w:semiHidden="1" w:unhideWhenUsed="1"/>
+    <w:lsdException w:name="List Number 5" w:semiHidden="1" w:unhideWhenUsed="1"/>
+    <w:lsdException w:name="Title" w:uiPriority="10" w:qFormat="1"/>
+    <w:lsdException w:name="Closing" w:semiHidden="1" w:unhideWhenUsed="1"/>
+    <w:lsdException w:name="Signature" w:semiHidden="1" w:unhideWhenUsed="1"/>
+    <w:lsdException w:name="Default Paragraph Font" w:semiHidden="1" w:uiPriority="1" w:unhideWhenUsed="1"/>
+    <w:lsdException w:name="Body Text" w:semiHidden="1" w:unhideWhenUsed="1"/>
+    <w:lsdException w:name="Body Text Indent" w:semiHidden="1" w:unhideWhenUsed="1"/>
+    <w:lsdException w:name="List Continue" w:semiHidden="1" w:unhideWhenUsed="1"/>
+    <w:lsdException w:name="List Continue 2" w:semiHidden="1" w:unhideWhenUsed="1"/>
+    <w:lsdException w:name="List Continue 3" w:semiHidden="1" w:unhideWhenUsed="1"/>
+    <w:lsdException w:name="List Continue 4" w:semiHidden="1" w:unhideWhenUsed="1"/>
+    <w:lsdException w:name="List Continue 5" w:semiHidden="1" w:unhideWhenUsed="1"/>
+    <w:lsdException w:name="Message Header" w:semiHidden="1" w:unhideWhenUsed="1"/>
+    <w:lsdException w:name="Subtitle" w:uiPriority="11" w:qFormat="1"/>
+    <w:lsdException w:name="Salutation" w:semiHidden="1" w:unhideWhenUsed="1"/>
+    <w:lsdException w:name="Date" w:semiHidden="1" w:unhideWhenUsed="1"/>
+    <w:lsdException w:name="Body Text First Indent" w:semiHidden="1" w:unhideWhenUsed="1"/>
+    <w:lsdException w:name="Body Text First Indent 2" w:semiHidden="1" w:unhideWhenUsed="1"/>
+    <w:lsdException w:name="Note Heading" w:semiHidden="1" w:unhideWhenUsed="1"/>
+    <w:lsdException w:name="Body Text 2" w:semiHidden="1" w:unhideWhenUsed="1"/>
+    <w:lsdException w:name="Body Text 3" w:semiHidden="1" w:unhideWhenUsed="1"/>
+    <w:lsdException w:name="Body Text Indent 2" w:semiHidden="1" w:unhideWhenUsed="1"/>
+    <w:lsdException w:name="Body Text Indent 3" w:semiHidden="1" w:unhideWhenUsed="1"/>
+    <w:lsdException w:name="Block Text" w:semiHidden="1" w:unhideWhenUsed="1"/>
+    <w:lsdException w:name="Hyperlink" w:semiHidden="1" w:unhideWhenUsed="1"/>
+    <w:lsdException w:name="FollowedHyperlink" w:semiHidden="1" w:unhideWhenUsed="1"/>
+    <w:lsdException w:name="Strong" w:uiPriority="22" w:qFormat="1"/>
+    <w:lsdException w:name="Emphasis" w:uiPriority="20" w:qFormat="1"/>
+    <w:lsdException w:name="Document Map" w:semiHidden="1" w:unhideWhenUsed="1"/>
+    <w:lsdException w:name="Plain Text" w:semiHidden="1" w:unhideWhenUsed="1"/>
+    <w:lsdException w:name="E-mail Signature" w:semiHidden="1" w:unhideWhenUsed="1"/>
+    <w:lsdException w:name="HTML Top of Form" w:semiHidden="1" w:unhideWhenUsed="1"/>
+    <w:lsdException w:name="HTML Bottom of Form" w:semiHidden="1" w:unhideWhenUsed="1"/>
+    <w:lsdException w:name="Normal (Web)" w:semiHidden="1" w:unhideWhenUsed="1"/>
+    <w:lsdException w:name="HTML Acronym" w:semiHidden="1" w:unhideWhenUsed="1"/>
+    <w:lsdException w:name="HTML Address" w:semiHidden="1" w:unhideWhenUsed="1"/>
+    <w:lsdException w:name="HTML Cite" w:semiHidden="1" w:unhideWhenUsed="1"/>
+    <w:lsdException w:name="HTML Code" w:semiHidden="1" w:unhideWhenUsed="1"/>
+    <w:lsdException w:name="HTML Definition" w:semiHidden="1" w:unhideWhenUsed="1"/>
+    <w:lsdException w:name="HTML Keyboard" w:semiHidden="1" w:unhideWhenUsed="1"/>
+    <w:lsdException w:name="HTML Preformatted" w:semiHidden="1" w:unhideWhenUsed="1"/>
+    <w:lsdException w:name="HTML Sample" w:semiHidden="1" w:unhideWhenUsed="1"/>
+    <w:lsdException w:name="HTML Typewriter" w:semiHidden="1" w:unhideWhenUsed="1"/>
+    <w:lsdException w:name="HTML Variable" w:semiHidden="1" w:unhideWhenUsed="1"/>
+    <w:lsdException w:name="Normal Table" w:semiHidden="1" w:unhideWhenUsed="1"/>
+    <w:lsdException w:name="annotation subject" w:semiHidden="1" w:unhideWhenUsed="1"/>
+    <w:lsdException w:name="No List" w:semiHidden="1" w:unhideWhenUsed="1"/>
+    <w:lsdException w:name="Outline List 1" w:semiHidden="1" w:unhideWhenUsed="1"/>
+    <w:lsdException w:name="Outline List 2" w:semiHidden="1" w:unhideWhenUsed="1"/>
+    <w:lsdException w:name="Outline List 3" w:semiHidden="1" w:unhideWhenUsed="1"/>
+    <w:lsdException w:name="Table Simple 1" w:semiHidden="1" w:unhideWhenUsed="1"/>
+    <w:lsdException w:name="Table Simple 2" w:semiHidden="1" w:unhideWhenUsed="1"/>
+    <w:lsdException w:name="Table Simple 3" w:semiHidden="1" w:unhideWhenUsed="1"/>
+    <w:lsdException w:name="Table Classic 1" w:semiHidden="1" w:unhideWhenUsed="1"/>
+    <w:lsdException w:name="Table Classic 2" w:semiHidden="1" w:unhideWhenUsed="1"/>
+    <w:lsdException w:name="Table Classic 3" w:semiHidden="1" w:unhideWhenUsed="1"/>
+    <w:lsdException w:name="Table Classic 4" w:semiHidden="1" w:unhideWhenUsed="1"/>
+    <w:lsdException w:name="Table Colorful 1" w:semiHidden="1" w:unhideWhenUsed="1"/>
+    <w:lsdException w:name="Table Colorful 2" w:semiHidden="1" w:unhideWhenUsed="1"/>
+    <w:lsdException w:name="Table Colorful 3" w:semiHidden="1" w:unhideWhenUsed="1"/>
+    <w:lsdException w:name="Table Columns 1" w:semiHidden="1" w:unhideWhenUsed="1"/>
+    <w:lsdException w:name="Table Columns 2" w:semiHidden="1" w:unhideWhenUsed="1"/>
+    <w:lsdException w:name="Table Columns 3" w:semiHidden="1" w:unhideWhenUsed="1"/>
+    <w:lsdException w:name="Table Columns 4" w:semiHidden="1" w:unhideWhenUsed="1"/>
+    <w:lsdException w:name="Table Columns 5" w:semiHidden="1" w:unhideWhenUsed="1"/>
+    <w:lsdException w:name="Table Grid 1" w:semiHidden="1" w:unhideWhenUsed="1"/>
+    <w:lsdException w:name="Table Grid 2" w:semiHidden="1" w:unhideWhenUsed="1"/>
+    <w:lsdException w:name="Table Grid 3" w:semiHidden="1" w:unhideWhenUsed="1"/>
+    <w:lsdException w:name="Table Grid 4" w:semiHidden="1" w:unhideWhenUsed="1"/>
+    <w:lsdException w:name="Table Grid 5" w:semiHidden="1" w:unhideWhenUsed="1"/>
+    <w:lsdException w:name="Table Grid 6" w:semiHidden="1" w:unhideWhenUsed="1"/>
+    <w:lsdException w:name="Table Grid 7" w:semiHidden="1" w:unhideWhenUsed="1"/>
+    <w:lsdException w:name="Table Grid 8" w:semiHidden="1" w:unhideWhenUsed="1"/>
+    <w:lsdException w:name="Table List 1" w:semiHidden="1" w:unhideWhenUsed="1"/>
+    <w:lsdException w:name="Table List 2" w:semiHidden="1" w:unhideWhenUsed="1"/>
+    <w:lsdException w:name="Table List 3" w:semiHidden="1" w:unhideWhenUsed="1"/>
+    <w:lsdException w:name="Table List 4" w:semiHidden="1" w:unhideWhenUsed="1"/>
+    <w:lsdException w:name="Table List 5" w:semiHidden="1" w:unhideWhenUsed="1"/>
+    <w:lsdException w:name="Table List 6" w:semiHidden="1" w:unhideWhenUsed="1"/>
+    <w:lsdException w:name="Table List 7" w:semiHidden="1" w:unhideWhenUsed="1"/>
+    <w:lsdException w:name="Table List 8" w:semiHidden="1" w:unhideWhenUsed="1"/>
+    <w:lsdException w:name="Table 3D effects 1" w:semiHidden="1" w:unhideWhenUsed="1"/>
+    <w:lsdException w:name="Table 3D effects 2" w:semiHidden="1" w:unhideWhenUsed="1"/>
+    <w:lsdException w:name="Table 3D effects 3" w:semiHidden="1" w:unhideWhenUsed="1"/>
+    <w:lsdException w:name="Table Contemporary" w:semiHidden="1" w:unhideWhenUsed="1"/>
+    <w:lsdException w:name="Table Elegant" w:semiHidden="1" w:unhideWhenUsed="1"/>
+    <w:lsdException w:name="Table Professional" w:semiHidden="1" w:unhideWhenUsed="1"/>
+    <w:lsdException w:name="Table Subtle 1" w:semiHidden="1" w:unhideWhenUsed="1"/>
+    <w:lsdException w:name="Table Subtle 2" w:semiHidden="1" w:unhideWhenUsed="1"/>
+    <w:lsdException w:name="Table Web 1" w:semiHidden="1" w:unhideWhenUsed="1"/>
+    <w:lsdException w:name="Table Web 2" w:semiHidden="1" w:unhideWhenUsed="1"/>
+    <w:lsdException w:name="Table Web 3" w:semiHidden="1" w:unhideWhenUsed="1"/>
+    <w:lsdException w:name="Balloon Text" w:semiHidden="1" w:unhideWhenUsed="1"/>
+    <w:lsdException w:name="Table Grid" w:uiPriority="59"/>
+    <w:lsdException w:name="Table Theme" w:semiHidden="1" w:unhideWhenUsed="1"/>
+    <w:lsdException w:name="Placeholder Text" w:semiHidden="1"/>
+    <w:lsdException w:name="No Spacing" w:uiPriority="1" w:qFormat="1"/>
+    <w:lsdException w:name="Light Shading" w:uiPriority="60"/>
+    <w:lsdException w:name="Light List" w:uiPriority="61"/>
+    <w:lsdException w:name="Light Grid" w:uiPriority="62"/>
+    <w:lsdException w:name="Medium Shading 1" w:uiPriority="63"/>
+    <w:lsdException w:name="Medium Shading 2" w:uiPriority="64"/>
+    <w:lsdException w:name="Medium List 1" w:uiPriority="65"/>
+    <w:lsdException w:name="Medium List 2" w:uiPriority="66"/>
+    <w:lsdException w:name="Medium Grid 1" w:uiPriority="67"/>
+    <w:lsdException w:name="Medium Grid 2" w:uiPriority="68"/>
+    <w:lsdException w:name="Medium Grid 3" w:uiPriority="69"/>
+    <w:lsdException w:name="Dark List" w:uiPriority="70"/>
+    <w:lsdException w:name="Colorful Shading" w:uiPriority="71"/>
+    <w:lsdException w:name="Colorful List" w:uiPriority="72"/>
+    <w:lsdException w:name="Colorful Grid" w:uiPriority="73"/>
+    <w:lsdException w:name="Light Shading Accent 1" w:uiPriority="60"/>
+    <w:lsdException w:name="Light List Accent 1" w:uiPriority="61"/>
+    <w:lsdException w:name="Light Grid Accent 1" w:uiPriority="62"/>
+    <w:lsdException w:name="Medium Shading 1 Accent 1" w:uiPriority="63"/>
+    <w:lsdException w:name="Medium Shading 2 Accent 1" w:uiPriority="64"/>
+    <w:lsdException w:name="Medium List 1 Accent 1" w:uiPriority="65"/>
+    <w:lsdException w:name="Revision" w:semiHidden="1"/>
+    <w:lsdException w:name="List Paragraph" w:uiPriority="34" w:qFormat="1"/>
+    <w:lsdException w:name="Quote" w:uiPriority="29" w:qFormat="1"/>
+    <w:lsdException w:name="Intense Quote" w:uiPriority="30" w:qFormat="1"/>
+    <w:lsdException w:name="Medium List 2 Accent 1" w:uiPriority="66"/>
+    <w:lsdException w:name="Medium Grid 1 Accent 1" w:uiPriority="67"/>
+    <w:lsdException w:name="Medium Grid 2 Accent 1" w:uiPriority="68"/>
+    <w:lsdException w:name="Medium Grid 3 Accent 1" w:uiPriority="69"/>
+    <w:lsdException w:name="Dark List Accent 1" w:uiPriority="70"/>
+    <w:lsdException w:name="Colorful Shading Accent 1" w:uiPriority="71"/>
+    <w:lsdException w:name="Colorful List Accent 1" w:uiPriority="72"/>
+    <w:lsdException w:name="Colorful Grid Accent 1" w:uiPriority="73"/>
+    <w:lsdException w:name="Light Shading Accent 2" w:uiPriority="60"/>
+    <w:lsdException w:name="Light List Accent 2" w:uiPriority="61"/>
+    <w:lsdException w:name="Light Grid Accent 2" w:uiPriority="62"/>
+    <w:lsdException w:name="Medium Shading 1 Accent 2" w:uiPriority="63"/>
+    <w:lsdException w:name="Medium Shading 2 Accent 2" w:uiPriority="64"/>
+    <w:lsdException w:name="Medium List 1 Accent 2" w:uiPriority="65"/>
+    <w:lsdException w:name="Medium List 2 Accent 2" w:uiPriority="66"/>
+    <w:lsdException w:name="Medium Grid 1 Accent 2" w:uiPriority="67"/>
+    <w:lsdException w:name="Medium Grid 2 Accent 2" w:uiPriority="68"/>
+    <w:lsdException w:name="Medium Grid 3 Accent 2" w:uiPriority="69"/>
+    <w:lsdException w:name="Dark List Accent 2" w:uiPriority="70"/>
+    <w:lsdException w:name="Colorful Shading Accent 2" w:uiPriority="71"/>
+    <w:lsdException w:name="Colorful List Accent 2" w:uiPriority="72"/>
+    <w:lsdException w:name="Colorful Grid Accent 2" w:uiPriority="73"/>
+    <w:lsdException w:name="Light Shading Accent 3" w:uiPriority="60"/>
+    <w:lsdException w:name="Light List Accent 3" w:uiPriority="61"/>
+    <w:lsdException w:name="Light Grid Accent 3" w:uiPriority="62"/>
+    <w:lsdException w:name="Medium Shading 1 Accent 3" w:uiPriority="63"/>
+    <w:lsdException w:name="Medium Shading 2 Accent 3" w:uiPriority="64"/>
+    <w:lsdException w:name="Medium List 1 Accent 3" w:uiPriority="65"/>
+    <w:lsdException w:name="Medium List 2 Accent 3" w:uiPriority="66"/>
+    <w:lsdException w:name="Medium Grid 1 Accent 3" w:uiPriority="67"/>
+    <w:lsdException w:name="Medium Grid 2 Accent 3" w:uiPriority="68"/>
+    <w:lsdException w:name="Medium Grid 3 Accent 3" w:uiPriority="69"/>
+    <w:lsdException w:name="Dark List Accent 3" w:uiPriority="70"/>
+    <w:lsdException w:name="Colorful Shading Accent 3" w:uiPriority="71"/>
+    <w:lsdException w:name="Colorful List Accent 3" w:uiPriority="72"/>
+    <w:lsdException w:name="Colorful Grid Accent 3" w:uiPriority="73"/>
+    <w:lsdException w:name="Light Shading Accent 4" w:uiPriority="60"/>
+    <w:lsdException w:name="Light List Accent 4" w:uiPriority="61"/>
+    <w:lsdException w:name="Light Grid Accent 4" w:uiPriority="62"/>
+    <w:lsdException w:name="Medium Shading 1 Accent 4" w:uiPriority="63"/>
+    <w:lsdException w:name="Medium Shading 2 Accent 4" w:uiPriority="64"/>
+    <w:lsdException w:name="Medium List 1 Accent 4" w:uiPriority="65"/>
+    <w:lsdException w:name="Medium List 2 Accent 4" w:uiPriority="66"/>
+    <w:lsdException w:name="Medium Grid 1 Accent 4" w:uiPriority="67"/>
+    <w:lsdException w:name="Medium Grid 2 Accent 4" w:uiPriority="68"/>
+    <w:lsdException w:name="Medium Grid 3 Accent 4" w:uiPriority="69"/>
+    <w:lsdException w:name="Dark List Accent 4" w:uiPriority="70"/>
+    <w:lsdException w:name="Colorful Shading Accent 4" w:uiPriority="71"/>
+    <w:lsdException w:name="Colorful List Accent 4" w:uiPriority="72"/>
+    <w:lsdException w:name="Colorful Grid Accent 4" w:uiPriority="73"/>
+    <w:lsdException w:name="Light Shading Accent 5" w:uiPriority="60"/>
+    <w:lsdException w:name="Light List Accent 5" w:uiPriority="61"/>
+    <w:lsdException w:name="Light Grid Accent 5" w:uiPriority="62"/>
+    <w:lsdException w:name="Medium Shading 1 Accent 5" w:uiPriority="63"/>
+    <w:lsdException w:name="Medium Shading 2 Accent 5" w:uiPriority="64"/>
+    <w:lsdException w:name="Medium List 1 Accent 5" w:uiPriority="65"/>
+    <w:lsdException w:name="Medium List 2 Accent 5" w:uiPriority="66"/>
+    <w:lsdException w:name="Medium Grid 1 Accent 5" w:uiPriority="67"/>
+    <w:lsdException w:name="Medium Grid 2 Accent 5" w:uiPriority="68"/>
+    <w:lsdException w:name="Medium Grid 3 Accent 5" w:uiPriority="69"/>
+    <w:lsdException w:name="Dark List Accent 5" w:uiPriority="70"/>
+    <w:lsdException w:name="Colorful Shading Accent 5" w:uiPriority="71"/>
+    <w:lsdException w:name="Colorful List Accent 5" w:uiPriority="72"/>
+    <w:lsdException w:name="Colorful Grid Accent 5" w:uiPriority="73"/>
+    <w:lsdException w:name="Light Shading Accent 6" w:uiPriority="60"/>
+    <w:lsdException w:name="Light List Accent 6" w:uiPriority="61"/>
+    <w:lsdException w:name="Light Grid Accent 6" w:uiPriority="62"/>
+    <w:lsdException w:name="Medium Shading 1 Accent 6" w:uiPriority="63"/>
+    <w:lsdException w:name="Medium Shading 2 Accent 6" w:uiPriority="64"/>
+    <w:lsdException w:name="Medium List 1 Accent 6" w:uiPriority="65"/>
+    <w:lsdException w:name="Medium List 2 Accent 6" w:uiPriority="66"/>
+    <w:lsdException w:name="Medium Grid 1 Accent 6" w:uiPriority="67"/>
+    <w:lsdException w:name="Medium Grid 2 Accent 6" w:uiPriority="68"/>
+    <w:lsdException w:name="Medium Grid 3 Accent 6" w:uiPriority="69"/>
+    <w:lsdException w:name="Dark List Accent 6" w:uiPriority="70"/>
+    <w:lsdException w:name="Colorful Shading Accent 6" w:uiPriority="71"/>
+    <w:lsdException w:name="Colorful List Accent 6" w:uiPriority="72"/>
+    <w:lsdException w:name="Colorful Grid Accent 6" w:uiPriority="73"/>
+    <w:lsdException w:name="Subtle Emphasis" w:uiPriority="19" w:qFormat="1"/>
+    <w:lsdException w:name="Intense Emphasis" w:uiPriority="21" w:qFormat="1"/>
+    <w:lsdException w:name="Subtle Reference" w:uiPriority="31" w:qFormat="1"/>
+    <w:lsdException w:name="Intense Reference" w:uiPriority="32" w:qFormat="1"/>
+    <w:lsdException w:name="Book Title" w:uiPriority="33" w:qFormat="1"/>
+    <w:lsdException w:name="Bibliography" w:semiHidden="1" w:uiPriority="37" w:unhideWhenUsed="1"/>
+    <w:lsdException w:name="TOC Heading" w:semiHidden="1" w:uiPriority="39" w:unhideWhenUsed="1" w:qFormat="1"/>
+    <w:lsdException w:name="Plain Table 1" w:uiPriority="41"/>
+    <w:lsdException w:name="Plain Table 2" w:uiPriority="42"/>
+    <w:lsdException w:name="Plain Table 3" w:uiPriority="43"/>
+    <w:lsdException w:name="Plain Table 4" w:uiPriority="44"/>
+    <w:lsdException w:name="Plain Table 5" w:uiPriority="45"/>
+    <w:lsdException w:name="Grid Table Light" w:uiPriority="40"/>
+    <w:lsdException w:name="Grid Table 1 Light" w:uiPriority="46"/>
+    <w:lsdException w:name="Grid Table 2" w:uiPriority="47"/>
+    <w:lsdException w:name="Grid Table 3" w:uiPriority="48"/>
+    <w:lsdException w:name="Grid Table 4" w:uiPriority="49"/>
+    <w:lsdException w:name="Grid Table 5 Dark" w:uiPriority="50"/>
+    <w:lsdException w:name="Grid Table 6 Colorful" w:uiPriority="51"/>
+    <w:lsdException w:name="Grid Table 7 Colorful" w:uiPriority="52"/>
+    <w:lsdException w:name="Grid Table 1 Light Accent 1" w:uiPriority="46"/>
+    <w:lsdException w:name="Grid Table 2 Accent 1" w:uiPriority="47"/>
+    <w:lsdException w:name="Grid Table 3 Accent 1" w:uiPriority="48"/>
+    <w:lsdException w:name="Grid Table 4 Accent 1" w:uiPriority="49"/>
+    <w:lsdException w:name="Grid Table 5 Dark Accent 1" w:uiPriority="50"/>
+    <w:lsdException w:name="Grid Table 6 Colorful Accent 1" w:uiPriority="51"/>
+    <w:lsdException w:name="Grid Table 7 Colorful Accent 1" w:uiPriority="52"/>
+    <w:lsdException w:name="Grid Table 1 Light Accent 2" w:uiPriority="46"/>
+    <w:lsdException w:name="Grid Table 2 Accent 2" w:uiPriority="47"/>
+    <w:lsdException w:name="Grid Table 3 Accent 2" w:uiPriority="48"/>
+    <w:lsdException w:name="Grid Table 4 Accent 2" w:uiPriority="49"/>
+    <w:lsdException w:name="Grid Table 5 Dark Accent 2" w:uiPriority="50"/>
+    <w:lsdException w:name="Grid Table 6 Colorful Accent 2" w:uiPriority="51"/>
+    <w:lsdException w:name="Grid Table 7 Colorful Accent 2" w:uiPriority="52"/>
+    <w:lsdException w:name="Grid Table 1 Light Accent 3" w:uiPriority="46"/>
+    <w:lsdException w:name="Grid Table 2 Accent 3" w:uiPriority="47"/>
+    <w:lsdException w:name="Grid Table 3 Accent 3" w:uiPriority="48"/>
+    <w:lsdException w:name="Grid Table 4 Accent 3" w:uiPriority="49"/>
+    <w:lsdException w:name="Grid Table 5 Dark Accent 3" w:uiPriority="50"/>
+    <w:lsdException w:name="Grid Table 6 Colorful Accent 3" w:uiPriority="51"/>
+    <w:lsdException w:name="Grid Table 7 Colorful Accent 3" w:uiPriority="52"/>
+    <w:lsdException w:name="Grid Table 1 Light Accent 4" w:uiPriority="46"/>
+    <w:lsdException w:name="Grid Table 2 Accent 4" w:uiPriority="47"/>
+    <w:lsdException w:name="Grid Table 3 Accent 4" w:uiPriority="48"/>
+    <w:lsdException w:name="Grid Table 4 Accent 4" w:uiPriority="49"/>
+    <w:lsdException w:name="Grid Table 5 Dark Accent 4" w:uiPriority="50"/>
+    <w:lsdException w:name="Grid Table 6 Colorful Accent 4" w:uiPriority="51"/>
+    <w:lsdException w:name="Grid Table 7 Colorful Accent 4" w:uiPriority="52"/>
+    <w:lsdException w:name="Grid Table 1 Light Accent 5" w:uiPriority="46"/>
+    <w:lsdException w:name="Grid Table 2 Accent 5" w:uiPriority="47"/>
+    <w:lsdException w:name="Grid Table 3 Accent 5" w:uiPriority="48"/>
+    <w:lsdException w:name="Grid Table 4 Accent 5" w:uiPriority="49"/>
+    <w:lsdException w:name="Grid Table 5 Dark Accent 5" w:uiPriority="50"/>
+    <w:lsdException w:name="Grid Table 6 Colorful Accent 5" w:uiPriority="51"/>
+    <w:lsdException w:name="Grid Table 7 Colorful Accent 5" w:uiPriority="52"/>
+    <w:lsdException w:name="Grid Table 1 Light Accent 6" w:uiPriority="46"/>
+    <w:lsdException w:name="Grid Table 2 Accent 6" w:uiPriority="47"/>
+    <w:lsdException w:name="Grid Table 3 Accent 6" w:uiPriority="48"/>
+    <w:lsdException w:name="Grid Table 4 Accent 6" w:uiPriority="49"/>
+    <w:lsdException w:name="Grid Table 5 Dark Accent 6" w:uiPriority="50"/>
+    <w:lsdException w:name="Grid Table 6 Colorful Accent 6" w:uiPriority="51"/>
+    <w:lsdException w:name="Grid Table 7 Colorful Accent 6" w:uiPriority="52"/>
+    <w:lsdException w:name="List Table 1 Light" w:uiPriority="46"/>
+    <w:lsdException w:name="List Table 2" w:uiPriority="47"/>
+    <w:lsdException w:name="List Table 3" w:uiPriority="48"/>
+    <w:lsdException w:name="List Table 4" w:uiPriority="49"/>
+    <w:lsdException w:name="List Table 5 Dark" w:uiPriority="50"/>
+    <w:lsdException w:name="List Table 6 Colorful" w:uiPriority="51"/>
+    <w:lsdException w:name="List Table 7 Colorful" w:uiPriority="52"/>
+    <w:lsdException w:name="List Table 1 Light Accent 1" w:uiPriority="46"/>
+    <w:lsdException w:name="List Table 2 Accent 1" w:uiPriority="47"/>
+    <w:lsdException w:name="List Table 3 Accent 1" w:uiPriority="48"/>
+    <w:lsdException w:name="List Table 4 Accent 1" w:uiPriority="49"/>
+    <w:lsdException w:name="List Table 5 Dark Accent 1" w:uiPriority="50"/>
+    <w:lsdException w:name="List Table 6 Colorful Accent 1" w:uiPriority="51"/>
+    <w:lsdException w:name="List Table 7 Colorful Accent 1" w:uiPriority="52"/>
+    <w:lsdException w:name="List Table 1 Light Accent 2" w:uiPriority="46"/>
+    <w:lsdException w:name="List Table 2 Accent 2" w:uiPriority="47"/>
+    <w:lsdException w:name="List Table 3 Accent 2" w:uiPriority="48"/>
+    <w:lsdException w:name="List Table 4 Accent 2" w:uiPriority="49"/>
+    <w:lsdException w:name="List Table 5 Dark Accent 2" w:uiPriority="50"/>
+    <w:lsdException w:name="List Table 6 Colorful Accent 2" w:uiPriority="51"/>
+    <w:lsdException w:name="List Table 7 Colorful Accent 2" w:uiPriority="52"/>
+    <w:lsdException w:name="List Table 1 Light Accent 3" w:uiPriority="46"/>
+    <w:lsdException w:name="List Table 2 Accent 3" w:uiPriority="47"/>
+    <w:lsdException w:name="List Table 3 Accent 3" w:uiPriority="48"/>
+    <w:lsdException w:name="List Table 4 Accent 3" w:uiPriority="49"/>
+    <w:lsdException w:name="List Table 5 Dark Accent 3" w:uiPriority="50"/>
+    <w:lsdException w:name="List Table 6 Colorful Accent 3" w:uiPriority="51"/>
+    <w:lsdException w:name="List Table 7 Colorful Accent 3" w:uiPriority="52"/>
+    <w:lsdException w:name="List Table 1 Light Accent 4" w:uiPriority="46"/>
+    <w:lsdException w:name="List Table 2 Accent 4" w:uiPriority="47"/>
+    <w:lsdException w:name="List Table 3 Accent 4" w:uiPriority="48"/>
+    <w:lsdException w:name="List Table 4 Accent 4" w:uiPriority="49"/>
+    <w:lsdException w:name="List Table 5 Dark Accent 4" w:uiPriority="50"/>
+    <w:lsdException w:name="List Table 6 Colorful Accent 4" w:uiPriority="51"/>
+    <w:lsdException w:name="List Table 7 Colorful Accent 4" w:uiPriority="52"/>
+    <w:lsdException w:name="List Table 1 Light Accent 5" w:uiPriority="46"/>
+    <w:lsdException w:name="List Table 2 Accent 5" w:uiPriority="47"/>
+    <w:lsdException w:name="List Table 3 Accent 5" w:uiPriority="48"/>
+    <w:lsdException w:name="List Table 4 Accent 5" w:uiPriority="49"/>
+    <w:lsdException w:name="List Table 5 Dark Accent 5" w:uiPriority="50"/>
+    <w:lsdException w:name="List Table 6 Colorful Accent 5" w:uiPriority="51"/>
+    <w:lsdException w:name="List Table 7 Colorful Accent 5" w:uiPriority="52"/>
+    <w:lsdException w:name="List Table 1 Light Accent 6" w:uiPriority="46"/>
+    <w:lsdException w:name="List Table 2 Accent 6" w:uiPriority="47"/>
+    <w:lsdException w:name="List Table 3 Accent 6" w:uiPriority="48"/>
+    <w:lsdException w:name="List Table 4 Accent 6" w:uiPriority="49"/>
+    <w:lsdException w:name="List Table 5 Dark Accent 6" w:uiPriority="50"/>
+    <w:lsdException w:name="List Table 6 Colorful Accent 6" w:uiPriority="51"/>
+    <w:lsdException w:name="List Table 7 Colorful Accent 6" w:uiPriority="52"/>
+    <w:lsdException w:name="Mention" w:semiHidden="1" w:unhideWhenUsed="1"/>
+    <w:lsdException w:name="Smart Hyperlink" w:semiHidden="1" w:unhideWhenUsed="1"/>
+    <w:lsdException w:name="Hashtag" w:semiHidden="1" w:unhideWhenUsed="1"/>
+    <w:lsdException w:name="Unresolved Mention" w:semiHidden="1" w:unhideWhenUsed="1"/>
+    <w:lsdException w:name="Smart Link" w:semiHidden="1" w:unhideWhenUsed="1"/>
   </w:latentStyles>
   <w:style w:type="paragraph" w:default="1" w:styleId="Normal">
     <w:name w:val="Normal"/>

--- a/geometry.docx
+++ b/geometry.docx
@@ -2,50 +2,6 @@
 <file path=word/document.xml><?xml version="1.0" encoding="utf-8"?>
 <w:document xmlns:wpc="http://schemas.microsoft.com/office/word/2010/wordprocessingCanvas" xmlns:cx="http://schemas.microsoft.com/office/drawing/2014/chartex" xmlns:cx1="http://schemas.microsoft.com/office/drawing/2015/9/8/chartex" xmlns:cx2="http://schemas.microsoft.com/office/drawing/2015/10/21/chartex" xmlns:cx3="http://schemas.microsoft.com/office/drawing/2016/5/9/chartex" xmlns:cx4="http://schemas.microsoft.com/office/drawing/2016/5/10/chartex" xmlns:cx5="http://schemas.microsoft.com/office/drawing/2016/5/11/chartex" xmlns:cx6="http://schemas.microsoft.com/office/drawing/2016/5/12/chartex" xmlns:cx7="http://schemas.microsoft.com/office/drawing/2016/5/13/chartex" xmlns:cx8="http://schemas.microsoft.com/office/drawing/2016/5/14/chartex" xmlns:mc="http://schemas.openxmlformats.org/markup-compatibility/2006" xmlns:aink="http://schemas.microsoft.com/office/drawing/2016/ink" xmlns:am3d="http://schemas.microsoft.com/office/drawing/2017/model3d" xmlns:o="urn:schemas-microsoft-com:office:office" xmlns:oel="http://schemas.microsoft.com/office/2019/extlst" xmlns:r="http://schemas.openxmlformats.org/officeDocument/2006/relationships" xmlns:m="http://schemas.openxmlformats.org/officeDocument/2006/math" xmlns:v="urn:schemas-microsoft-com:vml" xmlns:wp14="http://schemas.microsoft.com/office/word/2010/wordprocessingDrawing" xmlns:wp="http://schemas.openxmlformats.org/drawingml/2006/wordprocessingDrawing" xmlns:w10="urn:schemas-microsoft-com:office:word" xmlns:w="http://schemas.openxmlformats.org/wordprocessingml/2006/main" xmlns:w14="http://schemas.microsoft.com/office/word/2010/wordml" xmlns:w15="http://schemas.microsoft.com/office/word/2012/wordml" xmlns:w16cex="http://schemas.microsoft.com/office/word/2018/wordml/cex" xmlns:w16cid="http://schemas.microsoft.com/office/word/2016/wordml/cid" xmlns:w16="http://schemas.microsoft.com/office/word/2018/wordml" xmlns:w16sdtdh="http://schemas.microsoft.com/office/word/2020/wordml/sdtdatahash" xmlns:w16se="http://schemas.microsoft.com/office/word/2015/wordml/symex" xmlns:wpg="http://schemas.microsoft.com/office/word/2010/wordprocessingGroup" xmlns:wpi="http://schemas.microsoft.com/office/word/2010/wordprocessingInk" xmlns:wne="http://schemas.microsoft.com/office/word/2006/wordml" xmlns:wps="http://schemas.microsoft.com/office/word/2010/wordprocessingShape" mc:Ignorable="w14 w15 w16se w16cid w16 w16cex w16sdtdh wp14">
   <w:body>
-    <w:p>
-      <w:pPr>
-        <w:rPr>
-          <w:lang w:val="en-US"/>
-        </w:rPr>
-      </w:pPr>
-      <w:r>
-        <w:rPr>
-          <w:lang w:val="en-US"/>
-        </w:rPr>
-        <w:t>Units – Các Đơn Vị:</w:t>
-      </w:r>
-    </w:p>
-    <w:p>
-      <w:pPr>
-        <w:pStyle w:val="ListParagraph"/>
-        <w:numPr>
-          <w:ilvl w:val="0"/>
-          <w:numId w:val="12"/>
-        </w:numPr>
-        <w:pBdr>
-          <w:top w:val="single" w:sz="4" w:space="1" w:color="auto"/>
-          <w:left w:val="single" w:sz="4" w:space="4" w:color="auto"/>
-          <w:bottom w:val="single" w:sz="4" w:space="1" w:color="auto"/>
-          <w:right w:val="single" w:sz="4" w:space="4" w:color="auto"/>
-        </w:pBdr>
-        <w:rPr>
-          <w:lang w:val="en-US"/>
-        </w:rPr>
-      </w:pPr>
-      <w:r>
-        <w:rPr>
-          <w:lang w:val="en-US"/>
-        </w:rPr>
-        <w:t>1 inch = 2.54 cm</w:t>
-      </w:r>
-    </w:p>
-    <w:p>
-      <w:pPr>
-        <w:rPr>
-          <w:lang w:val="en-US"/>
-        </w:rPr>
-      </w:pPr>
-    </w:p>
     <w:p>
       <w:pPr>
         <w:rPr>
@@ -1833,7 +1789,6 @@
             <w:rFonts w:ascii="Cambria Math" w:eastAsiaTheme="minorEastAsia" w:hAnsi="Cambria Math"/>
             <w:lang w:val="en-US"/>
           </w:rPr>
-          <w:lastRenderedPageBreak/>
           <m:t>d=</m:t>
         </m:r>
         <m:f>
@@ -2062,6 +2017,7 @@
             <w:rFonts w:ascii="Cambria Math" w:eastAsiaTheme="minorEastAsia" w:hAnsi="Cambria Math"/>
             <w:lang w:val="en-US"/>
           </w:rPr>
+          <w:lastRenderedPageBreak/>
           <m:t>R=</m:t>
         </m:r>
         <m:f>
@@ -3590,6 +3546,7 @@
         <w:rPr>
           <w:lang w:val="en-US"/>
         </w:rPr>
+        <w:lastRenderedPageBreak/>
         <w:t>Spherical Coordinate System – Hệ Tọa Độ Cầu:</w:t>
       </w:r>
     </w:p>
@@ -5002,69 +4959,69 @@
         <w:rPr>
           <w:lang w:val="en-US"/>
         </w:rPr>
+        <w:sym w:font="Symbol" w:char="F071"/>
+      </w:r>
+      <w:r>
+        <w:rPr>
+          <w:lang w:val="en-US"/>
+        </w:rPr>
+        <w:t xml:space="preserve"> là góc giữa Vector tọa độ điểm hợp với tia Ox, chiều tăng góc là chiều quét từ tia Ox sang tia Oy</w:t>
+      </w:r>
+    </w:p>
+    <w:p>
+      <w:pPr>
+        <w:rPr>
+          <w:lang w:val="en-US"/>
+        </w:rPr>
+      </w:pPr>
+    </w:p>
+    <w:p>
+      <w:pPr>
+        <w:rPr>
+          <w:lang w:val="en-US"/>
+        </w:rPr>
+      </w:pPr>
+      <w:r>
+        <w:rPr>
+          <w:lang w:val="en-US"/>
+        </w:rPr>
+        <w:t>Voronoi Diagram – Sơ Đồ Voronoi:</w:t>
+      </w:r>
+    </w:p>
+    <w:p>
+      <w:pPr>
+        <w:pStyle w:val="ListParagraph"/>
+        <w:numPr>
+          <w:ilvl w:val="0"/>
+          <w:numId w:val="13"/>
+        </w:numPr>
+        <w:rPr>
+          <w:lang w:val="en-US"/>
+        </w:rPr>
+      </w:pPr>
+      <w:r>
+        <w:rPr>
+          <w:lang w:val="en-US"/>
+        </w:rPr>
+        <w:t>Tế Bào Voronoi?</w:t>
+      </w:r>
+    </w:p>
+    <w:p>
+      <w:pPr>
+        <w:pStyle w:val="ListParagraph"/>
+        <w:numPr>
+          <w:ilvl w:val="0"/>
+          <w:numId w:val="2"/>
+        </w:numPr>
+        <w:rPr>
+          <w:lang w:val="en-US"/>
+        </w:rPr>
+      </w:pPr>
+      <w:r>
+        <w:rPr>
+          <w:lang w:val="en-US"/>
+        </w:rPr>
         <w:lastRenderedPageBreak/>
-        <w:sym w:font="Symbol" w:char="F071"/>
-      </w:r>
-      <w:r>
-        <w:rPr>
-          <w:lang w:val="en-US"/>
-        </w:rPr>
-        <w:t xml:space="preserve"> là góc giữa Vector tọa độ điểm hợp với tia Ox, chiều tăng góc là chiều quét từ tia Ox sang tia Oy</w:t>
-      </w:r>
-    </w:p>
-    <w:p>
-      <w:pPr>
-        <w:rPr>
-          <w:lang w:val="en-US"/>
-        </w:rPr>
-      </w:pPr>
-    </w:p>
-    <w:p>
-      <w:pPr>
-        <w:rPr>
-          <w:lang w:val="en-US"/>
-        </w:rPr>
-      </w:pPr>
-      <w:r>
-        <w:rPr>
-          <w:lang w:val="en-US"/>
-        </w:rPr>
-        <w:t>Voronoi Diagram – Sơ Đồ Voronoi:</w:t>
-      </w:r>
-    </w:p>
-    <w:p>
-      <w:pPr>
-        <w:pStyle w:val="ListParagraph"/>
-        <w:numPr>
-          <w:ilvl w:val="0"/>
-          <w:numId w:val="13"/>
-        </w:numPr>
-        <w:rPr>
-          <w:lang w:val="en-US"/>
-        </w:rPr>
-      </w:pPr>
-      <w:r>
-        <w:rPr>
-          <w:lang w:val="en-US"/>
-        </w:rPr>
-        <w:t>Tế Bào Voronoi?</w:t>
-      </w:r>
-    </w:p>
-    <w:p>
-      <w:pPr>
-        <w:pStyle w:val="ListParagraph"/>
-        <w:numPr>
-          <w:ilvl w:val="0"/>
-          <w:numId w:val="2"/>
-        </w:numPr>
-        <w:rPr>
-          <w:lang w:val="en-US"/>
-        </w:rPr>
-      </w:pPr>
-      <w:r>
-        <w:rPr>
-          <w:lang w:val="en-US"/>
-        </w:rPr>
         <w:t>Giả sử trong không gian n chiều, ta có tập hợp hữu hạn các điểm trung tâm, khi đó vùng không gian xung quanh điểm trung tâm C, sao cho khoảng cách từ điểm bất kì trong đó đến C nhỏ hơn khoảng cách từ nó tới tất cả các điểm trung tâm khác, gọi là tế bào Voronoi</w:t>
       </w:r>
     </w:p>

--- a/geometry.docx
+++ b/geometry.docx
@@ -4504,6 +4504,194 @@
         </w:rPr>
         <w:t>Đơn vị là sr (Steradian)</w:t>
       </w:r>
+      <w:r>
+        <w:rPr>
+          <w:lang w:val="en-US"/>
+        </w:rPr>
+        <w:tab/>
+      </w:r>
+    </w:p>
+    <w:p>
+      <w:pPr>
+        <w:pStyle w:val="ListParagraph"/>
+        <w:numPr>
+          <w:ilvl w:val="0"/>
+          <w:numId w:val="2"/>
+        </w:numPr>
+        <w:rPr>
+          <w:lang w:val="en-US"/>
+        </w:rPr>
+      </w:pPr>
+      <w:r>
+        <w:rPr>
+          <w:lang w:val="en-US"/>
+        </w:rPr>
+        <w:t>Còn được tính = công thức</w:t>
+      </w:r>
+      <w:r>
+        <w:rPr>
+          <w:lang w:val="en-US"/>
+        </w:rPr>
+        <w:t xml:space="preserve"> sau, lặp qua tất cả điểm trên S, dA là Vector diện tích tại 1 điểm, r là Vector có gốc là mắt bạn, đầu là điểm đó</w:t>
+      </w:r>
+    </w:p>
+    <w:p>
+      <w:pPr>
+        <w:pStyle w:val="ListParagraph"/>
+        <w:pBdr>
+          <w:top w:val="single" w:sz="4" w:space="1" w:color="auto"/>
+          <w:left w:val="single" w:sz="4" w:space="4" w:color="auto"/>
+          <w:bottom w:val="single" w:sz="4" w:space="1" w:color="auto"/>
+          <w:right w:val="single" w:sz="4" w:space="4" w:color="auto"/>
+        </w:pBdr>
+        <w:ind w:left="1080"/>
+        <w:rPr>
+          <w:lang w:val="en-US"/>
+        </w:rPr>
+      </w:pPr>
+      <m:oMath>
+        <m:r>
+          <m:rPr>
+            <m:sty m:val="p"/>
+          </m:rPr>
+          <w:rPr>
+            <w:rFonts w:ascii="Cambria Math" w:hAnsi="Cambria Math"/>
+            <w:lang w:val="en-US"/>
+          </w:rPr>
+          <m:t>Ω</m:t>
+        </m:r>
+        <m:r>
+          <w:rPr>
+            <w:rFonts w:ascii="Cambria Math" w:hAnsi="Cambria Math"/>
+            <w:lang w:val="en-US"/>
+          </w:rPr>
+          <m:t>=</m:t>
+        </m:r>
+        <m:nary>
+          <m:naryPr>
+            <m:limLoc m:val="subSup"/>
+            <m:ctrlPr>
+              <w:rPr>
+                <w:rFonts w:ascii="Cambria Math" w:hAnsi="Cambria Math"/>
+                <w:i/>
+                <w:lang w:val="en-US"/>
+              </w:rPr>
+            </m:ctrlPr>
+          </m:naryPr>
+          <m:sub>
+            <m:r>
+              <w:rPr>
+                <w:rFonts w:ascii="Cambria Math" w:hAnsi="Cambria Math"/>
+                <w:lang w:val="en-US"/>
+              </w:rPr>
+              <m:t>S</m:t>
+            </m:r>
+          </m:sub>
+          <m:sup>
+            <m:r>
+              <w:rPr>
+                <w:rFonts w:ascii="Cambria Math" w:hAnsi="Cambria Math"/>
+                <w:lang w:val="en-US"/>
+              </w:rPr>
+              <m:t>.</m:t>
+            </m:r>
+          </m:sup>
+          <m:e>
+            <m:f>
+              <m:fPr>
+                <m:ctrlPr>
+                  <w:rPr>
+                    <w:rFonts w:ascii="Cambria Math" w:hAnsi="Cambria Math"/>
+                    <w:i/>
+                    <w:lang w:val="en-US"/>
+                  </w:rPr>
+                </m:ctrlPr>
+              </m:fPr>
+              <m:num>
+                <m:r>
+                  <w:rPr>
+                    <w:rFonts w:ascii="Cambria Math" w:hAnsi="Cambria Math"/>
+                    <w:lang w:val="en-US"/>
+                  </w:rPr>
+                  <m:t>r</m:t>
+                </m:r>
+              </m:num>
+              <m:den>
+                <m:sSup>
+                  <m:sSupPr>
+                    <m:ctrlPr>
+                      <w:rPr>
+                        <w:rFonts w:ascii="Cambria Math" w:hAnsi="Cambria Math"/>
+                        <w:i/>
+                        <w:lang w:val="en-US"/>
+                      </w:rPr>
+                    </m:ctrlPr>
+                  </m:sSupPr>
+                  <m:e>
+                    <m:d>
+                      <m:dPr>
+                        <m:begChr m:val="|"/>
+                        <m:endChr m:val="|"/>
+                        <m:ctrlPr>
+                          <w:rPr>
+                            <w:rFonts w:ascii="Cambria Math" w:hAnsi="Cambria Math"/>
+                            <w:i/>
+                            <w:lang w:val="en-US"/>
+                          </w:rPr>
+                        </m:ctrlPr>
+                      </m:dPr>
+                      <m:e>
+                        <m:r>
+                          <w:rPr>
+                            <w:rFonts w:ascii="Cambria Math" w:hAnsi="Cambria Math"/>
+                            <w:lang w:val="en-US"/>
+                          </w:rPr>
+                          <m:t>r</m:t>
+                        </m:r>
+                      </m:e>
+                    </m:d>
+                  </m:e>
+                  <m:sup>
+                    <m:r>
+                      <w:rPr>
+                        <w:rFonts w:ascii="Cambria Math" w:hAnsi="Cambria Math"/>
+                        <w:lang w:val="en-US"/>
+                      </w:rPr>
+                      <m:t>3</m:t>
+                    </m:r>
+                  </m:sup>
+                </m:sSup>
+              </m:den>
+            </m:f>
+            <m:r>
+              <w:rPr>
+                <w:rFonts w:ascii="Cambria Math" w:hAnsi="Cambria Math"/>
+                <w:lang w:val="en-US"/>
+              </w:rPr>
+              <m:t>∙dA</m:t>
+            </m:r>
+          </m:e>
+        </m:nary>
+      </m:oMath>
+      <w:r>
+        <w:rPr>
+          <w:rFonts w:eastAsiaTheme="minorEastAsia"/>
+          <w:lang w:val="en-US"/>
+        </w:rPr>
+        <w:t xml:space="preserve"> </w:t>
+      </w:r>
+    </w:p>
+    <w:p>
+      <w:pPr>
+        <w:pStyle w:val="ListParagraph"/>
+        <w:numPr>
+          <w:ilvl w:val="0"/>
+          <w:numId w:val="2"/>
+        </w:numPr>
+        <w:rPr>
+          <w:lang w:val="en-US"/>
+        </w:rPr>
+      </w:pPr>
     </w:p>
     <w:p>
       <w:pPr>
@@ -5021,7 +5209,6 @@
         <w:rPr>
           <w:lang w:val="en-US"/>
         </w:rPr>
-        <w:lastRenderedPageBreak/>
         <w:t>Giả sử trong không gian n chiều, ta có tập hợp hữu hạn các điểm trung tâm, khi đó vùng không gian xung quanh điểm trung tâm C, sao cho khoảng cách từ điểm bất kì trong đó đến C nhỏ hơn khoảng cách từ nó tới tất cả các điểm trung tâm khác, gọi là tế bào Voronoi</w:t>
       </w:r>
     </w:p>

--- a/geometry.docx
+++ b/geometry.docx
@@ -96,10 +96,13 @@
     <w:p>
       <w:pPr>
         <w:pStyle w:val="ListParagraph"/>
-        <w:numPr>
-          <w:ilvl w:val="0"/>
-          <w:numId w:val="2"/>
-        </w:numPr>
+        <w:pBdr>
+          <w:top w:val="single" w:sz="4" w:space="1" w:color="auto"/>
+          <w:left w:val="single" w:sz="4" w:space="4" w:color="auto"/>
+          <w:bottom w:val="single" w:sz="4" w:space="1" w:color="auto"/>
+          <w:right w:val="single" w:sz="4" w:space="4" w:color="auto"/>
+        </w:pBdr>
+        <w:ind w:left="1080"/>
         <w:rPr>
           <w:lang w:val="en-US"/>
         </w:rPr>
@@ -208,6 +211,13 @@
           </m:e>
         </m:rad>
       </m:oMath>
+      <w:r>
+        <w:rPr>
+          <w:rFonts w:eastAsiaTheme="minorEastAsia"/>
+          <w:lang w:val="en-US"/>
+        </w:rPr>
+        <w:t xml:space="preserve"> </w:t>
+      </w:r>
     </w:p>
     <w:p>
       <w:pPr>
@@ -272,16 +282,13 @@
     <w:p>
       <w:pPr>
         <w:pStyle w:val="ListParagraph"/>
-        <w:numPr>
-          <w:ilvl w:val="0"/>
-          <w:numId w:val="2"/>
-        </w:numPr>
         <w:pBdr>
           <w:top w:val="single" w:sz="4" w:space="1" w:color="auto"/>
           <w:left w:val="single" w:sz="4" w:space="4" w:color="auto"/>
           <w:bottom w:val="single" w:sz="4" w:space="1" w:color="auto"/>
           <w:right w:val="single" w:sz="4" w:space="4" w:color="auto"/>
         </w:pBdr>
+        <w:ind w:left="1080"/>
         <w:rPr>
           <w:lang w:val="en-US"/>
         </w:rPr>
@@ -441,6 +448,13 @@
           </m:mr>
         </m:m>
       </m:oMath>
+      <w:r>
+        <w:rPr>
+          <w:rFonts w:eastAsiaTheme="minorEastAsia"/>
+          <w:lang w:val="en-US"/>
+        </w:rPr>
+        <w:t xml:space="preserve"> </w:t>
+      </w:r>
     </w:p>
     <w:p>
       <w:pPr>
@@ -682,16 +696,13 @@
     <w:p>
       <w:pPr>
         <w:pStyle w:val="ListParagraph"/>
-        <w:numPr>
-          <w:ilvl w:val="0"/>
-          <w:numId w:val="2"/>
-        </w:numPr>
         <w:pBdr>
           <w:top w:val="single" w:sz="4" w:space="1" w:color="auto"/>
           <w:left w:val="single" w:sz="4" w:space="4" w:color="auto"/>
           <w:bottom w:val="single" w:sz="4" w:space="1" w:color="auto"/>
           <w:right w:val="single" w:sz="4" w:space="4" w:color="auto"/>
         </w:pBdr>
+        <w:ind w:left="1080"/>
         <w:rPr>
           <w:lang w:val="en-US"/>
         </w:rPr>
@@ -1097,6 +1108,13 @@
           </m:e>
         </m:d>
       </m:oMath>
+      <w:r>
+        <w:rPr>
+          <w:rFonts w:eastAsiaTheme="minorEastAsia"/>
+          <w:lang w:val="en-US"/>
+        </w:rPr>
+        <w:t xml:space="preserve"> </w:t>
+      </w:r>
     </w:p>
     <w:p>
       <w:pPr>
@@ -1195,6 +1213,177 @@
           <w:lang w:val="en-US"/>
         </w:rPr>
         <w:t xml:space="preserve"> là độ lệch pha</w:t>
+      </w:r>
+    </w:p>
+    <w:p>
+      <w:pPr>
+        <w:pStyle w:val="ListParagraph"/>
+        <w:numPr>
+          <w:ilvl w:val="0"/>
+          <w:numId w:val="1"/>
+        </w:numPr>
+        <w:rPr>
+          <w:lang w:val="en-US"/>
+        </w:rPr>
+      </w:pPr>
+      <w:r>
+        <w:rPr>
+          <w:lang w:val="en-US"/>
+        </w:rPr>
+        <w:t xml:space="preserve">Phương </w:t>
+      </w:r>
+      <w:r>
+        <w:rPr>
+          <w:lang w:val="en-US"/>
+        </w:rPr>
+        <w:t>Trình Nửa Đường Tròn Bên Trên?</w:t>
+      </w:r>
+    </w:p>
+    <w:p>
+      <w:pPr>
+        <w:pStyle w:val="ListParagraph"/>
+        <w:pBdr>
+          <w:top w:val="single" w:sz="4" w:space="1" w:color="auto"/>
+          <w:left w:val="single" w:sz="4" w:space="4" w:color="auto"/>
+          <w:bottom w:val="single" w:sz="4" w:space="1" w:color="auto"/>
+          <w:right w:val="single" w:sz="4" w:space="4" w:color="auto"/>
+        </w:pBdr>
+        <w:ind w:left="1080"/>
+        <w:rPr>
+          <w:lang w:val="en-US"/>
+        </w:rPr>
+      </w:pPr>
+      <m:oMath>
+        <m:r>
+          <w:rPr>
+            <w:rFonts w:ascii="Cambria Math" w:hAnsi="Cambria Math"/>
+            <w:lang w:val="en-US"/>
+          </w:rPr>
+          <m:t>y=</m:t>
+        </m:r>
+        <m:rad>
+          <m:radPr>
+            <m:degHide m:val="1"/>
+            <m:ctrlPr>
+              <w:rPr>
+                <w:rFonts w:ascii="Cambria Math" w:hAnsi="Cambria Math"/>
+                <w:i/>
+                <w:lang w:val="en-US"/>
+              </w:rPr>
+            </m:ctrlPr>
+          </m:radPr>
+          <m:deg/>
+          <m:e>
+            <m:r>
+              <w:rPr>
+                <w:rFonts w:ascii="Cambria Math" w:hAnsi="Cambria Math"/>
+                <w:lang w:val="en-US"/>
+              </w:rPr>
+              <m:t>-</m:t>
+            </m:r>
+            <m:sSup>
+              <m:sSupPr>
+                <m:ctrlPr>
+                  <w:rPr>
+                    <w:rFonts w:ascii="Cambria Math" w:hAnsi="Cambria Math"/>
+                    <w:i/>
+                    <w:lang w:val="en-US"/>
+                  </w:rPr>
+                </m:ctrlPr>
+              </m:sSupPr>
+              <m:e>
+                <m:r>
+                  <w:rPr>
+                    <w:rFonts w:ascii="Cambria Math" w:hAnsi="Cambria Math"/>
+                    <w:lang w:val="en-US"/>
+                  </w:rPr>
+                  <m:t>x</m:t>
+                </m:r>
+              </m:e>
+              <m:sup>
+                <m:r>
+                  <w:rPr>
+                    <w:rFonts w:ascii="Cambria Math" w:hAnsi="Cambria Math"/>
+                    <w:lang w:val="en-US"/>
+                  </w:rPr>
+                  <m:t>2</m:t>
+                </m:r>
+              </m:sup>
+            </m:sSup>
+            <m:r>
+              <w:rPr>
+                <w:rFonts w:ascii="Cambria Math" w:hAnsi="Cambria Math"/>
+                <w:lang w:val="en-US"/>
+              </w:rPr>
+              <m:t>+ax+b</m:t>
+            </m:r>
+          </m:e>
+        </m:rad>
+        <m:r>
+          <w:rPr>
+            <w:rFonts w:ascii="Cambria Math" w:hAnsi="Cambria Math"/>
+            <w:lang w:val="en-US"/>
+          </w:rPr>
+          <m:t>+c,b≥-</m:t>
+        </m:r>
+        <m:f>
+          <m:fPr>
+            <m:ctrlPr>
+              <w:rPr>
+                <w:rFonts w:ascii="Cambria Math" w:hAnsi="Cambria Math"/>
+                <w:i/>
+                <w:lang w:val="en-US"/>
+              </w:rPr>
+            </m:ctrlPr>
+          </m:fPr>
+          <m:num>
+            <m:sSup>
+              <m:sSupPr>
+                <m:ctrlPr>
+                  <w:rPr>
+                    <w:rFonts w:ascii="Cambria Math" w:hAnsi="Cambria Math"/>
+                    <w:i/>
+                    <w:lang w:val="en-US"/>
+                  </w:rPr>
+                </m:ctrlPr>
+              </m:sSupPr>
+              <m:e>
+                <m:r>
+                  <w:rPr>
+                    <w:rFonts w:ascii="Cambria Math" w:hAnsi="Cambria Math"/>
+                    <w:lang w:val="en-US"/>
+                  </w:rPr>
+                  <m:t>a</m:t>
+                </m:r>
+              </m:e>
+              <m:sup>
+                <m:r>
+                  <w:rPr>
+                    <w:rFonts w:ascii="Cambria Math" w:hAnsi="Cambria Math"/>
+                    <w:lang w:val="en-US"/>
+                  </w:rPr>
+                  <m:t>2</m:t>
+                </m:r>
+              </m:sup>
+            </m:sSup>
+          </m:num>
+          <m:den>
+            <m:r>
+              <w:rPr>
+                <w:rFonts w:ascii="Cambria Math" w:hAnsi="Cambria Math"/>
+                <w:lang w:val="en-US"/>
+              </w:rPr>
+              <m:t>4</m:t>
+            </m:r>
+          </m:den>
+        </m:f>
+      </m:oMath>
+      <w:r>
+        <w:rPr>
+          <w:rFonts w:eastAsiaTheme="minorEastAsia"/>
+          <w:lang w:val="en-US"/>
+        </w:rPr>
+        <w:t xml:space="preserve"> </w:t>
       </w:r>
     </w:p>
     <w:p>
@@ -1949,6 +2138,7 @@
         <w:rPr>
           <w:lang w:val="en-US"/>
         </w:rPr>
+        <w:lastRenderedPageBreak/>
         <w:t>c là độ dài cạnh đáy</w:t>
       </w:r>
     </w:p>
@@ -2017,7 +2207,6 @@
             <w:rFonts w:ascii="Cambria Math" w:eastAsiaTheme="minorEastAsia" w:hAnsi="Cambria Math"/>
             <w:lang w:val="en-US"/>
           </w:rPr>
-          <w:lastRenderedPageBreak/>
           <m:t>R=</m:t>
         </m:r>
         <m:f>
@@ -3526,6 +3715,7 @@
         <w:rPr>
           <w:lang w:val="en-US"/>
         </w:rPr>
+        <w:lastRenderedPageBreak/>
         <w:t>u là chỉ phương của đường</w:t>
       </w:r>
     </w:p>
@@ -3546,7 +3736,6 @@
         <w:rPr>
           <w:lang w:val="en-US"/>
         </w:rPr>
-        <w:lastRenderedPageBreak/>
         <w:t>Spherical Coordinate System – Hệ Tọa Độ Cầu:</w:t>
       </w:r>
     </w:p>
@@ -4394,6 +4583,175 @@
         <w:rPr>
           <w:lang w:val="en-US"/>
         </w:rPr>
+        <w:t>Diện tích 1 phần mặt cầu?</w:t>
+      </w:r>
+    </w:p>
+    <w:p>
+      <w:pPr>
+        <w:pStyle w:val="ListParagraph"/>
+        <w:numPr>
+          <w:ilvl w:val="0"/>
+          <w:numId w:val="2"/>
+        </w:numPr>
+        <w:rPr>
+          <w:lang w:val="en-US"/>
+        </w:rPr>
+      </w:pPr>
+      <w:r>
+        <w:rPr>
+          <w:lang w:val="en-US"/>
+        </w:rPr>
+        <w:t>Cho 1 mặt cầu tâm I</w:t>
+      </w:r>
+      <w:r>
+        <w:rPr>
+          <w:lang w:val="en-US"/>
+        </w:rPr>
+        <w:t xml:space="preserve"> bán kính = </w:t>
+      </w:r>
+      <w:r>
+        <w:rPr>
+          <w:lang w:val="en-US"/>
+        </w:rPr>
+        <w:t>R</w:t>
+      </w:r>
+      <w:r>
+        <w:rPr>
+          <w:lang w:val="en-US"/>
+        </w:rPr>
+        <w:t>, 1 mặt phẳng cắt mặt cầu đó tạo cát tuyến là 1 đường tròn tâm O</w:t>
+      </w:r>
+    </w:p>
+    <w:p>
+      <w:pPr>
+        <w:pStyle w:val="ListParagraph"/>
+        <w:numPr>
+          <w:ilvl w:val="0"/>
+          <w:numId w:val="2"/>
+        </w:numPr>
+        <w:rPr>
+          <w:lang w:val="en-US"/>
+        </w:rPr>
+      </w:pPr>
+      <w:r>
+        <w:rPr>
+          <w:lang w:val="en-US"/>
+        </w:rPr>
+        <w:t>Trục của đường tròn cắt mặt cầu tại điểm M sao cho M và O cùng phía so với I</w:t>
+      </w:r>
+      <w:r>
+        <w:rPr>
+          <w:lang w:val="en-US"/>
+        </w:rPr>
+        <w:t>, MO = a</w:t>
+      </w:r>
+    </w:p>
+    <w:p>
+      <w:pPr>
+        <w:pStyle w:val="ListParagraph"/>
+        <w:numPr>
+          <w:ilvl w:val="0"/>
+          <w:numId w:val="2"/>
+        </w:numPr>
+        <w:rPr>
+          <w:lang w:val="en-US"/>
+        </w:rPr>
+      </w:pPr>
+      <w:r>
+        <w:rPr>
+          <w:lang w:val="en-US"/>
+        </w:rPr>
+        <w:t>Khi này diện tích của phần mặt cầu có biên là đường tròn kia</w:t>
+      </w:r>
+      <w:r>
+        <w:rPr>
+          <w:lang w:val="en-US"/>
+        </w:rPr>
+        <w:t xml:space="preserve"> và chứa M</w:t>
+      </w:r>
+      <w:r>
+        <w:rPr>
+          <w:lang w:val="en-US"/>
+        </w:rPr>
+        <w:t xml:space="preserve"> sẽ = 2</w:t>
+      </w:r>
+      <w:r>
+        <w:rPr>
+          <w:lang w:val="en-US"/>
+        </w:rPr>
+        <w:t>π</w:t>
+      </w:r>
+      <w:r>
+        <w:rPr>
+          <w:lang w:val="en-US"/>
+        </w:rPr>
+        <w:t>aR</w:t>
+      </w:r>
+    </w:p>
+    <w:p>
+      <w:pPr>
+        <w:pStyle w:val="ListParagraph"/>
+        <w:numPr>
+          <w:ilvl w:val="0"/>
+          <w:numId w:val="2"/>
+        </w:numPr>
+        <w:rPr>
+          <w:lang w:val="en-US"/>
+        </w:rPr>
+      </w:pPr>
+      <w:r>
+        <w:rPr>
+          <w:lang w:val="en-US"/>
+        </w:rPr>
+        <w:t>Thể tích</w:t>
+      </w:r>
+      <w:r>
+        <w:rPr>
+          <w:lang w:val="en-US"/>
+        </w:rPr>
+        <w:t xml:space="preserve"> phần của khối cầu có dạng hình nón đỉnh I nhưng đáy là mặt cầu trên = 2</w:t>
+      </w:r>
+      <w:r>
+        <w:rPr>
+          <w:lang w:val="en-US"/>
+        </w:rPr>
+        <w:t>π</w:t>
+      </w:r>
+      <w:r>
+        <w:rPr>
+          <w:lang w:val="en-US"/>
+        </w:rPr>
+        <w:t>aR</w:t>
+      </w:r>
+      <w:r>
+        <w:rPr>
+          <w:vertAlign w:val="superscript"/>
+          <w:lang w:val="en-US"/>
+        </w:rPr>
+        <w:t>2</w:t>
+      </w:r>
+      <w:r>
+        <w:rPr>
+          <w:lang w:val="en-US"/>
+        </w:rPr>
+        <w:t xml:space="preserve"> / 3</w:t>
+      </w:r>
+    </w:p>
+    <w:p>
+      <w:pPr>
+        <w:pStyle w:val="ListParagraph"/>
+        <w:numPr>
+          <w:ilvl w:val="0"/>
+          <w:numId w:val="6"/>
+        </w:numPr>
+        <w:rPr>
+          <w:lang w:val="en-US"/>
+        </w:rPr>
+      </w:pPr>
+      <w:r>
+        <w:rPr>
+          <w:lang w:val="en-US"/>
+        </w:rPr>
         <w:t xml:space="preserve">Góc </w:t>
       </w:r>
       <w:r>
@@ -4466,7 +4824,25 @@
         <w:rPr>
           <w:lang w:val="en-US"/>
         </w:rPr>
-        <w:t>Tạo 1 quả cầu có tâm ở mắt bạn, bán kính sao cho quả cầu không chạm, cắt hay bao luôn S</w:t>
+        <w:t>Tạo 1 quả cầu có tâm ở mắt bạn,</w:t>
+      </w:r>
+      <w:r>
+        <w:rPr>
+          <w:lang w:val="en-US"/>
+        </w:rPr>
+        <w:t xml:space="preserve"> bán kính R</w:t>
+      </w:r>
+      <w:r>
+        <w:rPr>
+          <w:lang w:val="en-US"/>
+        </w:rPr>
+        <w:t xml:space="preserve"> </w:t>
+      </w:r>
+      <w:r>
+        <w:rPr>
+          <w:lang w:val="en-US"/>
+        </w:rPr>
+        <w:t>sao cho quả cầu không chạm, cắt hay bao luôn S</w:t>
       </w:r>
     </w:p>
     <w:p>
@@ -4484,7 +4860,73 @@
         <w:rPr>
           <w:lang w:val="en-US"/>
         </w:rPr>
-        <w:t>Gọi phần giao giữa mặt cầu và khối V là bề mặt G, chuẩn hóa để mặt cầu có bán kính = 1, khi đó diện tích G = góc khối của vật thể với điểm nhìn là mắt bạn</w:t>
+        <w:t>Gọi phần giao giữa mặt cầu và khối V là bề mặt G,</w:t>
+      </w:r>
+      <w:r>
+        <w:rPr>
+          <w:lang w:val="en-US"/>
+        </w:rPr>
+        <w:t xml:space="preserve"> phần giao giữa khối cầu và khối V là khối H,</w:t>
+      </w:r>
+      <w:r>
+        <w:rPr>
+          <w:lang w:val="en-US"/>
+        </w:rPr>
+        <w:t xml:space="preserve"> ta có </w:t>
+      </w:r>
+      <w:r>
+        <w:rPr>
+          <w:lang w:val="en-US"/>
+        </w:rPr>
+        <w:t>thể tích H / diện tích G</w:t>
+      </w:r>
+      <w:r>
+        <w:rPr>
+          <w:lang w:val="en-US"/>
+        </w:rPr>
+        <w:t xml:space="preserve">  = </w:t>
+      </w:r>
+      <w:r>
+        <w:rPr>
+          <w:lang w:val="en-US"/>
+        </w:rPr>
+        <w:t>R</w:t>
+      </w:r>
+      <w:r>
+        <w:rPr>
+          <w:lang w:val="en-US"/>
+        </w:rPr>
+        <w:t xml:space="preserve"> / 3,</w:t>
+      </w:r>
+      <w:r>
+        <w:rPr>
+          <w:lang w:val="en-US"/>
+        </w:rPr>
+        <w:t xml:space="preserve"> </w:t>
+      </w:r>
+      <w:r>
+        <w:rPr>
+          <w:lang w:val="en-US"/>
+        </w:rPr>
+        <w:t xml:space="preserve">nếu </w:t>
+      </w:r>
+      <w:r>
+        <w:rPr>
+          <w:lang w:val="en-US"/>
+        </w:rPr>
+        <w:t xml:space="preserve">chuẩn hóa để mặt cầu có bán kính = 1, </w:t>
+      </w:r>
+      <w:r>
+        <w:rPr>
+          <w:lang w:val="en-US"/>
+        </w:rPr>
+        <w:t>thì</w:t>
+      </w:r>
+      <w:r>
+        <w:rPr>
+          <w:lang w:val="en-US"/>
+        </w:rPr>
+        <w:t xml:space="preserve"> diện tích G = góc khối của vật thể với điểm nhìn là mắt bạn</w:t>
       </w:r>
     </w:p>
     <w:p>
@@ -4728,6 +5170,7 @@
         <w:rPr>
           <w:lang w:val="en-US"/>
         </w:rPr>
+        <w:lastRenderedPageBreak/>
         <w:t xml:space="preserve">Chuyển Đổi Giữa Hệ Tọa Độ Descartes Và Hệ Tọa </w:t>
       </w:r>
       <w:r>

--- a/geometry.docx
+++ b/geometry.docx
@@ -3796,16 +3796,13 @@
     <w:p>
       <w:pPr>
         <w:pStyle w:val="ListParagraph"/>
-        <w:numPr>
-          <w:ilvl w:val="0"/>
-          <w:numId w:val="2"/>
-        </w:numPr>
         <w:pBdr>
           <w:top w:val="single" w:sz="4" w:space="1" w:color="auto"/>
           <w:left w:val="single" w:sz="4" w:space="4" w:color="auto"/>
           <w:bottom w:val="single" w:sz="4" w:space="1" w:color="auto"/>
           <w:right w:val="single" w:sz="4" w:space="4" w:color="auto"/>
         </w:pBdr>
+        <w:ind w:left="1080"/>
         <w:rPr>
           <w:lang w:val="en-US"/>
         </w:rPr>
@@ -4231,6 +4228,13 @@
           </m:mr>
         </m:m>
       </m:oMath>
+      <w:r>
+        <w:rPr>
+          <w:rFonts w:eastAsiaTheme="minorEastAsia"/>
+          <w:lang w:val="en-US"/>
+        </w:rPr>
+        <w:t xml:space="preserve"> </w:t>
+      </w:r>
     </w:p>
     <w:p>
       <w:pPr>
@@ -4271,16 +4275,13 @@
     <w:p>
       <w:pPr>
         <w:pStyle w:val="ListParagraph"/>
-        <w:numPr>
-          <w:ilvl w:val="0"/>
-          <w:numId w:val="2"/>
-        </w:numPr>
         <w:pBdr>
           <w:top w:val="single" w:sz="4" w:space="1" w:color="auto"/>
           <w:left w:val="single" w:sz="4" w:space="4" w:color="auto"/>
           <w:bottom w:val="single" w:sz="4" w:space="1" w:color="auto"/>
           <w:right w:val="single" w:sz="4" w:space="4" w:color="auto"/>
         </w:pBdr>
+        <w:ind w:left="1080"/>
         <w:rPr>
           <w:lang w:val="en-US"/>
         </w:rPr>
@@ -4453,6 +4454,13 @@
           </m:mr>
         </m:m>
       </m:oMath>
+      <w:r>
+        <w:rPr>
+          <w:rFonts w:eastAsiaTheme="minorEastAsia"/>
+          <w:lang w:val="en-US"/>
+        </w:rPr>
+        <w:t xml:space="preserve"> </w:t>
+      </w:r>
     </w:p>
     <w:p>
       <w:pPr>
@@ -5210,7 +5218,7 @@
         <w:pBdr>
           <w:top w:val="single" w:sz="4" w:space="1" w:color="auto"/>
           <w:left w:val="single" w:sz="4" w:space="4" w:color="auto"/>
-          <w:bottom w:val="single" w:sz="4" w:space="0" w:color="auto"/>
+          <w:bottom w:val="single" w:sz="4" w:space="1" w:color="auto"/>
           <w:right w:val="single" w:sz="4" w:space="4" w:color="auto"/>
         </w:pBdr>
         <w:ind w:left="1080"/>
@@ -5218,205 +5226,207 @@
           <w:lang w:val="en-US"/>
         </w:rPr>
       </w:pPr>
-      <m:oMathPara>
-        <m:oMathParaPr>
-          <m:jc m:val="left"/>
-        </m:oMathParaPr>
-        <m:oMath>
-          <m:m>
-            <m:mPr>
-              <m:mcs>
-                <m:mc>
-                  <m:mcPr>
-                    <m:count m:val="1"/>
-                    <m:mcJc m:val="center"/>
-                  </m:mcPr>
-                </m:mc>
-              </m:mcs>
-              <m:ctrlPr>
+      <m:oMath>
+        <m:m>
+          <m:mPr>
+            <m:mcs>
+              <m:mc>
+                <m:mcPr>
+                  <m:count m:val="1"/>
+                  <m:mcJc m:val="center"/>
+                </m:mcPr>
+              </m:mc>
+            </m:mcs>
+            <m:ctrlPr>
+              <w:rPr>
+                <w:rFonts w:ascii="Cambria Math" w:eastAsiaTheme="minorEastAsia" w:hAnsi="Cambria Math"/>
+                <w:i/>
+                <w:lang w:val="en-US"/>
+              </w:rPr>
+            </m:ctrlPr>
+          </m:mPr>
+          <m:mr>
+            <m:e>
+              <m:r>
                 <w:rPr>
-                  <w:rFonts w:ascii="Cambria Math" w:eastAsiaTheme="minorEastAsia" w:hAnsi="Cambria Math"/>
-                  <w:i/>
+                  <w:rFonts w:ascii="Cambria Math" w:hAnsi="Cambria Math"/>
                   <w:lang w:val="en-US"/>
                 </w:rPr>
-              </m:ctrlPr>
-            </m:mPr>
-            <m:mr>
-              <m:e>
-                <m:r>
-                  <w:rPr>
-                    <w:rFonts w:ascii="Cambria Math" w:hAnsi="Cambria Math"/>
-                    <w:lang w:val="en-US"/>
-                  </w:rPr>
-                  <m:t>r=</m:t>
-                </m:r>
-                <m:rad>
-                  <m:radPr>
-                    <m:degHide m:val="1"/>
-                    <m:ctrlPr>
-                      <w:rPr>
-                        <w:rFonts w:ascii="Cambria Math" w:hAnsi="Cambria Math"/>
-                        <w:i/>
-                        <w:lang w:val="en-US"/>
-                      </w:rPr>
-                    </m:ctrlPr>
-                  </m:radPr>
-                  <m:deg/>
-                  <m:e>
-                    <m:sSup>
-                      <m:sSupPr>
-                        <m:ctrlPr>
-                          <w:rPr>
-                            <w:rFonts w:ascii="Cambria Math" w:hAnsi="Cambria Math"/>
-                            <w:i/>
-                            <w:lang w:val="en-US"/>
-                          </w:rPr>
-                        </m:ctrlPr>
-                      </m:sSupPr>
-                      <m:e>
-                        <m:r>
-                          <w:rPr>
-                            <w:rFonts w:ascii="Cambria Math" w:hAnsi="Cambria Math"/>
-                            <w:lang w:val="en-US"/>
-                          </w:rPr>
-                          <m:t>x</m:t>
-                        </m:r>
-                      </m:e>
-                      <m:sup>
-                        <m:r>
-                          <w:rPr>
-                            <w:rFonts w:ascii="Cambria Math" w:hAnsi="Cambria Math"/>
-                            <w:lang w:val="en-US"/>
-                          </w:rPr>
-                          <m:t>2</m:t>
-                        </m:r>
-                      </m:sup>
-                    </m:sSup>
-                    <m:r>
-                      <w:rPr>
-                        <w:rFonts w:ascii="Cambria Math" w:hAnsi="Cambria Math"/>
-                        <w:lang w:val="en-US"/>
-                      </w:rPr>
-                      <m:t>+</m:t>
-                    </m:r>
-                    <m:sSup>
-                      <m:sSupPr>
-                        <m:ctrlPr>
-                          <w:rPr>
-                            <w:rFonts w:ascii="Cambria Math" w:hAnsi="Cambria Math"/>
-                            <w:i/>
-                            <w:lang w:val="en-US"/>
-                          </w:rPr>
-                        </m:ctrlPr>
-                      </m:sSupPr>
-                      <m:e>
-                        <m:r>
-                          <w:rPr>
-                            <w:rFonts w:ascii="Cambria Math" w:hAnsi="Cambria Math"/>
-                            <w:lang w:val="en-US"/>
-                          </w:rPr>
-                          <m:t>y</m:t>
-                        </m:r>
-                      </m:e>
-                      <m:sup>
-                        <m:r>
-                          <w:rPr>
-                            <w:rFonts w:ascii="Cambria Math" w:hAnsi="Cambria Math"/>
-                            <w:lang w:val="en-US"/>
-                          </w:rPr>
-                          <m:t>2</m:t>
-                        </m:r>
-                      </m:sup>
-                    </m:sSup>
-                  </m:e>
-                </m:rad>
-              </m:e>
-            </m:mr>
-            <m:mr>
-              <m:e>
-                <m:r>
-                  <w:rPr>
-                    <w:rFonts w:ascii="Cambria Math" w:hAnsi="Cambria Math"/>
-                    <w:lang w:val="en-US"/>
-                  </w:rPr>
-                  <m:t>θ=</m:t>
-                </m:r>
-                <m:sSup>
-                  <m:sSupPr>
-                    <m:ctrlPr>
-                      <w:rPr>
-                        <w:rFonts w:ascii="Cambria Math" w:hAnsi="Cambria Math"/>
-                        <w:i/>
-                        <w:lang w:val="en-US"/>
-                      </w:rPr>
-                    </m:ctrlPr>
-                  </m:sSupPr>
-                  <m:e>
-                    <m:r>
-                      <w:rPr>
-                        <w:rFonts w:ascii="Cambria Math" w:hAnsi="Cambria Math"/>
-                        <w:lang w:val="en-US"/>
-                      </w:rPr>
-                      <m:t>tan</m:t>
-                    </m:r>
-                  </m:e>
-                  <m:sup>
-                    <m:r>
-                      <w:rPr>
-                        <w:rFonts w:ascii="Cambria Math" w:hAnsi="Cambria Math"/>
-                        <w:lang w:val="en-US"/>
-                      </w:rPr>
-                      <m:t>-1</m:t>
-                    </m:r>
-                  </m:sup>
-                </m:sSup>
-                <m:d>
-                  <m:dPr>
-                    <m:ctrlPr>
-                      <w:rPr>
-                        <w:rFonts w:ascii="Cambria Math" w:hAnsi="Cambria Math"/>
-                        <w:i/>
-                        <w:lang w:val="en-US"/>
-                      </w:rPr>
-                    </m:ctrlPr>
-                  </m:dPr>
-                  <m:e>
-                    <m:f>
-                      <m:fPr>
-                        <m:ctrlPr>
-                          <w:rPr>
-                            <w:rFonts w:ascii="Cambria Math" w:hAnsi="Cambria Math"/>
-                            <w:i/>
-                            <w:lang w:val="en-US"/>
-                          </w:rPr>
-                        </m:ctrlPr>
-                      </m:fPr>
-                      <m:num>
-                        <m:r>
-                          <w:rPr>
-                            <w:rFonts w:ascii="Cambria Math" w:hAnsi="Cambria Math"/>
-                            <w:lang w:val="en-US"/>
-                          </w:rPr>
-                          <m:t>y</m:t>
-                        </m:r>
-                      </m:num>
-                      <m:den>
-                        <m:r>
-                          <w:rPr>
-                            <w:rFonts w:ascii="Cambria Math" w:hAnsi="Cambria Math"/>
-                            <w:lang w:val="en-US"/>
-                          </w:rPr>
-                          <m:t>x</m:t>
-                        </m:r>
-                      </m:den>
-                    </m:f>
-                  </m:e>
-                </m:d>
-              </m:e>
-            </m:mr>
-          </m:m>
-        </m:oMath>
-      </m:oMathPara>
+                <m:t>r=</m:t>
+              </m:r>
+              <m:rad>
+                <m:radPr>
+                  <m:degHide m:val="1"/>
+                  <m:ctrlPr>
+                    <w:rPr>
+                      <w:rFonts w:ascii="Cambria Math" w:hAnsi="Cambria Math"/>
+                      <w:i/>
+                      <w:lang w:val="en-US"/>
+                    </w:rPr>
+                  </m:ctrlPr>
+                </m:radPr>
+                <m:deg/>
+                <m:e>
+                  <m:sSup>
+                    <m:sSupPr>
+                      <m:ctrlPr>
+                        <w:rPr>
+                          <w:rFonts w:ascii="Cambria Math" w:hAnsi="Cambria Math"/>
+                          <w:i/>
+                          <w:lang w:val="en-US"/>
+                        </w:rPr>
+                      </m:ctrlPr>
+                    </m:sSupPr>
+                    <m:e>
+                      <m:r>
+                        <w:rPr>
+                          <w:rFonts w:ascii="Cambria Math" w:hAnsi="Cambria Math"/>
+                          <w:lang w:val="en-US"/>
+                        </w:rPr>
+                        <m:t>x</m:t>
+                      </m:r>
+                    </m:e>
+                    <m:sup>
+                      <m:r>
+                        <w:rPr>
+                          <w:rFonts w:ascii="Cambria Math" w:hAnsi="Cambria Math"/>
+                          <w:lang w:val="en-US"/>
+                        </w:rPr>
+                        <m:t>2</m:t>
+                      </m:r>
+                    </m:sup>
+                  </m:sSup>
+                  <m:r>
+                    <w:rPr>
+                      <w:rFonts w:ascii="Cambria Math" w:hAnsi="Cambria Math"/>
+                      <w:lang w:val="en-US"/>
+                    </w:rPr>
+                    <m:t>+</m:t>
+                  </m:r>
+                  <m:sSup>
+                    <m:sSupPr>
+                      <m:ctrlPr>
+                        <w:rPr>
+                          <w:rFonts w:ascii="Cambria Math" w:hAnsi="Cambria Math"/>
+                          <w:i/>
+                          <w:lang w:val="en-US"/>
+                        </w:rPr>
+                      </m:ctrlPr>
+                    </m:sSupPr>
+                    <m:e>
+                      <m:r>
+                        <w:rPr>
+                          <w:rFonts w:ascii="Cambria Math" w:hAnsi="Cambria Math"/>
+                          <w:lang w:val="en-US"/>
+                        </w:rPr>
+                        <m:t>y</m:t>
+                      </m:r>
+                    </m:e>
+                    <m:sup>
+                      <m:r>
+                        <w:rPr>
+                          <w:rFonts w:ascii="Cambria Math" w:hAnsi="Cambria Math"/>
+                          <w:lang w:val="en-US"/>
+                        </w:rPr>
+                        <m:t>2</m:t>
+                      </m:r>
+                    </m:sup>
+                  </m:sSup>
+                </m:e>
+              </m:rad>
+            </m:e>
+          </m:mr>
+          <m:mr>
+            <m:e>
+              <m:r>
+                <w:rPr>
+                  <w:rFonts w:ascii="Cambria Math" w:hAnsi="Cambria Math"/>
+                  <w:lang w:val="en-US"/>
+                </w:rPr>
+                <m:t>θ=</m:t>
+              </m:r>
+              <m:sSup>
+                <m:sSupPr>
+                  <m:ctrlPr>
+                    <w:rPr>
+                      <w:rFonts w:ascii="Cambria Math" w:hAnsi="Cambria Math"/>
+                      <w:i/>
+                      <w:lang w:val="en-US"/>
+                    </w:rPr>
+                  </m:ctrlPr>
+                </m:sSupPr>
+                <m:e>
+                  <m:r>
+                    <w:rPr>
+                      <w:rFonts w:ascii="Cambria Math" w:hAnsi="Cambria Math"/>
+                      <w:lang w:val="en-US"/>
+                    </w:rPr>
+                    <m:t>tan</m:t>
+                  </m:r>
+                </m:e>
+                <m:sup>
+                  <m:r>
+                    <w:rPr>
+                      <w:rFonts w:ascii="Cambria Math" w:hAnsi="Cambria Math"/>
+                      <w:lang w:val="en-US"/>
+                    </w:rPr>
+                    <m:t>-1</m:t>
+                  </m:r>
+                </m:sup>
+              </m:sSup>
+              <m:d>
+                <m:dPr>
+                  <m:ctrlPr>
+                    <w:rPr>
+                      <w:rFonts w:ascii="Cambria Math" w:hAnsi="Cambria Math"/>
+                      <w:i/>
+                      <w:lang w:val="en-US"/>
+                    </w:rPr>
+                  </m:ctrlPr>
+                </m:dPr>
+                <m:e>
+                  <m:f>
+                    <m:fPr>
+                      <m:ctrlPr>
+                        <w:rPr>
+                          <w:rFonts w:ascii="Cambria Math" w:hAnsi="Cambria Math"/>
+                          <w:i/>
+                          <w:lang w:val="en-US"/>
+                        </w:rPr>
+                      </m:ctrlPr>
+                    </m:fPr>
+                    <m:num>
+                      <m:r>
+                        <w:rPr>
+                          <w:rFonts w:ascii="Cambria Math" w:hAnsi="Cambria Math"/>
+                          <w:lang w:val="en-US"/>
+                        </w:rPr>
+                        <m:t>y</m:t>
+                      </m:r>
+                    </m:num>
+                    <m:den>
+                      <m:r>
+                        <w:rPr>
+                          <w:rFonts w:ascii="Cambria Math" w:hAnsi="Cambria Math"/>
+                          <w:lang w:val="en-US"/>
+                        </w:rPr>
+                        <m:t>x</m:t>
+                      </m:r>
+                    </m:den>
+                  </m:f>
+                </m:e>
+              </m:d>
+            </m:e>
+          </m:mr>
+        </m:m>
+      </m:oMath>
+      <w:r>
+        <w:rPr>
+          <w:rFonts w:eastAsiaTheme="minorEastAsia"/>
+          <w:lang w:val="en-US"/>
+        </w:rPr>
+        <w:t xml:space="preserve"> </w:t>
+      </w:r>
     </w:p>
     <w:p>
       <w:pPr>
@@ -5451,7 +5461,19 @@
         <w:rPr>
           <w:lang w:val="en-US"/>
         </w:rPr>
-        <w:t>Tọa độ phân cực sang tọa độ Descartes</w:t>
+        <w:t>Tọa độ phân cực sang</w:t>
+      </w:r>
+      <w:r>
+        <w:rPr>
+          <w:lang w:val="en-US"/>
+        </w:rPr>
+        <w:tab/>
+      </w:r>
+      <w:r>
+        <w:rPr>
+          <w:lang w:val="en-US"/>
+        </w:rPr>
+        <w:t xml:space="preserve"> tọa độ Descartes</w:t>
       </w:r>
     </w:p>
     <w:p>
@@ -5468,94 +5490,96 @@
           <w:lang w:val="en-US"/>
         </w:rPr>
       </w:pPr>
-      <m:oMathPara>
-        <m:oMathParaPr>
-          <m:jc m:val="left"/>
-        </m:oMathParaPr>
-        <m:oMath>
-          <m:m>
-            <m:mPr>
-              <m:mcs>
-                <m:mc>
-                  <m:mcPr>
-                    <m:count m:val="1"/>
-                    <m:mcJc m:val="center"/>
-                  </m:mcPr>
-                </m:mc>
-              </m:mcs>
-              <m:ctrlPr>
+      <m:oMath>
+        <m:m>
+          <m:mPr>
+            <m:mcs>
+              <m:mc>
+                <m:mcPr>
+                  <m:count m:val="1"/>
+                  <m:mcJc m:val="center"/>
+                </m:mcPr>
+              </m:mc>
+            </m:mcs>
+            <m:ctrlPr>
+              <w:rPr>
+                <w:rFonts w:ascii="Cambria Math" w:eastAsiaTheme="minorEastAsia" w:hAnsi="Cambria Math"/>
+                <w:i/>
+                <w:lang w:val="en-US"/>
+              </w:rPr>
+            </m:ctrlPr>
+          </m:mPr>
+          <m:mr>
+            <m:e>
+              <m:r>
                 <w:rPr>
-                  <w:rFonts w:ascii="Cambria Math" w:eastAsiaTheme="minorEastAsia" w:hAnsi="Cambria Math"/>
-                  <w:i/>
+                  <w:rFonts w:ascii="Cambria Math" w:hAnsi="Cambria Math"/>
                   <w:lang w:val="en-US"/>
                 </w:rPr>
-              </m:ctrlPr>
-            </m:mPr>
-            <m:mr>
-              <m:e>
-                <m:r>
-                  <w:rPr>
-                    <w:rFonts w:ascii="Cambria Math" w:hAnsi="Cambria Math"/>
-                    <w:lang w:val="en-US"/>
-                  </w:rPr>
-                  <m:t>x=rcos</m:t>
-                </m:r>
-                <m:d>
-                  <m:dPr>
-                    <m:ctrlPr>
-                      <w:rPr>
-                        <w:rFonts w:ascii="Cambria Math" w:hAnsi="Cambria Math"/>
-                        <w:i/>
-                        <w:lang w:val="en-US"/>
-                      </w:rPr>
-                    </m:ctrlPr>
-                  </m:dPr>
-                  <m:e>
-                    <m:r>
-                      <w:rPr>
-                        <w:rFonts w:ascii="Cambria Math" w:hAnsi="Cambria Math"/>
-                        <w:lang w:val="en-US"/>
-                      </w:rPr>
-                      <m:t>θ</m:t>
-                    </m:r>
-                  </m:e>
-                </m:d>
-              </m:e>
-            </m:mr>
-            <m:mr>
-              <m:e>
-                <m:r>
-                  <w:rPr>
-                    <w:rFonts w:ascii="Cambria Math" w:hAnsi="Cambria Math"/>
-                    <w:lang w:val="en-US"/>
-                  </w:rPr>
-                  <m:t>y=rsin</m:t>
-                </m:r>
-                <m:d>
-                  <m:dPr>
-                    <m:ctrlPr>
-                      <w:rPr>
-                        <w:rFonts w:ascii="Cambria Math" w:hAnsi="Cambria Math"/>
-                        <w:i/>
-                        <w:lang w:val="en-US"/>
-                      </w:rPr>
-                    </m:ctrlPr>
-                  </m:dPr>
-                  <m:e>
-                    <m:r>
-                      <w:rPr>
-                        <w:rFonts w:ascii="Cambria Math" w:hAnsi="Cambria Math"/>
-                        <w:lang w:val="en-US"/>
-                      </w:rPr>
-                      <m:t>θ</m:t>
-                    </m:r>
-                  </m:e>
-                </m:d>
-              </m:e>
-            </m:mr>
-          </m:m>
-        </m:oMath>
-      </m:oMathPara>
+                <m:t>x=rcos</m:t>
+              </m:r>
+              <m:d>
+                <m:dPr>
+                  <m:ctrlPr>
+                    <w:rPr>
+                      <w:rFonts w:ascii="Cambria Math" w:hAnsi="Cambria Math"/>
+                      <w:i/>
+                      <w:lang w:val="en-US"/>
+                    </w:rPr>
+                  </m:ctrlPr>
+                </m:dPr>
+                <m:e>
+                  <m:r>
+                    <w:rPr>
+                      <w:rFonts w:ascii="Cambria Math" w:hAnsi="Cambria Math"/>
+                      <w:lang w:val="en-US"/>
+                    </w:rPr>
+                    <m:t>θ</m:t>
+                  </m:r>
+                </m:e>
+              </m:d>
+            </m:e>
+          </m:mr>
+          <m:mr>
+            <m:e>
+              <m:r>
+                <w:rPr>
+                  <w:rFonts w:ascii="Cambria Math" w:hAnsi="Cambria Math"/>
+                  <w:lang w:val="en-US"/>
+                </w:rPr>
+                <m:t>y=rsin</m:t>
+              </m:r>
+              <m:d>
+                <m:dPr>
+                  <m:ctrlPr>
+                    <w:rPr>
+                      <w:rFonts w:ascii="Cambria Math" w:hAnsi="Cambria Math"/>
+                      <w:i/>
+                      <w:lang w:val="en-US"/>
+                    </w:rPr>
+                  </m:ctrlPr>
+                </m:dPr>
+                <m:e>
+                  <m:r>
+                    <w:rPr>
+                      <w:rFonts w:ascii="Cambria Math" w:hAnsi="Cambria Math"/>
+                      <w:lang w:val="en-US"/>
+                    </w:rPr>
+                    <m:t>θ</m:t>
+                  </m:r>
+                </m:e>
+              </m:d>
+            </m:e>
+          </m:mr>
+        </m:m>
+      </m:oMath>
+      <w:r>
+        <w:rPr>
+          <w:rFonts w:eastAsiaTheme="minorEastAsia"/>
+          <w:lang w:val="en-US"/>
+        </w:rPr>
+        <w:t xml:space="preserve"> </w:t>
+      </w:r>
     </w:p>
     <w:p>
       <w:pPr>

--- a/geometry.docx
+++ b/geometry.docx
@@ -3108,16 +3108,55 @@
         <w:rPr>
           <w:lang w:val="en-US"/>
         </w:rPr>
+        <w:t>Cấu Tạo?</w:t>
+      </w:r>
+    </w:p>
+    <w:p>
+      <w:pPr>
+        <w:pStyle w:val="ListParagraph"/>
+        <w:numPr>
+          <w:ilvl w:val="0"/>
+          <w:numId w:val="2"/>
+        </w:numPr>
+        <w:rPr>
+          <w:lang w:val="en-US"/>
+        </w:rPr>
+      </w:pPr>
+      <w:r>
+        <w:rPr>
+          <w:lang w:val="en-US"/>
+        </w:rPr>
+        <w:t>Gồm tia Ox, Oy và Oz = Ox tích có hướng với Oy</w:t>
+      </w:r>
+    </w:p>
+    <w:p>
+      <w:pPr>
+        <w:pStyle w:val="ListParagraph"/>
+        <w:numPr>
+          <w:ilvl w:val="0"/>
+          <w:numId w:val="4"/>
+        </w:numPr>
+        <w:rPr>
+          <w:lang w:val="en-US"/>
+        </w:rPr>
+      </w:pPr>
+      <w:r>
+        <w:rPr>
+          <w:lang w:val="en-US"/>
+        </w:rPr>
         <w:t>Tính Nhanh Tọa Độ Hình Chiếu Của Điểm Lên Mặt?</w:t>
       </w:r>
     </w:p>
     <w:p>
       <w:pPr>
         <w:pStyle w:val="ListParagraph"/>
-        <w:numPr>
-          <w:ilvl w:val="0"/>
-          <w:numId w:val="2"/>
-        </w:numPr>
+        <w:pBdr>
+          <w:top w:val="single" w:sz="4" w:space="1" w:color="auto"/>
+          <w:left w:val="single" w:sz="4" w:space="4" w:color="auto"/>
+          <w:bottom w:val="single" w:sz="4" w:space="1" w:color="auto"/>
+          <w:right w:val="single" w:sz="4" w:space="4" w:color="auto"/>
+        </w:pBdr>
+        <w:ind w:left="1080"/>
         <w:rPr>
           <w:lang w:val="en-US"/>
         </w:rPr>
@@ -3330,6 +3369,13 @@
           </m:e>
         </m:acc>
       </m:oMath>
+      <w:r>
+        <w:rPr>
+          <w:rFonts w:eastAsiaTheme="minorEastAsia"/>
+          <w:lang w:val="en-US"/>
+        </w:rPr>
+        <w:t xml:space="preserve"> </w:t>
+      </w:r>
     </w:p>
     <w:p>
       <w:pPr>
@@ -3406,10 +3452,13 @@
     <w:p>
       <w:pPr>
         <w:pStyle w:val="ListParagraph"/>
-        <w:numPr>
-          <w:ilvl w:val="0"/>
-          <w:numId w:val="2"/>
-        </w:numPr>
+        <w:pBdr>
+          <w:top w:val="single" w:sz="4" w:space="1" w:color="auto"/>
+          <w:left w:val="single" w:sz="4" w:space="4" w:color="auto"/>
+          <w:bottom w:val="single" w:sz="4" w:space="1" w:color="auto"/>
+          <w:right w:val="single" w:sz="4" w:space="4" w:color="auto"/>
+        </w:pBdr>
+        <w:ind w:left="1080"/>
         <w:rPr>
           <w:lang w:val="en-US"/>
         </w:rPr>
@@ -3663,6 +3712,13 @@
           </m:den>
         </m:f>
       </m:oMath>
+      <w:r>
+        <w:rPr>
+          <w:rFonts w:eastAsiaTheme="minorEastAsia"/>
+          <w:lang w:val="en-US"/>
+        </w:rPr>
+        <w:t xml:space="preserve"> </w:t>
+      </w:r>
     </w:p>
     <w:p>
       <w:pPr>
@@ -3715,7 +3771,6 @@
         <w:rPr>
           <w:lang w:val="en-US"/>
         </w:rPr>
-        <w:lastRenderedPageBreak/>
         <w:t>u là chỉ phương của đường</w:t>
       </w:r>
     </w:p>
@@ -5178,7 +5233,6 @@
         <w:rPr>
           <w:lang w:val="en-US"/>
         </w:rPr>
-        <w:lastRenderedPageBreak/>
         <w:t xml:space="preserve">Chuyển Đổi Giữa Hệ Tọa Độ Descartes Và Hệ Tọa </w:t>
       </w:r>
       <w:r>
@@ -5851,8 +5905,8 @@
   <w:abstractNum w:abstractNumId="1" w15:restartNumberingAfterBreak="0">
     <w:nsid w:val="0CE01B3A"/>
     <w:multiLevelType w:val="hybridMultilevel"/>
-    <w:tmpl w:val="2820B9C2"/>
-    <w:lvl w:ilvl="0" w:tplc="6FF2F6FE">
+    <w:tmpl w:val="CF46576A"/>
+    <w:lvl w:ilvl="0" w:tplc="0A06F8C6">
       <w:start w:val="1"/>
       <w:numFmt w:val="decimal"/>
       <w:lvlText w:val="%1."/>
@@ -5861,7 +5915,7 @@
         <w:ind w:left="1080" w:hanging="360"/>
       </w:pPr>
       <w:rPr>
-        <w:rFonts w:hint="default"/>
+        <w:rFonts w:asciiTheme="minorHAnsi" w:eastAsiaTheme="minorHAnsi" w:hAnsiTheme="minorHAnsi" w:cstheme="minorBidi"/>
       </w:rPr>
     </w:lvl>
     <w:lvl w:ilvl="1" w:tplc="042A0019" w:tentative="1">

--- a/geometry.docx
+++ b/geometry.docx
@@ -5694,6 +5694,298 @@
         <w:rPr>
           <w:lang w:val="en-US"/>
         </w:rPr>
+        <w:t>Torus – Vòng Xuyến:</w:t>
+      </w:r>
+    </w:p>
+    <w:p>
+      <w:pPr>
+        <w:pStyle w:val="ListParagraph"/>
+        <w:numPr>
+          <w:ilvl w:val="0"/>
+          <w:numId w:val="14"/>
+        </w:numPr>
+        <w:rPr>
+          <w:lang w:val="en-US"/>
+        </w:rPr>
+      </w:pPr>
+      <w:r>
+        <w:rPr>
+          <w:lang w:val="en-US"/>
+        </w:rPr>
+        <w:t>Thể Tích Và Diện Tích Vòng Xuyến?</w:t>
+      </w:r>
+    </w:p>
+    <w:p>
+      <w:pPr>
+        <w:pStyle w:val="ListParagraph"/>
+        <w:ind w:left="1080"/>
+        <w:rPr>
+          <w:lang w:val="en-US"/>
+        </w:rPr>
+      </w:pPr>
+      <w:r>
+        <w:rPr>
+          <w:noProof/>
+        </w:rPr>
+        <w:drawing>
+          <wp:inline distT="0" distB="0" distL="0" distR="0" wp14:anchorId="0779E86B" wp14:editId="1B25BB84">
+            <wp:extent cx="2839570" cy="1859280"/>
+            <wp:effectExtent l="0" t="0" r="0" b="7620"/>
+            <wp:docPr id="1797941035" name="Picture 1" descr="Calculate volume and surface area of Torus - GeeksforGeeks"/>
+            <wp:cNvGraphicFramePr>
+              <a:graphicFrameLocks xmlns:a="http://schemas.openxmlformats.org/drawingml/2006/main" noChangeAspect="1"/>
+            </wp:cNvGraphicFramePr>
+            <a:graphic xmlns:a="http://schemas.openxmlformats.org/drawingml/2006/main">
+              <a:graphicData uri="http://schemas.openxmlformats.org/drawingml/2006/picture">
+                <pic:pic xmlns:pic="http://schemas.openxmlformats.org/drawingml/2006/picture">
+                  <pic:nvPicPr>
+                    <pic:cNvPr id="0" name="Picture 1" descr="Calculate volume and surface area of Torus - GeeksforGeeks"/>
+                    <pic:cNvPicPr>
+                      <a:picLocks noChangeAspect="1" noChangeArrowheads="1"/>
+                    </pic:cNvPicPr>
+                  </pic:nvPicPr>
+                  <pic:blipFill>
+                    <a:blip r:embed="rId7" cstate="print">
+                      <a:extLst>
+                        <a:ext uri="{28A0092B-C50C-407E-A947-70E740481C1C}">
+                          <a14:useLocalDpi xmlns:a14="http://schemas.microsoft.com/office/drawing/2010/main" val="0"/>
+                        </a:ext>
+                      </a:extLst>
+                    </a:blip>
+                    <a:srcRect/>
+                    <a:stretch>
+                      <a:fillRect/>
+                    </a:stretch>
+                  </pic:blipFill>
+                  <pic:spPr bwMode="auto">
+                    <a:xfrm>
+                      <a:off x="0" y="0"/>
+                      <a:ext cx="2843252" cy="1861691"/>
+                    </a:xfrm>
+                    <a:prstGeom prst="rect">
+                      <a:avLst/>
+                    </a:prstGeom>
+                    <a:noFill/>
+                    <a:ln>
+                      <a:noFill/>
+                    </a:ln>
+                  </pic:spPr>
+                </pic:pic>
+              </a:graphicData>
+            </a:graphic>
+          </wp:inline>
+        </w:drawing>
+      </w:r>
+    </w:p>
+    <w:p>
+      <w:pPr>
+        <w:pStyle w:val="ListParagraph"/>
+        <w:pBdr>
+          <w:top w:val="single" w:sz="4" w:space="1" w:color="auto"/>
+          <w:left w:val="single" w:sz="4" w:space="4" w:color="auto"/>
+          <w:bottom w:val="single" w:sz="4" w:space="1" w:color="auto"/>
+          <w:right w:val="single" w:sz="4" w:space="4" w:color="auto"/>
+        </w:pBdr>
+        <w:ind w:left="1080"/>
+        <w:rPr>
+          <w:rFonts w:eastAsiaTheme="minorEastAsia"/>
+          <w:lang w:val="en-US"/>
+        </w:rPr>
+      </w:pPr>
+      <m:oMath>
+        <m:r>
+          <w:rPr>
+            <w:rFonts w:ascii="Cambria Math" w:hAnsi="Cambria Math"/>
+            <w:lang w:val="en-US"/>
+          </w:rPr>
+          <m:t>V=</m:t>
+        </m:r>
+        <m:r>
+          <w:rPr>
+            <w:rFonts w:ascii="Cambria Math" w:eastAsiaTheme="minorEastAsia" w:hAnsi="Cambria Math"/>
+            <w:lang w:val="en-US"/>
+          </w:rPr>
+          <m:t>2</m:t>
+        </m:r>
+        <m:sSup>
+          <m:sSupPr>
+            <m:ctrlPr>
+              <w:rPr>
+                <w:rFonts w:ascii="Cambria Math" w:eastAsiaTheme="minorEastAsia" w:hAnsi="Cambria Math"/>
+                <w:i/>
+                <w:lang w:val="en-US"/>
+              </w:rPr>
+            </m:ctrlPr>
+          </m:sSupPr>
+          <m:e>
+            <m:r>
+              <w:rPr>
+                <w:rFonts w:ascii="Cambria Math" w:eastAsiaTheme="minorEastAsia" w:hAnsi="Cambria Math"/>
+                <w:lang w:val="en-US"/>
+              </w:rPr>
+              <m:t>π</m:t>
+            </m:r>
+          </m:e>
+          <m:sup>
+            <m:r>
+              <w:rPr>
+                <w:rFonts w:ascii="Cambria Math" w:eastAsiaTheme="minorEastAsia" w:hAnsi="Cambria Math"/>
+                <w:lang w:val="en-US"/>
+              </w:rPr>
+              <m:t>2</m:t>
+            </m:r>
+          </m:sup>
+        </m:sSup>
+        <m:r>
+          <w:rPr>
+            <w:rFonts w:ascii="Cambria Math" w:eastAsiaTheme="minorEastAsia" w:hAnsi="Cambria Math"/>
+            <w:lang w:val="en-US"/>
+          </w:rPr>
+          <m:t>R</m:t>
+        </m:r>
+        <m:sSup>
+          <m:sSupPr>
+            <m:ctrlPr>
+              <w:rPr>
+                <w:rFonts w:ascii="Cambria Math" w:eastAsiaTheme="minorEastAsia" w:hAnsi="Cambria Math"/>
+                <w:i/>
+                <w:lang w:val="en-US"/>
+              </w:rPr>
+            </m:ctrlPr>
+          </m:sSupPr>
+          <m:e>
+            <m:r>
+              <w:rPr>
+                <w:rFonts w:ascii="Cambria Math" w:eastAsiaTheme="minorEastAsia" w:hAnsi="Cambria Math"/>
+                <w:lang w:val="en-US"/>
+              </w:rPr>
+              <m:t>r</m:t>
+            </m:r>
+          </m:e>
+          <m:sup>
+            <m:r>
+              <w:rPr>
+                <w:rFonts w:ascii="Cambria Math" w:eastAsiaTheme="minorEastAsia" w:hAnsi="Cambria Math"/>
+                <w:lang w:val="en-US"/>
+              </w:rPr>
+              <m:t>2</m:t>
+            </m:r>
+          </m:sup>
+        </m:sSup>
+      </m:oMath>
+      <w:r>
+        <w:rPr>
+          <w:rFonts w:eastAsiaTheme="minorEastAsia"/>
+          <w:lang w:val="en-US"/>
+        </w:rPr>
+        <w:t xml:space="preserve"> </w:t>
+      </w:r>
+    </w:p>
+    <w:p>
+      <w:pPr>
+        <w:pStyle w:val="ListParagraph"/>
+        <w:pBdr>
+          <w:top w:val="single" w:sz="4" w:space="1" w:color="auto"/>
+          <w:left w:val="single" w:sz="4" w:space="4" w:color="auto"/>
+          <w:bottom w:val="single" w:sz="4" w:space="1" w:color="auto"/>
+          <w:right w:val="single" w:sz="4" w:space="4" w:color="auto"/>
+        </w:pBdr>
+        <w:ind w:left="1080"/>
+        <w:rPr>
+          <w:rFonts w:eastAsiaTheme="minorEastAsia"/>
+          <w:lang w:val="en-US"/>
+        </w:rPr>
+      </w:pPr>
+      <m:oMath>
+        <m:r>
+          <w:rPr>
+            <w:rFonts w:ascii="Cambria Math" w:hAnsi="Cambria Math"/>
+            <w:lang w:val="en-US"/>
+          </w:rPr>
+          <m:t>S=</m:t>
+        </m:r>
+        <m:r>
+          <w:rPr>
+            <w:rFonts w:ascii="Cambria Math" w:hAnsi="Cambria Math"/>
+            <w:lang w:val="en-US"/>
+          </w:rPr>
+          <m:t>4</m:t>
+        </m:r>
+        <m:sSup>
+          <m:sSupPr>
+            <m:ctrlPr>
+              <w:rPr>
+                <w:rFonts w:ascii="Cambria Math" w:eastAsiaTheme="minorEastAsia" w:hAnsi="Cambria Math"/>
+                <w:i/>
+                <w:lang w:val="en-US"/>
+              </w:rPr>
+            </m:ctrlPr>
+          </m:sSupPr>
+          <m:e>
+            <m:r>
+              <w:rPr>
+                <w:rFonts w:ascii="Cambria Math" w:eastAsiaTheme="minorEastAsia" w:hAnsi="Cambria Math"/>
+                <w:lang w:val="en-US"/>
+              </w:rPr>
+              <m:t>π</m:t>
+            </m:r>
+          </m:e>
+          <m:sup>
+            <m:r>
+              <w:rPr>
+                <w:rFonts w:ascii="Cambria Math" w:eastAsiaTheme="minorEastAsia" w:hAnsi="Cambria Math"/>
+                <w:lang w:val="en-US"/>
+              </w:rPr>
+              <m:t>2</m:t>
+            </m:r>
+          </m:sup>
+        </m:sSup>
+        <m:r>
+          <w:rPr>
+            <w:rFonts w:ascii="Cambria Math" w:eastAsiaTheme="minorEastAsia" w:hAnsi="Cambria Math"/>
+            <w:lang w:val="en-US"/>
+          </w:rPr>
+          <m:t>Rr</m:t>
+        </m:r>
+      </m:oMath>
+      <w:r>
+        <w:rPr>
+          <w:rFonts w:eastAsiaTheme="minorEastAsia"/>
+          <w:lang w:val="en-US"/>
+        </w:rPr>
+        <w:t xml:space="preserve"> </w:t>
+      </w:r>
+    </w:p>
+    <w:p>
+      <w:pPr>
+        <w:pStyle w:val="ListParagraph"/>
+        <w:numPr>
+          <w:ilvl w:val="0"/>
+          <w:numId w:val="2"/>
+        </w:numPr>
+        <w:rPr>
+          <w:rFonts w:eastAsiaTheme="minorEastAsia"/>
+          <w:lang w:val="en-US"/>
+        </w:rPr>
+      </w:pPr>
+    </w:p>
+    <w:p>
+      <w:pPr>
+        <w:rPr>
+          <w:lang w:val="en-US"/>
+        </w:rPr>
+      </w:pPr>
+    </w:p>
+    <w:p>
+      <w:pPr>
+        <w:rPr>
+          <w:lang w:val="en-US"/>
+        </w:rPr>
+      </w:pPr>
+      <w:r>
+        <w:rPr>
+          <w:lang w:val="en-US"/>
+        </w:rPr>
         <w:t>Voronoi Diagram – Sơ Đồ Voronoi:</w:t>
       </w:r>
     </w:p>
@@ -6259,6 +6551,95 @@
     </w:lvl>
   </w:abstractNum>
   <w:abstractNum w:abstractNumId="5" w15:restartNumberingAfterBreak="0">
+    <w:nsid w:val="38ED19CD"/>
+    <w:multiLevelType w:val="hybridMultilevel"/>
+    <w:tmpl w:val="5C6AE8CA"/>
+    <w:lvl w:ilvl="0" w:tplc="DFE4B500">
+      <w:start w:val="1"/>
+      <w:numFmt w:val="decimal"/>
+      <w:lvlText w:val="%1."/>
+      <w:lvlJc w:val="left"/>
+      <w:pPr>
+        <w:ind w:left="1080" w:hanging="360"/>
+      </w:pPr>
+      <w:rPr>
+        <w:rFonts w:hint="default"/>
+      </w:rPr>
+    </w:lvl>
+    <w:lvl w:ilvl="1" w:tplc="04090019" w:tentative="1">
+      <w:start w:val="1"/>
+      <w:numFmt w:val="lowerLetter"/>
+      <w:lvlText w:val="%2."/>
+      <w:lvlJc w:val="left"/>
+      <w:pPr>
+        <w:ind w:left="1800" w:hanging="360"/>
+      </w:pPr>
+    </w:lvl>
+    <w:lvl w:ilvl="2" w:tplc="0409001B" w:tentative="1">
+      <w:start w:val="1"/>
+      <w:numFmt w:val="lowerRoman"/>
+      <w:lvlText w:val="%3."/>
+      <w:lvlJc w:val="right"/>
+      <w:pPr>
+        <w:ind w:left="2520" w:hanging="180"/>
+      </w:pPr>
+    </w:lvl>
+    <w:lvl w:ilvl="3" w:tplc="0409000F" w:tentative="1">
+      <w:start w:val="1"/>
+      <w:numFmt w:val="decimal"/>
+      <w:lvlText w:val="%4."/>
+      <w:lvlJc w:val="left"/>
+      <w:pPr>
+        <w:ind w:left="3240" w:hanging="360"/>
+      </w:pPr>
+    </w:lvl>
+    <w:lvl w:ilvl="4" w:tplc="04090019" w:tentative="1">
+      <w:start w:val="1"/>
+      <w:numFmt w:val="lowerLetter"/>
+      <w:lvlText w:val="%5."/>
+      <w:lvlJc w:val="left"/>
+      <w:pPr>
+        <w:ind w:left="3960" w:hanging="360"/>
+      </w:pPr>
+    </w:lvl>
+    <w:lvl w:ilvl="5" w:tplc="0409001B" w:tentative="1">
+      <w:start w:val="1"/>
+      <w:numFmt w:val="lowerRoman"/>
+      <w:lvlText w:val="%6."/>
+      <w:lvlJc w:val="right"/>
+      <w:pPr>
+        <w:ind w:left="4680" w:hanging="180"/>
+      </w:pPr>
+    </w:lvl>
+    <w:lvl w:ilvl="6" w:tplc="0409000F" w:tentative="1">
+      <w:start w:val="1"/>
+      <w:numFmt w:val="decimal"/>
+      <w:lvlText w:val="%7."/>
+      <w:lvlJc w:val="left"/>
+      <w:pPr>
+        <w:ind w:left="5400" w:hanging="360"/>
+      </w:pPr>
+    </w:lvl>
+    <w:lvl w:ilvl="7" w:tplc="04090019" w:tentative="1">
+      <w:start w:val="1"/>
+      <w:numFmt w:val="lowerLetter"/>
+      <w:lvlText w:val="%8."/>
+      <w:lvlJc w:val="left"/>
+      <w:pPr>
+        <w:ind w:left="6120" w:hanging="360"/>
+      </w:pPr>
+    </w:lvl>
+    <w:lvl w:ilvl="8" w:tplc="0409001B" w:tentative="1">
+      <w:start w:val="1"/>
+      <w:numFmt w:val="lowerRoman"/>
+      <w:lvlText w:val="%9."/>
+      <w:lvlJc w:val="right"/>
+      <w:pPr>
+        <w:ind w:left="6840" w:hanging="180"/>
+      </w:pPr>
+    </w:lvl>
+  </w:abstractNum>
+  <w:abstractNum w:abstractNumId="6" w15:restartNumberingAfterBreak="0">
     <w:nsid w:val="3CE15337"/>
     <w:multiLevelType w:val="hybridMultilevel"/>
     <w:tmpl w:val="53264FA2"/>
@@ -6371,7 +6752,7 @@
       </w:rPr>
     </w:lvl>
   </w:abstractNum>
-  <w:abstractNum w:abstractNumId="6" w15:restartNumberingAfterBreak="0">
+  <w:abstractNum w:abstractNumId="7" w15:restartNumberingAfterBreak="0">
     <w:nsid w:val="447A4AD0"/>
     <w:multiLevelType w:val="hybridMultilevel"/>
     <w:tmpl w:val="2A321CFA"/>
@@ -6460,7 +6841,7 @@
       </w:pPr>
     </w:lvl>
   </w:abstractNum>
-  <w:abstractNum w:abstractNumId="7" w15:restartNumberingAfterBreak="0">
+  <w:abstractNum w:abstractNumId="8" w15:restartNumberingAfterBreak="0">
     <w:nsid w:val="4EFD01E1"/>
     <w:multiLevelType w:val="hybridMultilevel"/>
     <w:tmpl w:val="6A68740C"/>
@@ -6549,7 +6930,7 @@
       </w:pPr>
     </w:lvl>
   </w:abstractNum>
-  <w:abstractNum w:abstractNumId="8" w15:restartNumberingAfterBreak="0">
+  <w:abstractNum w:abstractNumId="9" w15:restartNumberingAfterBreak="0">
     <w:nsid w:val="5D2D41F0"/>
     <w:multiLevelType w:val="hybridMultilevel"/>
     <w:tmpl w:val="7B8E743C"/>
@@ -6638,7 +7019,7 @@
       </w:pPr>
     </w:lvl>
   </w:abstractNum>
-  <w:abstractNum w:abstractNumId="9" w15:restartNumberingAfterBreak="0">
+  <w:abstractNum w:abstractNumId="10" w15:restartNumberingAfterBreak="0">
     <w:nsid w:val="665100E4"/>
     <w:multiLevelType w:val="hybridMultilevel"/>
     <w:tmpl w:val="29B699D4"/>
@@ -6727,7 +7108,7 @@
       </w:pPr>
     </w:lvl>
   </w:abstractNum>
-  <w:abstractNum w:abstractNumId="10" w15:restartNumberingAfterBreak="0">
+  <w:abstractNum w:abstractNumId="11" w15:restartNumberingAfterBreak="0">
     <w:nsid w:val="71A51560"/>
     <w:multiLevelType w:val="hybridMultilevel"/>
     <w:tmpl w:val="E18EBA86"/>
@@ -6816,7 +7197,7 @@
       </w:pPr>
     </w:lvl>
   </w:abstractNum>
-  <w:abstractNum w:abstractNumId="11" w15:restartNumberingAfterBreak="0">
+  <w:abstractNum w:abstractNumId="12" w15:restartNumberingAfterBreak="0">
     <w:nsid w:val="729B7FE4"/>
     <w:multiLevelType w:val="hybridMultilevel"/>
     <w:tmpl w:val="ACEED444"/>
@@ -6905,7 +7286,7 @@
       </w:pPr>
     </w:lvl>
   </w:abstractNum>
-  <w:abstractNum w:abstractNumId="12" w15:restartNumberingAfterBreak="0">
+  <w:abstractNum w:abstractNumId="13" w15:restartNumberingAfterBreak="0">
     <w:nsid w:val="75AB67BA"/>
     <w:multiLevelType w:val="hybridMultilevel"/>
     <w:tmpl w:val="BADE687E"/>
@@ -6998,10 +7379,10 @@
     <w:abstractNumId w:val="4"/>
   </w:num>
   <w:num w:numId="2" w16cid:durableId="1959800671">
-    <w:abstractNumId w:val="5"/>
+    <w:abstractNumId w:val="6"/>
   </w:num>
   <w:num w:numId="3" w16cid:durableId="2132044285">
-    <w:abstractNumId w:val="10"/>
+    <w:abstractNumId w:val="11"/>
   </w:num>
   <w:num w:numId="4" w16cid:durableId="1391540967">
     <w:abstractNumId w:val="1"/>
@@ -7013,25 +7394,28 @@
     <w:abstractNumId w:val="2"/>
   </w:num>
   <w:num w:numId="7" w16cid:durableId="179974798">
-    <w:abstractNumId w:val="12"/>
+    <w:abstractNumId w:val="13"/>
   </w:num>
   <w:num w:numId="8" w16cid:durableId="655182136">
-    <w:abstractNumId w:val="6"/>
+    <w:abstractNumId w:val="7"/>
   </w:num>
   <w:num w:numId="9" w16cid:durableId="886453597">
+    <w:abstractNumId w:val="9"/>
+  </w:num>
+  <w:num w:numId="10" w16cid:durableId="1939210676">
     <w:abstractNumId w:val="8"/>
   </w:num>
-  <w:num w:numId="10" w16cid:durableId="1939210676">
-    <w:abstractNumId w:val="7"/>
-  </w:num>
   <w:num w:numId="11" w16cid:durableId="577908656">
-    <w:abstractNumId w:val="9"/>
+    <w:abstractNumId w:val="10"/>
   </w:num>
   <w:num w:numId="12" w16cid:durableId="1258559559">
-    <w:abstractNumId w:val="11"/>
+    <w:abstractNumId w:val="12"/>
   </w:num>
   <w:num w:numId="13" w16cid:durableId="150296523">
     <w:abstractNumId w:val="0"/>
+  </w:num>
+  <w:num w:numId="14" w16cid:durableId="193931782">
+    <w:abstractNumId w:val="5"/>
   </w:num>
 </w:numbering>
 </file>

--- a/geometry.docx
+++ b/geometry.docx
@@ -4646,7 +4646,13 @@
         <w:rPr>
           <w:lang w:val="en-US"/>
         </w:rPr>
-        <w:t>Diện tích 1 phần mặt cầu?</w:t>
+        <w:t xml:space="preserve">Diện </w:t>
+      </w:r>
+      <w:r>
+        <w:rPr>
+          <w:lang w:val="en-US"/>
+        </w:rPr>
+        <w:t>Tích 1 Phần Mặt Cầu?</w:t>
       </w:r>
     </w:p>
     <w:p>
@@ -5728,7 +5734,7 @@
           <w:noProof/>
         </w:rPr>
         <w:drawing>
-          <wp:inline distT="0" distB="0" distL="0" distR="0" wp14:anchorId="0779E86B" wp14:editId="1B25BB84">
+          <wp:inline distT="0" distB="0" distL="0" distR="0" wp14:anchorId="0779E86B" wp14:editId="2D5294D3">
             <wp:extent cx="2839570" cy="1859280"/>
             <wp:effectExtent l="0" t="0" r="0" b="7620"/>
             <wp:docPr id="1797941035" name="Picture 1" descr="Calculate volume and surface area of Torus - GeeksforGeeks"/>
@@ -5902,14 +5908,7 @@
             <w:rFonts w:ascii="Cambria Math" w:hAnsi="Cambria Math"/>
             <w:lang w:val="en-US"/>
           </w:rPr>
-          <m:t>S=</m:t>
-        </m:r>
-        <m:r>
-          <w:rPr>
-            <w:rFonts w:ascii="Cambria Math" w:hAnsi="Cambria Math"/>
-            <w:lang w:val="en-US"/>
-          </w:rPr>
-          <m:t>4</m:t>
+          <m:t>S=4</m:t>
         </m:r>
         <m:sSup>
           <m:sSupPr>
